--- a/REMOTE_WORK_PLAYBOOK_ID.docx
+++ b/REMOTE_WORK_PLAYBOOK_ID.docx
@@ -4911,7 +4911,7 @@
           <w:bCs/>
           <w:b/>
         </w:rPr>
-        <w:t xml:space="preserve">Direktori lengkap di nextoveracademy.id</w:t>
+        <w:t xml:space="preserve">Direktori lengkap 102 platform</w:t>
       </w:r>
     </w:p>
     <w:p>
@@ -4919,7 +4919,23 @@
         <w:pStyle w:val="BodyText"/>
       </w:pPr>
       <w:r>
-        <w:t xml:space="preserve">Panduan ini hanya memuat platform pilihan. Next Offer Academy sedang menyiapkan direktori peluang yang lebih lengkap dan akan diperbarui secara berkala di</w:t>
+        <w:t xml:space="preserve">Tabel di bab ini hanya memuat platform pilihan. Daftar lengkap 102 platform beserta tautannya ada di bagian</w:t>
+      </w:r>
+      <w:r>
+        <w:t xml:space="preserve"> </w:t>
+      </w:r>
+      <w:r>
+        <w:rPr>
+          <w:bCs/>
+          <w:b/>
+        </w:rPr>
+        <w:t xml:space="preserve">Direktori Lengkap Platform</w:t>
+      </w:r>
+      <w:r>
+        <w:t xml:space="preserve"> </w:t>
+      </w:r>
+      <w:r>
+        <w:t xml:space="preserve">di akhir panduan. Detail setiap platform akan tersedia di database</w:t>
       </w:r>
       <w:r>
         <w:t xml:space="preserve"> </w:t>
@@ -15828,13 +15844,13 @@
     </w:p>
     <w:bookmarkEnd w:id="163"/>
     <w:bookmarkEnd w:id="164"/>
-    <w:bookmarkStart w:id="165" w:name="penutup"/>
+    <w:bookmarkStart w:id="222" w:name="direktori"/>
     <w:p>
       <w:pPr>
         <w:pStyle w:val="Heading1"/>
       </w:pPr>
       <w:r>
-        <w:t xml:space="preserve">Langkah Berikutnya</w:t>
+        <w:t xml:space="preserve">Direktori Lengkap Platform</w:t>
       </w:r>
     </w:p>
     <w:p>
@@ -15842,7 +15858,7 @@
         <w:pStyle w:val="FirstParagraph"/>
       </w:pPr>
       <w:r>
-        <w:t xml:space="preserve">Anda sudah punya peta peluang, cara lolos seleksi, workflow lamaran dengan AI, bank latihan wawancara, template networking, dan rencana aksi. Yang tersisa adalah mulai, lalu konsisten.</w:t>
+        <w:t xml:space="preserve">Berikut daftar lengkap 102 platform yang dikurasi Next Offer Academy, dibagi ke dalam tiga jalur. Klik nama platform untuk langsung membuka situsnya.</w:t>
       </w:r>
     </w:p>
     <w:p>
@@ -15854,7 +15870,42 @@
           <w:bCs/>
           <w:b/>
         </w:rPr>
-        <w:t xml:space="preserve">Lakukan hari ini (60 menit):</w:t>
+        <w:t xml:space="preserve">Arti kolom</w:t>
+      </w:r>
+      <w:r>
+        <w:rPr>
+          <w:bCs/>
+          <w:b/>
+        </w:rPr>
+        <w:t xml:space="preserve"> </w:t>
+      </w:r>
+      <w:r>
+        <w:rPr>
+          <w:bCs/>
+          <w:b/>
+        </w:rPr>
+        <w:t xml:space="preserve">“</w:t>
+      </w:r>
+      <w:r>
+        <w:rPr>
+          <w:bCs/>
+          <w:b/>
+        </w:rPr>
+        <w:t xml:space="preserve">Untuk Indonesia</w:t>
+      </w:r>
+      <w:r>
+        <w:rPr>
+          <w:bCs/>
+          <w:b/>
+        </w:rPr>
+        <w:t xml:space="preserve">”</w:t>
+      </w:r>
+      <w:r>
+        <w:rPr>
+          <w:bCs/>
+          <w:b/>
+        </w:rPr>
+        <w:t xml:space="preserve">:</w:t>
       </w:r>
     </w:p>
     <w:p>
@@ -15866,7 +15917,17 @@
         <w:pStyle w:val="Compact"/>
       </w:pPr>
       <w:r>
-        <w:t xml:space="preserve">Pilih 1–2 jalur di matriks kecocokan karier (Bab 1).</w:t>
+        <w:rPr>
+          <w:bCs/>
+          <w:b/>
+        </w:rPr>
+        <w:t xml:space="preserve">Ya:</w:t>
+      </w:r>
+      <w:r>
+        <w:t xml:space="preserve"> </w:t>
+      </w:r>
+      <w:r>
+        <w:t xml:space="preserve">menerima pelamar dari Indonesia atau punya lowongan khusus Indonesia.</w:t>
       </w:r>
     </w:p>
     <w:p>
@@ -15878,7 +15939,17 @@
         <w:pStyle w:val="Compact"/>
       </w:pPr>
       <w:r>
-        <w:t xml:space="preserve">Tulis daftar 10 lowongan atau platform target di Action Workbook.</w:t>
+        <w:rPr>
+          <w:bCs/>
+          <w:b/>
+        </w:rPr>
+        <w:t xml:space="preserve">Per lowongan:</w:t>
+      </w:r>
+      <w:r>
+        <w:t xml:space="preserve"> </w:t>
+      </w:r>
+      <w:r>
+        <w:t xml:space="preserve">terbuka global, tetapi tergantung lowongan. Cek lokasi di setiap lowongan.</w:t>
       </w:r>
     </w:p>
     <w:p>
@@ -15890,35 +15961,47 @@
         <w:pStyle w:val="Compact"/>
       </w:pPr>
       <w:r>
-        <w:t xml:space="preserve">Pasang asisten lamaran AI (prompt W1) dengan master CV Anda.</w:t>
-      </w:r>
-    </w:p>
-    <w:p>
-      <w:pPr>
-        <w:pStyle w:val="FirstParagraph"/>
-      </w:pPr>
-      <w:r>
         <w:rPr>
           <w:bCs/>
           <w:b/>
         </w:rPr>
-        <w:t xml:space="preserve">Direktori peluang remote — nextoveracademy.id</w:t>
-      </w:r>
-    </w:p>
-    <w:p>
-      <w:pPr>
-        <w:pStyle w:val="BodyText"/>
-      </w:pPr>
-      <w:r>
-        <w:t xml:space="preserve">Next Offer Academy sedang menyiapkan direktori peluang remote dan freelance internasional yang lebih lengkap. Direktori ini akan diperbarui secara berkala dan berisi platform terbaru, lowongan Bahasa Indonesia, serta panduan tambahan.</w:t>
-      </w:r>
-    </w:p>
-    <w:p>
-      <w:pPr>
-        <w:pStyle w:val="BodyText"/>
-      </w:pPr>
-      <w:r>
-        <w:t xml:space="preserve">Kunjungi</w:t>
+        <w:t xml:space="preserve">Cek saat daftar:</w:t>
+      </w:r>
+      <w:r>
+        <w:t xml:space="preserve"> </w:t>
+      </w:r>
+      <w:r>
+        <w:t xml:space="preserve">pastikan Indonesia tersedia di formulir pendaftaran.</w:t>
+      </w:r>
+    </w:p>
+    <w:p>
+      <w:pPr>
+        <w:numPr>
+          <w:ilvl w:val="0"/>
+          <w:numId w:val="1040"/>
+        </w:numPr>
+        <w:pStyle w:val="Compact"/>
+      </w:pPr>
+      <w:r>
+        <w:rPr>
+          <w:bCs/>
+          <w:b/>
+        </w:rPr>
+        <w:t xml:space="preserve">Belum menerima:</w:t>
+      </w:r>
+      <w:r>
+        <w:t xml:space="preserve"> </w:t>
+      </w:r>
+      <w:r>
+        <w:t xml:space="preserve">saat ini belum menerima pelamar dari Indonesia.</w:t>
+      </w:r>
+    </w:p>
+    <w:p>
+      <w:pPr>
+        <w:pStyle w:val="FirstParagraph"/>
+      </w:pPr>
+      <w:r>
+        <w:t xml:space="preserve">Tarif dan biaya bisa berubah sewaktu-waktu. Selalu cek halaman resmi sebelum mendaftar. Detail setiap platform (proses seleksi, cara pembayaran, tips melamar) akan tersedia di database</w:t>
       </w:r>
       <w:r>
         <w:t xml:space="preserve"> </w:t>
@@ -15934,6 +16017,7685 @@
         </w:r>
       </w:hyperlink>
       <w:r>
+        <w:t xml:space="preserve">.</w:t>
+      </w:r>
+    </w:p>
+    <w:bookmarkStart w:id="183" w:name="a.-ai-training-evaluation-2"/>
+    <w:p>
+      <w:pPr>
+        <w:pStyle w:val="Heading2"/>
+      </w:pPr>
+      <w:r>
+        <w:t xml:space="preserve">A. AI Training &amp; Evaluation</w:t>
+      </w:r>
+    </w:p>
+    <w:tbl>
+      <w:tblPr>
+        <w:tblStyle w:val="Table"/>
+        <w:tblW w:type="pct" w:w="5000"/>
+        <w:tblLook w:firstRow="1" w:lastRow="0" w:firstColumn="0" w:lastColumn="0" w:noHBand="0" w:noVBand="0" w:val="0020"/>
+        <w:jc w:val="start"/>
+      </w:tblPr>
+      <w:tblGrid>
+        <w:gridCol w:w="240"/>
+        <w:gridCol w:w="1200"/>
+        <w:gridCol w:w="2400"/>
+        <w:gridCol w:w="960"/>
+        <w:gridCol w:w="3120"/>
+      </w:tblGrid>
+      <w:tr>
+        <w:trPr>
+          <w:tblHeader w:val="true"/>
+        </w:trPr>
+        <w:tc>
+          <w:tcPr/>
+          <w:p>
+            <w:pPr>
+              <w:pStyle w:val="Compact"/>
+              <w:jc w:val="left"/>
+            </w:pPr>
+            <w:r>
+              <w:t xml:space="preserve">#</w:t>
+            </w:r>
+          </w:p>
+        </w:tc>
+        <w:tc>
+          <w:tcPr/>
+          <w:p>
+            <w:pPr>
+              <w:pStyle w:val="Compact"/>
+              <w:jc w:val="left"/>
+            </w:pPr>
+            <w:r>
+              <w:t xml:space="preserve">Platform</w:t>
+            </w:r>
+          </w:p>
+        </w:tc>
+        <w:tc>
+          <w:tcPr/>
+          <w:p>
+            <w:pPr>
+              <w:pStyle w:val="Compact"/>
+              <w:jc w:val="left"/>
+            </w:pPr>
+            <w:r>
+              <w:t xml:space="preserve">Jenis pekerjaan</w:t>
+            </w:r>
+          </w:p>
+        </w:tc>
+        <w:tc>
+          <w:tcPr/>
+          <w:p>
+            <w:pPr>
+              <w:pStyle w:val="Compact"/>
+              <w:jc w:val="left"/>
+            </w:pPr>
+            <w:r>
+              <w:t xml:space="preserve">Untuk Indonesia</w:t>
+            </w:r>
+          </w:p>
+        </w:tc>
+        <w:tc>
+          <w:tcPr/>
+          <w:p>
+            <w:pPr>
+              <w:pStyle w:val="Compact"/>
+              <w:jc w:val="left"/>
+            </w:pPr>
+            <w:r>
+              <w:t xml:space="preserve">Bayaran yang pernah diiklankan</w:t>
+            </w:r>
+          </w:p>
+        </w:tc>
+      </w:tr>
+      <w:tr>
+        <w:tc>
+          <w:tcPr/>
+          <w:p>
+            <w:pPr>
+              <w:pStyle w:val="Compact"/>
+              <w:jc w:val="left"/>
+            </w:pPr>
+            <w:r>
+              <w:t xml:space="preserve">1</w:t>
+            </w:r>
+          </w:p>
+        </w:tc>
+        <w:tc>
+          <w:tcPr/>
+          <w:p>
+            <w:pPr>
+              <w:pStyle w:val="Compact"/>
+              <w:jc w:val="left"/>
+            </w:pPr>
+            <w:hyperlink r:id="rId25">
+              <w:r>
+                <w:rPr>
+                  <w:rStyle w:val="Hyperlink"/>
+                </w:rPr>
+                <w:t xml:space="preserve">Mercor</w:t>
+              </w:r>
+            </w:hyperlink>
+          </w:p>
+        </w:tc>
+        <w:tc>
+          <w:tcPr/>
+          <w:p>
+            <w:pPr>
+              <w:pStyle w:val="Compact"/>
+              <w:jc w:val="left"/>
+            </w:pPr>
+            <w:r>
+              <w:t xml:space="preserve">AI training/evaluasi berbasis keahlian (bahasa, STEM, hukum, medis, coding), AI safety</w:t>
+            </w:r>
+          </w:p>
+        </w:tc>
+        <w:tc>
+          <w:tcPr/>
+          <w:p>
+            <w:pPr>
+              <w:pStyle w:val="Compact"/>
+              <w:jc w:val="left"/>
+            </w:pPr>
+            <w:r>
+              <w:rPr>
+                <w:bCs/>
+                <w:b/>
+              </w:rPr>
+              <w:t xml:space="preserve">Ya</w:t>
+            </w:r>
+          </w:p>
+        </w:tc>
+        <w:tc>
+          <w:tcPr/>
+          <w:p>
+            <w:pPr>
+              <w:pStyle w:val="Compact"/>
+              <w:jc w:val="left"/>
+            </w:pPr>
+            <w:r>
+              <w:t xml:space="preserve">Listing Indonesia: US$10–14/jam (Indonesian Language Expert); US$18–22/jam (Bilingual Indonesian Generalist – AI Safety); US$50/jam (Indonesian Audio Generalist Evaluator)</w:t>
+            </w:r>
+          </w:p>
+        </w:tc>
+      </w:tr>
+      <w:tr>
+        <w:tc>
+          <w:tcPr/>
+          <w:p>
+            <w:pPr>
+              <w:pStyle w:val="Compact"/>
+              <w:jc w:val="left"/>
+            </w:pPr>
+            <w:r>
+              <w:t xml:space="preserve">2</w:t>
+            </w:r>
+          </w:p>
+        </w:tc>
+        <w:tc>
+          <w:tcPr/>
+          <w:p>
+            <w:pPr>
+              <w:pStyle w:val="Compact"/>
+              <w:jc w:val="left"/>
+            </w:pPr>
+            <w:hyperlink r:id="rId26">
+              <w:r>
+                <w:rPr>
+                  <w:rStyle w:val="Hyperlink"/>
+                </w:rPr>
+                <w:t xml:space="preserve">Outlier (Scale AI)</w:t>
+              </w:r>
+            </w:hyperlink>
+          </w:p>
+        </w:tc>
+        <w:tc>
+          <w:tcPr/>
+          <w:p>
+            <w:pPr>
+              <w:pStyle w:val="Compact"/>
+              <w:jc w:val="left"/>
+            </w:pPr>
+            <w:r>
+              <w:t xml:space="preserve">Menulis/menilai respons AI, evaluasi bahasa, coding, domain expert</w:t>
+            </w:r>
+          </w:p>
+        </w:tc>
+        <w:tc>
+          <w:tcPr/>
+          <w:p>
+            <w:pPr>
+              <w:pStyle w:val="Compact"/>
+              <w:jc w:val="left"/>
+            </w:pPr>
+            <w:r>
+              <w:rPr>
+                <w:bCs/>
+                <w:b/>
+              </w:rPr>
+              <w:t xml:space="preserve">Per lowongan</w:t>
+            </w:r>
+          </w:p>
+        </w:tc>
+        <w:tc>
+          <w:tcPr/>
+          <w:p>
+            <w:pPr>
+              <w:pStyle w:val="Compact"/>
+              <w:jc w:val="left"/>
+            </w:pPr>
+            <w:r>
+              <w:t xml:space="preserve">Listing Indonesian writer: rata-rata US$7,50/jam (dihapus Jul 2025); Indonesian voice evaluator US$8/jam (Des 2024)</w:t>
+            </w:r>
+          </w:p>
+        </w:tc>
+      </w:tr>
+      <w:tr>
+        <w:tc>
+          <w:tcPr/>
+          <w:p>
+            <w:pPr>
+              <w:pStyle w:val="Compact"/>
+              <w:jc w:val="left"/>
+            </w:pPr>
+            <w:r>
+              <w:t xml:space="preserve">3</w:t>
+            </w:r>
+          </w:p>
+        </w:tc>
+        <w:tc>
+          <w:tcPr/>
+          <w:p>
+            <w:pPr>
+              <w:pStyle w:val="Compact"/>
+              <w:jc w:val="left"/>
+            </w:pPr>
+            <w:hyperlink r:id="rId165">
+              <w:r>
+                <w:rPr>
+                  <w:rStyle w:val="Hyperlink"/>
+                </w:rPr>
+                <w:t xml:space="preserve">DataAnnotation</w:t>
+              </w:r>
+            </w:hyperlink>
+          </w:p>
+        </w:tc>
+        <w:tc>
+          <w:tcPr/>
+          <w:p>
+            <w:pPr>
+              <w:pStyle w:val="Compact"/>
+              <w:jc w:val="left"/>
+            </w:pPr>
+            <w:r>
+              <w:t xml:space="preserve">Menulis &amp; menilai respons chatbot, coding evaluation</w:t>
+            </w:r>
+          </w:p>
+        </w:tc>
+        <w:tc>
+          <w:tcPr/>
+          <w:p>
+            <w:pPr>
+              <w:pStyle w:val="Compact"/>
+              <w:jc w:val="left"/>
+            </w:pPr>
+            <w:r>
+              <w:rPr>
+                <w:bCs/>
+                <w:b/>
+              </w:rPr>
+              <w:t xml:space="preserve">Belum menerima</w:t>
+            </w:r>
+          </w:p>
+        </w:tc>
+        <w:tc>
+          <w:tcPr/>
+          <w:p>
+            <w:pPr>
+              <w:pStyle w:val="Compact"/>
+              <w:jc w:val="left"/>
+            </w:pPr>
+            <w:r>
+              <w:t xml:space="preserve">Umum US$25–50+/jam; coding US$40–150+/jam</w:t>
+            </w:r>
+          </w:p>
+        </w:tc>
+      </w:tr>
+      <w:tr>
+        <w:tc>
+          <w:tcPr/>
+          <w:p>
+            <w:pPr>
+              <w:pStyle w:val="Compact"/>
+              <w:jc w:val="left"/>
+            </w:pPr>
+            <w:r>
+              <w:t xml:space="preserve">4</w:t>
+            </w:r>
+          </w:p>
+        </w:tc>
+        <w:tc>
+          <w:tcPr/>
+          <w:p>
+            <w:pPr>
+              <w:pStyle w:val="Compact"/>
+              <w:jc w:val="left"/>
+            </w:pPr>
+            <w:hyperlink r:id="rId27">
+              <w:r>
+                <w:rPr>
+                  <w:rStyle w:val="Hyperlink"/>
+                </w:rPr>
+                <w:t xml:space="preserve">Alignerr (Labelbox)</w:t>
+              </w:r>
+            </w:hyperlink>
+          </w:p>
+        </w:tc>
+        <w:tc>
+          <w:tcPr/>
+          <w:p>
+            <w:pPr>
+              <w:pStyle w:val="Compact"/>
+              <w:jc w:val="left"/>
+            </w:pPr>
+            <w:r>
+              <w:t xml:space="preserve">Evaluasi AI, domain expert, audio, coding</w:t>
+            </w:r>
+          </w:p>
+        </w:tc>
+        <w:tc>
+          <w:tcPr/>
+          <w:p>
+            <w:pPr>
+              <w:pStyle w:val="Compact"/>
+              <w:jc w:val="left"/>
+            </w:pPr>
+            <w:r>
+              <w:rPr>
+                <w:bCs/>
+                <w:b/>
+              </w:rPr>
+              <w:t xml:space="preserve">Cek saat daftar</w:t>
+            </w:r>
+          </w:p>
+        </w:tc>
+        <w:tc>
+          <w:tcPr/>
+          <w:p>
+            <w:pPr>
+              <w:pStyle w:val="Compact"/>
+              <w:jc w:val="left"/>
+            </w:pPr>
+            <w:r>
+              <w:t xml:space="preserve">Listing rata-rata US$91/jam (rentang US$15–250) berdasarkan 545 listing</w:t>
+            </w:r>
+          </w:p>
+        </w:tc>
+      </w:tr>
+      <w:tr>
+        <w:tc>
+          <w:tcPr/>
+          <w:p>
+            <w:pPr>
+              <w:pStyle w:val="Compact"/>
+              <w:jc w:val="left"/>
+            </w:pPr>
+            <w:r>
+              <w:t xml:space="preserve">5</w:t>
+            </w:r>
+          </w:p>
+        </w:tc>
+        <w:tc>
+          <w:tcPr/>
+          <w:p>
+            <w:pPr>
+              <w:pStyle w:val="Compact"/>
+              <w:jc w:val="left"/>
+            </w:pPr>
+            <w:hyperlink r:id="rId28">
+              <w:r>
+                <w:rPr>
+                  <w:rStyle w:val="Hyperlink"/>
+                </w:rPr>
+                <w:t xml:space="preserve">micro1</w:t>
+              </w:r>
+            </w:hyperlink>
+          </w:p>
+        </w:tc>
+        <w:tc>
+          <w:tcPr/>
+          <w:p>
+            <w:pPr>
+              <w:pStyle w:val="Compact"/>
+              <w:jc w:val="left"/>
+            </w:pPr>
+            <w:r>
+              <w:t xml:space="preserve">AI trainer, expert reviewer, coding &amp; domain evaluation</w:t>
+            </w:r>
+          </w:p>
+        </w:tc>
+        <w:tc>
+          <w:tcPr/>
+          <w:p>
+            <w:pPr>
+              <w:pStyle w:val="Compact"/>
+              <w:jc w:val="left"/>
+            </w:pPr>
+            <w:r>
+              <w:rPr>
+                <w:bCs/>
+                <w:b/>
+              </w:rPr>
+              <w:t xml:space="preserve">Cek saat daftar</w:t>
+            </w:r>
+          </w:p>
+        </w:tc>
+        <w:tc>
+          <w:tcPr/>
+          <w:p>
+            <w:pPr>
+              <w:pStyle w:val="Compact"/>
+              <w:jc w:val="left"/>
+            </w:pPr>
+            <w:r>
+              <w:t xml:space="preserve">Listing US$21–70/jam; tipikal US$30–135+/jam</w:t>
+            </w:r>
+          </w:p>
+        </w:tc>
+      </w:tr>
+      <w:tr>
+        <w:tc>
+          <w:tcPr/>
+          <w:p>
+            <w:pPr>
+              <w:pStyle w:val="Compact"/>
+              <w:jc w:val="left"/>
+            </w:pPr>
+            <w:r>
+              <w:t xml:space="preserve">6</w:t>
+            </w:r>
+          </w:p>
+        </w:tc>
+        <w:tc>
+          <w:tcPr/>
+          <w:p>
+            <w:pPr>
+              <w:pStyle w:val="Compact"/>
+              <w:jc w:val="left"/>
+            </w:pPr>
+            <w:hyperlink r:id="rId166">
+              <w:r>
+                <w:rPr>
+                  <w:rStyle w:val="Hyperlink"/>
+                </w:rPr>
+                <w:t xml:space="preserve">Halluminate</w:t>
+              </w:r>
+            </w:hyperlink>
+          </w:p>
+        </w:tc>
+        <w:tc>
+          <w:tcPr/>
+          <w:p>
+            <w:pPr>
+              <w:pStyle w:val="Compact"/>
+              <w:jc w:val="left"/>
+            </w:pPr>
+            <w:r>
+              <w:t xml:space="preserve">Lowongan full-time (Strategic Project Lead, Member of Technical Staff)</w:t>
+            </w:r>
+          </w:p>
+        </w:tc>
+        <w:tc>
+          <w:tcPr/>
+          <w:p>
+            <w:pPr>
+              <w:pStyle w:val="Compact"/>
+              <w:jc w:val="left"/>
+            </w:pPr>
+            <w:r>
+              <w:rPr>
+                <w:bCs/>
+                <w:b/>
+              </w:rPr>
+              <w:t xml:space="preserve">Belum menerima</w:t>
+            </w:r>
+          </w:p>
+        </w:tc>
+        <w:tc>
+          <w:tcPr/>
+          <w:p>
+            <w:pPr>
+              <w:pStyle w:val="Compact"/>
+              <w:jc w:val="left"/>
+            </w:pPr>
+            <w:r>
+              <w:t xml:space="preserve">US$150–275K/tahun (full-time, AS)</w:t>
+            </w:r>
+          </w:p>
+        </w:tc>
+      </w:tr>
+      <w:tr>
+        <w:tc>
+          <w:tcPr/>
+          <w:p>
+            <w:pPr>
+              <w:pStyle w:val="Compact"/>
+              <w:jc w:val="left"/>
+            </w:pPr>
+            <w:r>
+              <w:t xml:space="preserve">7</w:t>
+            </w:r>
+          </w:p>
+        </w:tc>
+        <w:tc>
+          <w:tcPr/>
+          <w:p>
+            <w:pPr>
+              <w:pStyle w:val="Compact"/>
+              <w:jc w:val="left"/>
+            </w:pPr>
+            <w:hyperlink r:id="rId29">
+              <w:r>
+                <w:rPr>
+                  <w:rStyle w:val="Hyperlink"/>
+                </w:rPr>
+                <w:t xml:space="preserve">Mindrift (Toloka)</w:t>
+              </w:r>
+            </w:hyperlink>
+          </w:p>
+        </w:tc>
+        <w:tc>
+          <w:tcPr/>
+          <w:p>
+            <w:pPr>
+              <w:pStyle w:val="Compact"/>
+              <w:jc w:val="left"/>
+            </w:pPr>
+            <w:r>
+              <w:t xml:space="preserve">Menulis, coding, evaluasi dan pembuatan data AI per proyek</w:t>
+            </w:r>
+          </w:p>
+        </w:tc>
+        <w:tc>
+          <w:tcPr/>
+          <w:p>
+            <w:pPr>
+              <w:pStyle w:val="Compact"/>
+              <w:jc w:val="left"/>
+            </w:pPr>
+            <w:r>
+              <w:rPr>
+                <w:bCs/>
+                <w:b/>
+              </w:rPr>
+              <w:t xml:space="preserve">Per lowongan</w:t>
+            </w:r>
+          </w:p>
+        </w:tc>
+        <w:tc>
+          <w:tcPr/>
+          <w:p>
+            <w:pPr>
+              <w:pStyle w:val="Compact"/>
+              <w:jc w:val="left"/>
+            </w:pPr>
+            <w:r>
+              <w:t xml:space="preserve">US$15–100+/jam; tiap tugas menampilkan reward tetap</w:t>
+            </w:r>
+          </w:p>
+        </w:tc>
+      </w:tr>
+      <w:tr>
+        <w:tc>
+          <w:tcPr/>
+          <w:p>
+            <w:pPr>
+              <w:pStyle w:val="Compact"/>
+              <w:jc w:val="left"/>
+            </w:pPr>
+            <w:r>
+              <w:t xml:space="preserve">8</w:t>
+            </w:r>
+          </w:p>
+        </w:tc>
+        <w:tc>
+          <w:tcPr/>
+          <w:p>
+            <w:pPr>
+              <w:pStyle w:val="Compact"/>
+              <w:jc w:val="left"/>
+            </w:pPr>
+            <w:hyperlink r:id="rId167">
+              <w:r>
+                <w:rPr>
+                  <w:rStyle w:val="Hyperlink"/>
+                </w:rPr>
+                <w:t xml:space="preserve">Toloka (crowd tasks)</w:t>
+              </w:r>
+            </w:hyperlink>
+          </w:p>
+        </w:tc>
+        <w:tc>
+          <w:tcPr/>
+          <w:p>
+            <w:pPr>
+              <w:pStyle w:val="Compact"/>
+              <w:jc w:val="left"/>
+            </w:pPr>
+            <w:r>
+              <w:t xml:space="preserve">Microtask: klasifikasi, moderasi, anotasi sederhana</w:t>
+            </w:r>
+          </w:p>
+        </w:tc>
+        <w:tc>
+          <w:tcPr/>
+          <w:p>
+            <w:pPr>
+              <w:pStyle w:val="Compact"/>
+              <w:jc w:val="left"/>
+            </w:pPr>
+            <w:r>
+              <w:rPr>
+                <w:bCs/>
+                <w:b/>
+              </w:rPr>
+              <w:t xml:space="preserve">Cek saat daftar</w:t>
+            </w:r>
+          </w:p>
+        </w:tc>
+        <w:tc>
+          <w:tcPr/>
+          <w:p>
+            <w:pPr>
+              <w:pStyle w:val="Compact"/>
+              <w:jc w:val="left"/>
+            </w:pPr>
+            <w:r>
+              <w:t xml:space="preserve">Sebagian besar tugas bernilai sen</w:t>
+            </w:r>
+          </w:p>
+        </w:tc>
+      </w:tr>
+      <w:tr>
+        <w:tc>
+          <w:tcPr/>
+          <w:p>
+            <w:pPr>
+              <w:pStyle w:val="Compact"/>
+              <w:jc w:val="left"/>
+            </w:pPr>
+            <w:r>
+              <w:t xml:space="preserve">9</w:t>
+            </w:r>
+          </w:p>
+        </w:tc>
+        <w:tc>
+          <w:tcPr/>
+          <w:p>
+            <w:pPr>
+              <w:pStyle w:val="Compact"/>
+              <w:jc w:val="left"/>
+            </w:pPr>
+            <w:hyperlink r:id="rId33">
+              <w:r>
+                <w:rPr>
+                  <w:rStyle w:val="Hyperlink"/>
+                </w:rPr>
+                <w:t xml:space="preserve">Appen / CrowdGen</w:t>
+              </w:r>
+            </w:hyperlink>
+          </w:p>
+        </w:tc>
+        <w:tc>
+          <w:tcPr/>
+          <w:p>
+            <w:pPr>
+              <w:pStyle w:val="Compact"/>
+              <w:jc w:val="left"/>
+            </w:pPr>
+            <w:r>
+              <w:t xml:space="preserve">Social media evaluator, search evaluator, data collection</w:t>
+            </w:r>
+          </w:p>
+        </w:tc>
+        <w:tc>
+          <w:tcPr/>
+          <w:p>
+            <w:pPr>
+              <w:pStyle w:val="Compact"/>
+              <w:jc w:val="left"/>
+            </w:pPr>
+            <w:r>
+              <w:rPr>
+                <w:bCs/>
+                <w:b/>
+              </w:rPr>
+              <w:t xml:space="preserve">Ya</w:t>
+            </w:r>
+          </w:p>
+        </w:tc>
+        <w:tc>
+          <w:tcPr/>
+          <w:p>
+            <w:pPr>
+              <w:pStyle w:val="Compact"/>
+              <w:jc w:val="left"/>
+            </w:pPr>
+            <w:r>
+              <w:t xml:space="preserve">Listing Social Media Evaluator Indonesia: US$2,43/jam, ±20 jam/minggu</w:t>
+            </w:r>
+          </w:p>
+        </w:tc>
+      </w:tr>
+      <w:tr>
+        <w:tc>
+          <w:tcPr/>
+          <w:p>
+            <w:pPr>
+              <w:pStyle w:val="Compact"/>
+              <w:jc w:val="left"/>
+            </w:pPr>
+            <w:r>
+              <w:t xml:space="preserve">10</w:t>
+            </w:r>
+          </w:p>
+        </w:tc>
+        <w:tc>
+          <w:tcPr/>
+          <w:p>
+            <w:pPr>
+              <w:pStyle w:val="Compact"/>
+              <w:jc w:val="left"/>
+            </w:pPr>
+            <w:hyperlink r:id="rId32">
+              <w:r>
+                <w:rPr>
+                  <w:rStyle w:val="Hyperlink"/>
+                </w:rPr>
+                <w:t xml:space="preserve">TELUS Digital AI Community</w:t>
+              </w:r>
+            </w:hyperlink>
+          </w:p>
+        </w:tc>
+        <w:tc>
+          <w:tcPr/>
+          <w:p>
+            <w:pPr>
+              <w:pStyle w:val="Compact"/>
+              <w:jc w:val="left"/>
+            </w:pPr>
+            <w:r>
+              <w:t xml:space="preserve">Quality Assurance Rater – Indonesian (menilai hasil pencarian &amp; konten AI)</w:t>
+            </w:r>
+          </w:p>
+        </w:tc>
+        <w:tc>
+          <w:tcPr/>
+          <w:p>
+            <w:pPr>
+              <w:pStyle w:val="Compact"/>
+              <w:jc w:val="left"/>
+            </w:pPr>
+            <w:r>
+              <w:rPr>
+                <w:bCs/>
+                <w:b/>
+              </w:rPr>
+              <w:t xml:space="preserve">Ya</w:t>
+            </w:r>
+          </w:p>
+        </w:tc>
+        <w:tc>
+          <w:tcPr/>
+          <w:p>
+            <w:pPr>
+              <w:pStyle w:val="Compact"/>
+              <w:jc w:val="left"/>
+            </w:pPr>
+            <w:r>
+              <w:t xml:space="preserve">±US$5/jam</w:t>
+            </w:r>
+          </w:p>
+        </w:tc>
+      </w:tr>
+      <w:tr>
+        <w:tc>
+          <w:tcPr/>
+          <w:p>
+            <w:pPr>
+              <w:pStyle w:val="Compact"/>
+              <w:jc w:val="left"/>
+            </w:pPr>
+            <w:r>
+              <w:t xml:space="preserve">11</w:t>
+            </w:r>
+          </w:p>
+        </w:tc>
+        <w:tc>
+          <w:tcPr/>
+          <w:p>
+            <w:pPr>
+              <w:pStyle w:val="Compact"/>
+              <w:jc w:val="left"/>
+            </w:pPr>
+            <w:hyperlink r:id="rId30">
+              <w:r>
+                <w:rPr>
+                  <w:rStyle w:val="Hyperlink"/>
+                </w:rPr>
+                <w:t xml:space="preserve">RWS TrainAI</w:t>
+              </w:r>
+            </w:hyperlink>
+          </w:p>
+        </w:tc>
+        <w:tc>
+          <w:tcPr/>
+          <w:p>
+            <w:pPr>
+              <w:pStyle w:val="Compact"/>
+              <w:jc w:val="left"/>
+            </w:pPr>
+            <w:r>
+              <w:t xml:space="preserve">AI Data Specialist/Annotator Indonesian, search engine evaluator, speech evaluation</w:t>
+            </w:r>
+          </w:p>
+        </w:tc>
+        <w:tc>
+          <w:tcPr/>
+          <w:p>
+            <w:pPr>
+              <w:pStyle w:val="Compact"/>
+              <w:jc w:val="left"/>
+            </w:pPr>
+            <w:r>
+              <w:rPr>
+                <w:bCs/>
+                <w:b/>
+              </w:rPr>
+              <w:t xml:space="preserve">Ya</w:t>
+            </w:r>
+          </w:p>
+        </w:tc>
+        <w:tc>
+          <w:tcPr/>
+          <w:p>
+            <w:pPr>
+              <w:pStyle w:val="Compact"/>
+              <w:jc w:val="left"/>
+            </w:pPr>
+            <w:r>
+              <w:t xml:space="preserve">US$4/jam (search evaluator); US$5/jam (AI Data Specialist); US$14/jam (Annotator STEM S2)</w:t>
+            </w:r>
+          </w:p>
+        </w:tc>
+      </w:tr>
+      <w:tr>
+        <w:tc>
+          <w:tcPr/>
+          <w:p>
+            <w:pPr>
+              <w:pStyle w:val="Compact"/>
+              <w:jc w:val="left"/>
+            </w:pPr>
+            <w:r>
+              <w:t xml:space="preserve">12</w:t>
+            </w:r>
+          </w:p>
+        </w:tc>
+        <w:tc>
+          <w:tcPr/>
+          <w:p>
+            <w:pPr>
+              <w:pStyle w:val="Compact"/>
+              <w:jc w:val="left"/>
+            </w:pPr>
+            <w:hyperlink r:id="rId34">
+              <w:r>
+                <w:rPr>
+                  <w:rStyle w:val="Hyperlink"/>
+                </w:rPr>
+                <w:t xml:space="preserve">OneForma (Centific)</w:t>
+              </w:r>
+            </w:hyperlink>
+          </w:p>
+        </w:tc>
+        <w:tc>
+          <w:tcPr/>
+          <w:p>
+            <w:pPr>
+              <w:pStyle w:val="Compact"/>
+              <w:jc w:val="left"/>
+            </w:pPr>
+            <w:r>
+              <w:t xml:space="preserve">Transkripsi, anotasi, judging, terjemahan, pengumpulan data</w:t>
+            </w:r>
+          </w:p>
+        </w:tc>
+        <w:tc>
+          <w:tcPr/>
+          <w:p>
+            <w:pPr>
+              <w:pStyle w:val="Compact"/>
+              <w:jc w:val="left"/>
+            </w:pPr>
+            <w:r>
+              <w:rPr>
+                <w:bCs/>
+                <w:b/>
+              </w:rPr>
+              <w:t xml:space="preserve">Ya</w:t>
+            </w:r>
+          </w:p>
+        </w:tc>
+        <w:tc>
+          <w:tcPr/>
+          <w:p>
+            <w:pPr>
+              <w:pStyle w:val="Compact"/>
+              <w:jc w:val="left"/>
+            </w:pPr>
+            <w:r>
+              <w:t xml:space="preserve">Bervariasi per proyek; ulasan: US$9–12/jam diamati (satu peninjau)</w:t>
+            </w:r>
+          </w:p>
+        </w:tc>
+      </w:tr>
+      <w:tr>
+        <w:tc>
+          <w:tcPr/>
+          <w:p>
+            <w:pPr>
+              <w:pStyle w:val="Compact"/>
+              <w:jc w:val="left"/>
+            </w:pPr>
+            <w:r>
+              <w:t xml:space="preserve">13</w:t>
+            </w:r>
+          </w:p>
+        </w:tc>
+        <w:tc>
+          <w:tcPr/>
+          <w:p>
+            <w:pPr>
+              <w:pStyle w:val="Compact"/>
+              <w:jc w:val="left"/>
+            </w:pPr>
+            <w:hyperlink r:id="rId168">
+              <w:r>
+                <w:rPr>
+                  <w:rStyle w:val="Hyperlink"/>
+                </w:rPr>
+                <w:t xml:space="preserve">Clickworker / UHRS</w:t>
+              </w:r>
+            </w:hyperlink>
+          </w:p>
+        </w:tc>
+        <w:tc>
+          <w:tcPr/>
+          <w:p>
+            <w:pPr>
+              <w:pStyle w:val="Compact"/>
+              <w:jc w:val="left"/>
+            </w:pPr>
+            <w:r>
+              <w:t xml:space="preserve">Microtask, penulisan pendek, UHRS rating</w:t>
+            </w:r>
+          </w:p>
+        </w:tc>
+        <w:tc>
+          <w:tcPr/>
+          <w:p>
+            <w:pPr>
+              <w:pStyle w:val="Compact"/>
+              <w:jc w:val="left"/>
+            </w:pPr>
+            <w:r>
+              <w:rPr>
+                <w:bCs/>
+                <w:b/>
+              </w:rPr>
+              <w:t xml:space="preserve">Cek saat daftar</w:t>
+            </w:r>
+          </w:p>
+        </w:tc>
+        <w:tc>
+          <w:tcPr/>
+          <w:p>
+            <w:pPr>
+              <w:pStyle w:val="Compact"/>
+              <w:jc w:val="left"/>
+            </w:pPr>
+            <w:r>
+              <w:t xml:space="preserve">Per tugas (rendah); Cek di situs</w:t>
+            </w:r>
+          </w:p>
+        </w:tc>
+      </w:tr>
+      <w:tr>
+        <w:tc>
+          <w:tcPr/>
+          <w:p>
+            <w:pPr>
+              <w:pStyle w:val="Compact"/>
+              <w:jc w:val="left"/>
+            </w:pPr>
+            <w:r>
+              <w:t xml:space="preserve">14</w:t>
+            </w:r>
+          </w:p>
+        </w:tc>
+        <w:tc>
+          <w:tcPr/>
+          <w:p>
+            <w:pPr>
+              <w:pStyle w:val="Compact"/>
+              <w:jc w:val="left"/>
+            </w:pPr>
+            <w:hyperlink r:id="rId169">
+              <w:r>
+                <w:rPr>
+                  <w:rStyle w:val="Hyperlink"/>
+                </w:rPr>
+                <w:t xml:space="preserve">DataForce (TransPerfect)</w:t>
+              </w:r>
+            </w:hyperlink>
+          </w:p>
+        </w:tc>
+        <w:tc>
+          <w:tcPr/>
+          <w:p>
+            <w:pPr>
+              <w:pStyle w:val="Compact"/>
+              <w:jc w:val="left"/>
+            </w:pPr>
+            <w:r>
+              <w:t xml:space="preserve">Anotasi teks/audio/gambar/video, studi pengumpulan data</w:t>
+            </w:r>
+          </w:p>
+        </w:tc>
+        <w:tc>
+          <w:tcPr/>
+          <w:p>
+            <w:pPr>
+              <w:pStyle w:val="Compact"/>
+              <w:jc w:val="left"/>
+            </w:pPr>
+            <w:r>
+              <w:rPr>
+                <w:bCs/>
+                <w:b/>
+              </w:rPr>
+              <w:t xml:space="preserve">Cek saat daftar</w:t>
+            </w:r>
+          </w:p>
+        </w:tc>
+        <w:tc>
+          <w:tcPr/>
+          <w:p>
+            <w:pPr>
+              <w:pStyle w:val="Compact"/>
+              <w:jc w:val="left"/>
+            </w:pPr>
+            <w:r>
+              <w:t xml:space="preserve">Cek di situs</w:t>
+            </w:r>
+          </w:p>
+        </w:tc>
+      </w:tr>
+      <w:tr>
+        <w:tc>
+          <w:tcPr/>
+          <w:p>
+            <w:pPr>
+              <w:pStyle w:val="Compact"/>
+              <w:jc w:val="left"/>
+            </w:pPr>
+            <w:r>
+              <w:t xml:space="preserve">15</w:t>
+            </w:r>
+          </w:p>
+        </w:tc>
+        <w:tc>
+          <w:tcPr/>
+          <w:p>
+            <w:pPr>
+              <w:pStyle w:val="Compact"/>
+              <w:jc w:val="left"/>
+            </w:pPr>
+            <w:hyperlink r:id="rId31">
+              <w:r>
+                <w:rPr>
+                  <w:rStyle w:val="Hyperlink"/>
+                </w:rPr>
+                <w:t xml:space="preserve">Welo Data (Welocalize)</w:t>
+              </w:r>
+            </w:hyperlink>
+          </w:p>
+        </w:tc>
+        <w:tc>
+          <w:tcPr/>
+          <w:p>
+            <w:pPr>
+              <w:pStyle w:val="Compact"/>
+              <w:jc w:val="left"/>
+            </w:pPr>
+            <w:r>
+              <w:t xml:space="preserve">Ads Quality Rater – Indonesian; Translation Validator; talent hub Indonesia/Jawa/Sunda</w:t>
+            </w:r>
+          </w:p>
+        </w:tc>
+        <w:tc>
+          <w:tcPr/>
+          <w:p>
+            <w:pPr>
+              <w:pStyle w:val="Compact"/>
+              <w:jc w:val="left"/>
+            </w:pPr>
+            <w:r>
+              <w:rPr>
+                <w:bCs/>
+                <w:b/>
+              </w:rPr>
+              <w:t xml:space="preserve">Ya</w:t>
+            </w:r>
+          </w:p>
+        </w:tc>
+        <w:tc>
+          <w:tcPr/>
+          <w:p>
+            <w:pPr>
+              <w:pStyle w:val="Compact"/>
+              <w:jc w:val="left"/>
+            </w:pPr>
+            <w:r>
+              <w:t xml:space="preserve">Translation Validator Indonesian: US$5/jam (kontrak 2 minggu)</w:t>
+            </w:r>
+          </w:p>
+        </w:tc>
+      </w:tr>
+      <w:tr>
+        <w:tc>
+          <w:tcPr/>
+          <w:p>
+            <w:pPr>
+              <w:pStyle w:val="Compact"/>
+              <w:jc w:val="left"/>
+            </w:pPr>
+            <w:r>
+              <w:t xml:space="preserve">16</w:t>
+            </w:r>
+          </w:p>
+        </w:tc>
+        <w:tc>
+          <w:tcPr/>
+          <w:p>
+            <w:pPr>
+              <w:pStyle w:val="Compact"/>
+              <w:jc w:val="left"/>
+            </w:pPr>
+            <w:hyperlink r:id="rId35">
+              <w:r>
+                <w:rPr>
+                  <w:rStyle w:val="Hyperlink"/>
+                </w:rPr>
+                <w:t xml:space="preserve">Turing</w:t>
+              </w:r>
+            </w:hyperlink>
+          </w:p>
+        </w:tc>
+        <w:tc>
+          <w:tcPr/>
+          <w:p>
+            <w:pPr>
+              <w:pStyle w:val="Compact"/>
+              <w:jc w:val="left"/>
+            </w:pPr>
+            <w:r>
+              <w:t xml:space="preserve">Membuat/menilai tugas software engineering untuk LLM, agentic trainer</w:t>
+            </w:r>
+          </w:p>
+        </w:tc>
+        <w:tc>
+          <w:tcPr/>
+          <w:p>
+            <w:pPr>
+              <w:pStyle w:val="Compact"/>
+              <w:jc w:val="left"/>
+            </w:pPr>
+            <w:r>
+              <w:rPr>
+                <w:bCs/>
+                <w:b/>
+              </w:rPr>
+              <w:t xml:space="preserve">Per lowongan</w:t>
+            </w:r>
+          </w:p>
+        </w:tc>
+        <w:tc>
+          <w:tcPr/>
+          <w:p>
+            <w:pPr>
+              <w:pStyle w:val="Compact"/>
+              <w:jc w:val="left"/>
+            </w:pPr>
+            <w:r>
+              <w:t xml:space="preserve">US$25–55/jam (bervariasi per negara) hingga US$200–300/jam (khusus AS)</w:t>
+            </w:r>
+          </w:p>
+        </w:tc>
+      </w:tr>
+      <w:tr>
+        <w:tc>
+          <w:tcPr/>
+          <w:p>
+            <w:pPr>
+              <w:pStyle w:val="Compact"/>
+              <w:jc w:val="left"/>
+            </w:pPr>
+            <w:r>
+              <w:t xml:space="preserve">17</w:t>
+            </w:r>
+          </w:p>
+        </w:tc>
+        <w:tc>
+          <w:tcPr/>
+          <w:p>
+            <w:pPr>
+              <w:pStyle w:val="Compact"/>
+              <w:jc w:val="left"/>
+            </w:pPr>
+            <w:hyperlink r:id="rId170">
+              <w:r>
+                <w:rPr>
+                  <w:rStyle w:val="Hyperlink"/>
+                </w:rPr>
+                <w:t xml:space="preserve">Prolific</w:t>
+              </w:r>
+            </w:hyperlink>
+          </w:p>
+        </w:tc>
+        <w:tc>
+          <w:tcPr/>
+          <w:p>
+            <w:pPr>
+              <w:pStyle w:val="Compact"/>
+              <w:jc w:val="left"/>
+            </w:pPr>
+            <w:r>
+              <w:t xml:space="preserve">Studi riset akademik, survei, tugas evaluasi AI</w:t>
+            </w:r>
+          </w:p>
+        </w:tc>
+        <w:tc>
+          <w:tcPr/>
+          <w:p>
+            <w:pPr>
+              <w:pStyle w:val="Compact"/>
+              <w:jc w:val="left"/>
+            </w:pPr>
+            <w:r>
+              <w:rPr>
+                <w:bCs/>
+                <w:b/>
+              </w:rPr>
+              <w:t xml:space="preserve">Belum menerima</w:t>
+            </w:r>
+          </w:p>
+        </w:tc>
+        <w:tc>
+          <w:tcPr/>
+          <w:p>
+            <w:pPr>
+              <w:pStyle w:val="Compact"/>
+              <w:jc w:val="left"/>
+            </w:pPr>
+            <w:r>
+              <w:t xml:space="preserve">—</w:t>
+            </w:r>
+          </w:p>
+        </w:tc>
+      </w:tr>
+      <w:tr>
+        <w:tc>
+          <w:tcPr/>
+          <w:p>
+            <w:pPr>
+              <w:pStyle w:val="Compact"/>
+              <w:jc w:val="left"/>
+            </w:pPr>
+            <w:r>
+              <w:t xml:space="preserve">18</w:t>
+            </w:r>
+          </w:p>
+        </w:tc>
+        <w:tc>
+          <w:tcPr/>
+          <w:p>
+            <w:pPr>
+              <w:pStyle w:val="Compact"/>
+              <w:jc w:val="left"/>
+            </w:pPr>
+            <w:hyperlink r:id="rId171">
+              <w:r>
+                <w:rPr>
+                  <w:rStyle w:val="Hyperlink"/>
+                </w:rPr>
+                <w:t xml:space="preserve">Remotasks (Scale AI)</w:t>
+              </w:r>
+            </w:hyperlink>
+          </w:p>
+        </w:tc>
+        <w:tc>
+          <w:tcPr/>
+          <w:p>
+            <w:pPr>
+              <w:pStyle w:val="Compact"/>
+              <w:jc w:val="left"/>
+            </w:pPr>
+            <w:r>
+              <w:t xml:space="preserve">Anotasi data, labeling</w:t>
+            </w:r>
+          </w:p>
+        </w:tc>
+        <w:tc>
+          <w:tcPr/>
+          <w:p>
+            <w:pPr>
+              <w:pStyle w:val="Compact"/>
+              <w:jc w:val="left"/>
+            </w:pPr>
+            <w:r>
+              <w:rPr>
+                <w:bCs/>
+                <w:b/>
+              </w:rPr>
+              <w:t xml:space="preserve">Cek saat daftar</w:t>
+            </w:r>
+          </w:p>
+        </w:tc>
+        <w:tc>
+          <w:tcPr/>
+          <w:p>
+            <w:pPr>
+              <w:pStyle w:val="Compact"/>
+              <w:jc w:val="left"/>
+            </w:pPr>
+            <w:r>
+              <w:t xml:space="preserve">Cek di situs</w:t>
+            </w:r>
+          </w:p>
+        </w:tc>
+      </w:tr>
+      <w:tr>
+        <w:tc>
+          <w:tcPr/>
+          <w:p>
+            <w:pPr>
+              <w:pStyle w:val="Compact"/>
+              <w:jc w:val="left"/>
+            </w:pPr>
+            <w:r>
+              <w:t xml:space="preserve">19</w:t>
+            </w:r>
+          </w:p>
+        </w:tc>
+        <w:tc>
+          <w:tcPr/>
+          <w:p>
+            <w:pPr>
+              <w:pStyle w:val="Compact"/>
+              <w:jc w:val="left"/>
+            </w:pPr>
+            <w:hyperlink r:id="rId36">
+              <w:r>
+                <w:rPr>
+                  <w:rStyle w:val="Hyperlink"/>
+                </w:rPr>
+                <w:t xml:space="preserve">Invisible Technologies (Expert Marketplace)</w:t>
+              </w:r>
+            </w:hyperlink>
+          </w:p>
+        </w:tc>
+        <w:tc>
+          <w:tcPr/>
+          <w:p>
+            <w:pPr>
+              <w:pStyle w:val="Compact"/>
+              <w:jc w:val="left"/>
+            </w:pPr>
+            <w:r>
+              <w:t xml:space="preserve">AI data trainer: bahasa, STEM, bisnis, coding</w:t>
+            </w:r>
+          </w:p>
+        </w:tc>
+        <w:tc>
+          <w:tcPr/>
+          <w:p>
+            <w:pPr>
+              <w:pStyle w:val="Compact"/>
+              <w:jc w:val="left"/>
+            </w:pPr>
+            <w:r>
+              <w:rPr>
+                <w:bCs/>
+                <w:b/>
+              </w:rPr>
+              <w:t xml:space="preserve">Per lowongan</w:t>
+            </w:r>
+          </w:p>
+        </w:tc>
+        <w:tc>
+          <w:tcPr/>
+          <w:p>
+            <w:pPr>
+              <w:pStyle w:val="Compact"/>
+              <w:jc w:val="left"/>
+            </w:pPr>
+            <w:r>
+              <w:t xml:space="preserve">US$8–65/jam; kompensasi disesuaikan pasar lokal di luar AS</w:t>
+            </w:r>
+          </w:p>
+        </w:tc>
+      </w:tr>
+      <w:tr>
+        <w:tc>
+          <w:tcPr/>
+          <w:p>
+            <w:pPr>
+              <w:pStyle w:val="Compact"/>
+              <w:jc w:val="left"/>
+            </w:pPr>
+            <w:r>
+              <w:t xml:space="preserve">20</w:t>
+            </w:r>
+          </w:p>
+        </w:tc>
+        <w:tc>
+          <w:tcPr/>
+          <w:p>
+            <w:pPr>
+              <w:pStyle w:val="Compact"/>
+              <w:jc w:val="left"/>
+            </w:pPr>
+            <w:hyperlink r:id="rId172">
+              <w:r>
+                <w:rPr>
+                  <w:rStyle w:val="Hyperlink"/>
+                </w:rPr>
+                <w:t xml:space="preserve">Handshake AI (MOVE / Fellowship)</w:t>
+              </w:r>
+            </w:hyperlink>
+          </w:p>
+        </w:tc>
+        <w:tc>
+          <w:tcPr/>
+          <w:p>
+            <w:pPr>
+              <w:pStyle w:val="Compact"/>
+              <w:jc w:val="left"/>
+            </w:pPr>
+            <w:r>
+              <w:t xml:space="preserve">Melatih &amp; mengevaluasi LLM (STEM, PhD, dll.)</w:t>
+            </w:r>
+          </w:p>
+        </w:tc>
+        <w:tc>
+          <w:tcPr/>
+          <w:p>
+            <w:pPr>
+              <w:pStyle w:val="Compact"/>
+              <w:jc w:val="left"/>
+            </w:pPr>
+            <w:r>
+              <w:rPr>
+                <w:bCs/>
+                <w:b/>
+              </w:rPr>
+              <w:t xml:space="preserve">Belum menerima</w:t>
+            </w:r>
+          </w:p>
+        </w:tc>
+        <w:tc>
+          <w:tcPr/>
+          <w:p>
+            <w:pPr>
+              <w:pStyle w:val="Compact"/>
+              <w:jc w:val="left"/>
+            </w:pPr>
+            <w:r>
+              <w:t xml:space="preserve">US$30–125/jam</w:t>
+            </w:r>
+          </w:p>
+        </w:tc>
+      </w:tr>
+      <w:tr>
+        <w:tc>
+          <w:tcPr/>
+          <w:p>
+            <w:pPr>
+              <w:pStyle w:val="Compact"/>
+              <w:jc w:val="left"/>
+            </w:pPr>
+            <w:r>
+              <w:t xml:space="preserve">21</w:t>
+            </w:r>
+          </w:p>
+        </w:tc>
+        <w:tc>
+          <w:tcPr/>
+          <w:p>
+            <w:pPr>
+              <w:pStyle w:val="Compact"/>
+              <w:jc w:val="left"/>
+            </w:pPr>
+            <w:hyperlink r:id="rId173">
+              <w:r>
+                <w:rPr>
+                  <w:rStyle w:val="Hyperlink"/>
+                </w:rPr>
+                <w:t xml:space="preserve">Snorkel AI Expert Community</w:t>
+              </w:r>
+            </w:hyperlink>
+          </w:p>
+        </w:tc>
+        <w:tc>
+          <w:tcPr/>
+          <w:p>
+            <w:pPr>
+              <w:pStyle w:val="Compact"/>
+              <w:jc w:val="left"/>
+            </w:pPr>
+            <w:r>
+              <w:t xml:space="preserve">Membuat &amp; menilai soal/tugas reasoning (hukum, STEM, kedokteran)</w:t>
+            </w:r>
+          </w:p>
+        </w:tc>
+        <w:tc>
+          <w:tcPr/>
+          <w:p>
+            <w:pPr>
+              <w:pStyle w:val="Compact"/>
+              <w:jc w:val="left"/>
+            </w:pPr>
+            <w:r>
+              <w:rPr>
+                <w:bCs/>
+                <w:b/>
+              </w:rPr>
+              <w:t xml:space="preserve">Per lowongan</w:t>
+            </w:r>
+          </w:p>
+        </w:tc>
+        <w:tc>
+          <w:tcPr/>
+          <w:p>
+            <w:pPr>
+              <w:pStyle w:val="Compact"/>
+              <w:jc w:val="left"/>
+            </w:pPr>
+            <w:r>
+              <w:t xml:space="preserve">US$10–100 per tugas berkualitas (listing hukum)</w:t>
+            </w:r>
+          </w:p>
+        </w:tc>
+      </w:tr>
+      <w:tr>
+        <w:tc>
+          <w:tcPr/>
+          <w:p>
+            <w:pPr>
+              <w:pStyle w:val="Compact"/>
+              <w:jc w:val="left"/>
+            </w:pPr>
+            <w:r>
+              <w:t xml:space="preserve">22</w:t>
+            </w:r>
+          </w:p>
+        </w:tc>
+        <w:tc>
+          <w:tcPr/>
+          <w:p>
+            <w:pPr>
+              <w:pStyle w:val="Compact"/>
+              <w:jc w:val="left"/>
+            </w:pPr>
+            <w:hyperlink r:id="rId174">
+              <w:r>
+                <w:rPr>
+                  <w:rStyle w:val="Hyperlink"/>
+                </w:rPr>
+                <w:t xml:space="preserve">LXT</w:t>
+              </w:r>
+            </w:hyperlink>
+          </w:p>
+        </w:tc>
+        <w:tc>
+          <w:tcPr/>
+          <w:p>
+            <w:pPr>
+              <w:pStyle w:val="Compact"/>
+              <w:jc w:val="left"/>
+            </w:pPr>
+            <w:r>
+              <w:t xml:space="preserve">Merekam ratusan prompt suara, evaluasi audio</w:t>
+            </w:r>
+          </w:p>
+        </w:tc>
+        <w:tc>
+          <w:tcPr/>
+          <w:p>
+            <w:pPr>
+              <w:pStyle w:val="Compact"/>
+              <w:jc w:val="left"/>
+            </w:pPr>
+            <w:r>
+              <w:rPr>
+                <w:bCs/>
+                <w:b/>
+              </w:rPr>
+              <w:t xml:space="preserve">Cek saat daftar</w:t>
+            </w:r>
+          </w:p>
+        </w:tc>
+        <w:tc>
+          <w:tcPr/>
+          <w:p>
+            <w:pPr>
+              <w:pStyle w:val="Compact"/>
+              <w:jc w:val="left"/>
+            </w:pPr>
+            <w:r>
+              <w:t xml:space="preserve">Cek di situs</w:t>
+            </w:r>
+          </w:p>
+        </w:tc>
+      </w:tr>
+      <w:tr>
+        <w:tc>
+          <w:tcPr/>
+          <w:p>
+            <w:pPr>
+              <w:pStyle w:val="Compact"/>
+              <w:jc w:val="left"/>
+            </w:pPr>
+            <w:r>
+              <w:t xml:space="preserve">23</w:t>
+            </w:r>
+          </w:p>
+        </w:tc>
+        <w:tc>
+          <w:tcPr/>
+          <w:p>
+            <w:pPr>
+              <w:pStyle w:val="Compact"/>
+              <w:jc w:val="left"/>
+            </w:pPr>
+            <w:hyperlink r:id="rId37">
+              <w:r>
+                <w:rPr>
+                  <w:rStyle w:val="Hyperlink"/>
+                </w:rPr>
+                <w:t xml:space="preserve">xAI (AI Tutor)</w:t>
+              </w:r>
+            </w:hyperlink>
+          </w:p>
+        </w:tc>
+        <w:tc>
+          <w:tcPr/>
+          <w:p>
+            <w:pPr>
+              <w:pStyle w:val="Compact"/>
+              <w:jc w:val="left"/>
+            </w:pPr>
+            <w:r>
+              <w:t xml:space="preserve">AI Tutor – Indonesian: rekam, transkripsi, anotasi audio</w:t>
+            </w:r>
+          </w:p>
+        </w:tc>
+        <w:tc>
+          <w:tcPr/>
+          <w:p>
+            <w:pPr>
+              <w:pStyle w:val="Compact"/>
+              <w:jc w:val="left"/>
+            </w:pPr>
+            <w:r>
+              <w:rPr>
+                <w:bCs/>
+                <w:b/>
+              </w:rPr>
+              <w:t xml:space="preserve">Per lowongan</w:t>
+            </w:r>
+          </w:p>
+        </w:tc>
+        <w:tc>
+          <w:tcPr/>
+          <w:p>
+            <w:pPr>
+              <w:pStyle w:val="Compact"/>
+              <w:jc w:val="left"/>
+            </w:pPr>
+            <w:r>
+              <w:t xml:space="preserve">US$35–45/jam untuk kandidat AS; tarif internasional diinformasikan saat rekrutmen</w:t>
+            </w:r>
+          </w:p>
+        </w:tc>
+      </w:tr>
+      <w:tr>
+        <w:tc>
+          <w:tcPr/>
+          <w:p>
+            <w:pPr>
+              <w:pStyle w:val="Compact"/>
+              <w:jc w:val="left"/>
+            </w:pPr>
+            <w:r>
+              <w:t xml:space="preserve">24</w:t>
+            </w:r>
+          </w:p>
+        </w:tc>
+        <w:tc>
+          <w:tcPr/>
+          <w:p>
+            <w:pPr>
+              <w:pStyle w:val="Compact"/>
+              <w:jc w:val="left"/>
+            </w:pPr>
+            <w:hyperlink r:id="rId175">
+              <w:r>
+                <w:rPr>
+                  <w:rStyle w:val="Hyperlink"/>
+                </w:rPr>
+                <w:t xml:space="preserve">Sigma AI</w:t>
+              </w:r>
+            </w:hyperlink>
+          </w:p>
+        </w:tc>
+        <w:tc>
+          <w:tcPr/>
+          <w:p>
+            <w:pPr>
+              <w:pStyle w:val="Compact"/>
+              <w:jc w:val="left"/>
+            </w:pPr>
+            <w:r>
+              <w:t xml:space="preserve">Terjemahan, kategorisasi, anotasi, transkripsi Bahasa Indonesia</w:t>
+            </w:r>
+          </w:p>
+        </w:tc>
+        <w:tc>
+          <w:tcPr/>
+          <w:p>
+            <w:pPr>
+              <w:pStyle w:val="Compact"/>
+              <w:jc w:val="left"/>
+            </w:pPr>
+            <w:r>
+              <w:rPr>
+                <w:bCs/>
+                <w:b/>
+              </w:rPr>
+              <w:t xml:space="preserve">Per lowongan</w:t>
+            </w:r>
+          </w:p>
+        </w:tc>
+        <w:tc>
+          <w:tcPr/>
+          <w:p>
+            <w:pPr>
+              <w:pStyle w:val="Compact"/>
+              <w:jc w:val="left"/>
+            </w:pPr>
+            <w:r>
+              <w:t xml:space="preserve">Cek di situs</w:t>
+            </w:r>
+          </w:p>
+        </w:tc>
+      </w:tr>
+      <w:tr>
+        <w:tc>
+          <w:tcPr/>
+          <w:p>
+            <w:pPr>
+              <w:pStyle w:val="Compact"/>
+              <w:jc w:val="left"/>
+            </w:pPr>
+            <w:r>
+              <w:t xml:space="preserve">25</w:t>
+            </w:r>
+          </w:p>
+        </w:tc>
+        <w:tc>
+          <w:tcPr/>
+          <w:p>
+            <w:pPr>
+              <w:pStyle w:val="Compact"/>
+              <w:jc w:val="left"/>
+            </w:pPr>
+            <w:hyperlink r:id="rId176">
+              <w:r>
+                <w:rPr>
+                  <w:rStyle w:val="Hyperlink"/>
+                </w:rPr>
+                <w:t xml:space="preserve">Defined.ai (Neevo)</w:t>
+              </w:r>
+            </w:hyperlink>
+          </w:p>
+        </w:tc>
+        <w:tc>
+          <w:tcPr/>
+          <w:p>
+            <w:pPr>
+              <w:pStyle w:val="Compact"/>
+              <w:jc w:val="left"/>
+            </w:pPr>
+            <w:r>
+              <w:t xml:space="preserve">Tugas menulis, tagging, pengumpulan &amp; klasifikasi data</w:t>
+            </w:r>
+          </w:p>
+        </w:tc>
+        <w:tc>
+          <w:tcPr/>
+          <w:p>
+            <w:pPr>
+              <w:pStyle w:val="Compact"/>
+              <w:jc w:val="left"/>
+            </w:pPr>
+            <w:r>
+              <w:rPr>
+                <w:bCs/>
+                <w:b/>
+              </w:rPr>
+              <w:t xml:space="preserve">Cek saat daftar</w:t>
+            </w:r>
+          </w:p>
+        </w:tc>
+        <w:tc>
+          <w:tcPr/>
+          <w:p>
+            <w:pPr>
+              <w:pStyle w:val="Compact"/>
+              <w:jc w:val="left"/>
+            </w:pPr>
+            <w:r>
+              <w:t xml:space="preserve">Per tugas; Cek di situs</w:t>
+            </w:r>
+          </w:p>
+        </w:tc>
+      </w:tr>
+      <w:tr>
+        <w:tc>
+          <w:tcPr/>
+          <w:p>
+            <w:pPr>
+              <w:pStyle w:val="Compact"/>
+              <w:jc w:val="left"/>
+            </w:pPr>
+            <w:r>
+              <w:t xml:space="preserve">26</w:t>
+            </w:r>
+          </w:p>
+        </w:tc>
+        <w:tc>
+          <w:tcPr/>
+          <w:p>
+            <w:pPr>
+              <w:pStyle w:val="Compact"/>
+              <w:jc w:val="left"/>
+            </w:pPr>
+            <w:hyperlink r:id="rId177">
+              <w:r>
+                <w:rPr>
+                  <w:rStyle w:val="Hyperlink"/>
+                </w:rPr>
+                <w:t xml:space="preserve">Pareto AI</w:t>
+              </w:r>
+            </w:hyperlink>
+          </w:p>
+        </w:tc>
+        <w:tc>
+          <w:tcPr/>
+          <w:p>
+            <w:pPr>
+              <w:pStyle w:val="Compact"/>
+              <w:jc w:val="left"/>
+            </w:pPr>
+            <w:r>
+              <w:t xml:space="preserve">Prompt engineering, evaluasi, anotasi ahli (hukum, dll.)</w:t>
+            </w:r>
+          </w:p>
+        </w:tc>
+        <w:tc>
+          <w:tcPr/>
+          <w:p>
+            <w:pPr>
+              <w:pStyle w:val="Compact"/>
+              <w:jc w:val="left"/>
+            </w:pPr>
+            <w:r>
+              <w:rPr>
+                <w:bCs/>
+                <w:b/>
+              </w:rPr>
+              <w:t xml:space="preserve">Cek saat daftar</w:t>
+            </w:r>
+          </w:p>
+        </w:tc>
+        <w:tc>
+          <w:tcPr/>
+          <w:p>
+            <w:pPr>
+              <w:pStyle w:val="Compact"/>
+              <w:jc w:val="left"/>
+            </w:pPr>
+            <w:r>
+              <w:t xml:space="preserve">Cek di situs</w:t>
+            </w:r>
+          </w:p>
+        </w:tc>
+      </w:tr>
+      <w:tr>
+        <w:tc>
+          <w:tcPr/>
+          <w:p>
+            <w:pPr>
+              <w:pStyle w:val="Compact"/>
+              <w:jc w:val="left"/>
+            </w:pPr>
+            <w:r>
+              <w:t xml:space="preserve">27</w:t>
+            </w:r>
+          </w:p>
+        </w:tc>
+        <w:tc>
+          <w:tcPr/>
+          <w:p>
+            <w:pPr>
+              <w:pStyle w:val="Compact"/>
+              <w:jc w:val="left"/>
+            </w:pPr>
+            <w:hyperlink r:id="rId178">
+              <w:r>
+                <w:rPr>
+                  <w:rStyle w:val="Hyperlink"/>
+                </w:rPr>
+                <w:t xml:space="preserve">Surge AI</w:t>
+              </w:r>
+            </w:hyperlink>
+          </w:p>
+        </w:tc>
+        <w:tc>
+          <w:tcPr/>
+          <w:p>
+            <w:pPr>
+              <w:pStyle w:val="Compact"/>
+              <w:jc w:val="left"/>
+            </w:pPr>
+            <w:r>
+              <w:t xml:space="preserve">RLHF, evaluasi LLM</w:t>
+            </w:r>
+          </w:p>
+        </w:tc>
+        <w:tc>
+          <w:tcPr/>
+          <w:p>
+            <w:pPr>
+              <w:pStyle w:val="Compact"/>
+              <w:jc w:val="left"/>
+            </w:pPr>
+            <w:r>
+              <w:rPr>
+                <w:bCs/>
+                <w:b/>
+              </w:rPr>
+              <w:t xml:space="preserve">Cek saat daftar</w:t>
+            </w:r>
+          </w:p>
+        </w:tc>
+        <w:tc>
+          <w:tcPr/>
+          <w:p>
+            <w:pPr>
+              <w:pStyle w:val="Compact"/>
+              <w:jc w:val="left"/>
+            </w:pPr>
+            <w:r>
+              <w:t xml:space="preserve">Cek di situs</w:t>
+            </w:r>
+          </w:p>
+        </w:tc>
+      </w:tr>
+      <w:tr>
+        <w:tc>
+          <w:tcPr/>
+          <w:p>
+            <w:pPr>
+              <w:pStyle w:val="Compact"/>
+              <w:jc w:val="left"/>
+            </w:pPr>
+            <w:r>
+              <w:t xml:space="preserve">28</w:t>
+            </w:r>
+          </w:p>
+        </w:tc>
+        <w:tc>
+          <w:tcPr/>
+          <w:p>
+            <w:pPr>
+              <w:pStyle w:val="Compact"/>
+              <w:jc w:val="left"/>
+            </w:pPr>
+            <w:hyperlink r:id="rId179">
+              <w:r>
+                <w:rPr>
+                  <w:rStyle w:val="Hyperlink"/>
+                </w:rPr>
+                <w:t xml:space="preserve">Uber AI Solutions (Scaled Solutions)</w:t>
+              </w:r>
+            </w:hyperlink>
+          </w:p>
+        </w:tc>
+        <w:tc>
+          <w:tcPr/>
+          <w:p>
+            <w:pPr>
+              <w:pStyle w:val="Compact"/>
+              <w:jc w:val="left"/>
+            </w:pPr>
+            <w:r>
+              <w:t xml:space="preserve">Anotasi, coding, data collection berbasis tugas</w:t>
+            </w:r>
+          </w:p>
+        </w:tc>
+        <w:tc>
+          <w:tcPr/>
+          <w:p>
+            <w:pPr>
+              <w:pStyle w:val="Compact"/>
+              <w:jc w:val="left"/>
+            </w:pPr>
+            <w:r>
+              <w:rPr>
+                <w:bCs/>
+                <w:b/>
+              </w:rPr>
+              <w:t xml:space="preserve">Belum menerima</w:t>
+            </w:r>
+          </w:p>
+        </w:tc>
+        <w:tc>
+          <w:tcPr/>
+          <w:p>
+            <w:pPr>
+              <w:pStyle w:val="Compact"/>
+              <w:jc w:val="left"/>
+            </w:pPr>
+            <w:r>
+              <w:t xml:space="preserve">Per tugas, dibayar bulanan</w:t>
+            </w:r>
+          </w:p>
+        </w:tc>
+      </w:tr>
+      <w:tr>
+        <w:tc>
+          <w:tcPr/>
+          <w:p>
+            <w:pPr>
+              <w:pStyle w:val="Compact"/>
+              <w:jc w:val="left"/>
+            </w:pPr>
+            <w:r>
+              <w:t xml:space="preserve">29</w:t>
+            </w:r>
+          </w:p>
+        </w:tc>
+        <w:tc>
+          <w:tcPr/>
+          <w:p>
+            <w:pPr>
+              <w:pStyle w:val="Compact"/>
+              <w:jc w:val="left"/>
+            </w:pPr>
+            <w:hyperlink r:id="rId180">
+              <w:r>
+                <w:rPr>
+                  <w:rStyle w:val="Hyperlink"/>
+                </w:rPr>
+                <w:t xml:space="preserve">iMerit</w:t>
+              </w:r>
+            </w:hyperlink>
+          </w:p>
+        </w:tc>
+        <w:tc>
+          <w:tcPr/>
+          <w:p>
+            <w:pPr>
+              <w:pStyle w:val="Compact"/>
+              <w:jc w:val="left"/>
+            </w:pPr>
+            <w:r>
+              <w:t xml:space="preserve">Video annotator, language expert (Gen AI)</w:t>
+            </w:r>
+          </w:p>
+        </w:tc>
+        <w:tc>
+          <w:tcPr/>
+          <w:p>
+            <w:pPr>
+              <w:pStyle w:val="Compact"/>
+              <w:jc w:val="left"/>
+            </w:pPr>
+            <w:r>
+              <w:rPr>
+                <w:bCs/>
+                <w:b/>
+              </w:rPr>
+              <w:t xml:space="preserve">Cek saat daftar</w:t>
+            </w:r>
+          </w:p>
+        </w:tc>
+        <w:tc>
+          <w:tcPr/>
+          <w:p>
+            <w:pPr>
+              <w:pStyle w:val="Compact"/>
+              <w:jc w:val="left"/>
+            </w:pPr>
+            <w:r>
+              <w:t xml:space="preserve">Listing bahasa Asia Tenggara mulai US$5/jam</w:t>
+            </w:r>
+          </w:p>
+        </w:tc>
+      </w:tr>
+      <w:tr>
+        <w:tc>
+          <w:tcPr/>
+          <w:p>
+            <w:pPr>
+              <w:pStyle w:val="Compact"/>
+              <w:jc w:val="left"/>
+            </w:pPr>
+            <w:r>
+              <w:t xml:space="preserve">30</w:t>
+            </w:r>
+          </w:p>
+        </w:tc>
+        <w:tc>
+          <w:tcPr/>
+          <w:p>
+            <w:pPr>
+              <w:pStyle w:val="Compact"/>
+              <w:jc w:val="left"/>
+            </w:pPr>
+            <w:hyperlink r:id="rId181">
+              <w:r>
+                <w:rPr>
+                  <w:rStyle w:val="Hyperlink"/>
+                </w:rPr>
+                <w:t xml:space="preserve">Rex.zone (Remo Experts)</w:t>
+              </w:r>
+            </w:hyperlink>
+          </w:p>
+        </w:tc>
+        <w:tc>
+          <w:tcPr/>
+          <w:p>
+            <w:pPr>
+              <w:pStyle w:val="Compact"/>
+              <w:jc w:val="left"/>
+            </w:pPr>
+            <w:r>
+              <w:t xml:space="preserve">AI trainer generalis &amp; spesialis (medis, hukum)</w:t>
+            </w:r>
+          </w:p>
+        </w:tc>
+        <w:tc>
+          <w:tcPr/>
+          <w:p>
+            <w:pPr>
+              <w:pStyle w:val="Compact"/>
+              <w:jc w:val="left"/>
+            </w:pPr>
+            <w:r>
+              <w:rPr>
+                <w:bCs/>
+                <w:b/>
+              </w:rPr>
+              <w:t xml:space="preserve">Cek saat daftar</w:t>
+            </w:r>
+          </w:p>
+        </w:tc>
+        <w:tc>
+          <w:tcPr/>
+          <w:p>
+            <w:pPr>
+              <w:pStyle w:val="Compact"/>
+              <w:jc w:val="left"/>
+            </w:pPr>
+            <w:r>
+              <w:t xml:space="preserve">US$25–120/jam pada listing (angka antar sumber tidak konsisten)</w:t>
+            </w:r>
+          </w:p>
+        </w:tc>
+      </w:tr>
+      <w:tr>
+        <w:tc>
+          <w:tcPr/>
+          <w:p>
+            <w:pPr>
+              <w:pStyle w:val="Compact"/>
+              <w:jc w:val="left"/>
+            </w:pPr>
+            <w:r>
+              <w:t xml:space="preserve">31</w:t>
+            </w:r>
+          </w:p>
+        </w:tc>
+        <w:tc>
+          <w:tcPr/>
+          <w:p>
+            <w:pPr>
+              <w:pStyle w:val="Compact"/>
+              <w:jc w:val="left"/>
+            </w:pPr>
+            <w:hyperlink r:id="rId38">
+              <w:r>
+                <w:rPr>
+                  <w:rStyle w:val="Hyperlink"/>
+                </w:rPr>
+                <w:t xml:space="preserve">LILT</w:t>
+              </w:r>
+            </w:hyperlink>
+          </w:p>
+        </w:tc>
+        <w:tc>
+          <w:tcPr/>
+          <w:p>
+            <w:pPr>
+              <w:pStyle w:val="Compact"/>
+              <w:jc w:val="left"/>
+            </w:pPr>
+            <w:r>
+              <w:t xml:space="preserve">Penerjemah/linguis Bahasa Indonesia (AI-assisted translation)</w:t>
+            </w:r>
+          </w:p>
+        </w:tc>
+        <w:tc>
+          <w:tcPr/>
+          <w:p>
+            <w:pPr>
+              <w:pStyle w:val="Compact"/>
+              <w:jc w:val="left"/>
+            </w:pPr>
+            <w:r>
+              <w:rPr>
+                <w:bCs/>
+                <w:b/>
+              </w:rPr>
+              <w:t xml:space="preserve">Per lowongan</w:t>
+            </w:r>
+          </w:p>
+        </w:tc>
+        <w:tc>
+          <w:tcPr/>
+          <w:p>
+            <w:pPr>
+              <w:pStyle w:val="Compact"/>
+              <w:jc w:val="left"/>
+            </w:pPr>
+            <w:r>
+              <w:t xml:space="preserve">Cek di situs</w:t>
+            </w:r>
+          </w:p>
+        </w:tc>
+      </w:tr>
+      <w:tr>
+        <w:tc>
+          <w:tcPr/>
+          <w:p>
+            <w:pPr>
+              <w:pStyle w:val="Compact"/>
+              <w:jc w:val="left"/>
+            </w:pPr>
+            <w:r>
+              <w:t xml:space="preserve">32</w:t>
+            </w:r>
+          </w:p>
+        </w:tc>
+        <w:tc>
+          <w:tcPr/>
+          <w:p>
+            <w:pPr>
+              <w:pStyle w:val="Compact"/>
+              <w:jc w:val="left"/>
+            </w:pPr>
+            <w:hyperlink r:id="rId182">
+              <w:r>
+                <w:rPr>
+                  <w:rStyle w:val="Hyperlink"/>
+                </w:rPr>
+                <w:t xml:space="preserve">Lionbridge (freelance &amp; AI tasks)</w:t>
+              </w:r>
+            </w:hyperlink>
+          </w:p>
+        </w:tc>
+        <w:tc>
+          <w:tcPr/>
+          <w:p>
+            <w:pPr>
+              <w:pStyle w:val="Compact"/>
+              <w:jc w:val="left"/>
+            </w:pPr>
+            <w:r>
+              <w:t xml:space="preserve">Transkripsi, AI feedback, rekaman suara, moderasi, cek terjemahan</w:t>
+            </w:r>
+          </w:p>
+        </w:tc>
+        <w:tc>
+          <w:tcPr/>
+          <w:p>
+            <w:pPr>
+              <w:pStyle w:val="Compact"/>
+              <w:jc w:val="left"/>
+            </w:pPr>
+            <w:r>
+              <w:rPr>
+                <w:bCs/>
+                <w:b/>
+              </w:rPr>
+              <w:t xml:space="preserve">Cek saat daftar</w:t>
+            </w:r>
+          </w:p>
+        </w:tc>
+        <w:tc>
+          <w:tcPr/>
+          <w:p>
+            <w:pPr>
+              <w:pStyle w:val="Compact"/>
+              <w:jc w:val="left"/>
+            </w:pPr>
+            <w:r>
+              <w:t xml:space="preserve">Cek di situs</w:t>
+            </w:r>
+          </w:p>
+        </w:tc>
+      </w:tr>
+    </w:tbl>
+    <w:bookmarkEnd w:id="183"/>
+    <w:bookmarkStart w:id="199" w:name="b.-project-based-freelancing-1"/>
+    <w:p>
+      <w:pPr>
+        <w:pStyle w:val="Heading2"/>
+      </w:pPr>
+      <w:r>
+        <w:t xml:space="preserve">B. Project-Based Freelancing</w:t>
+      </w:r>
+    </w:p>
+    <w:tbl>
+      <w:tblPr>
+        <w:tblStyle w:val="Table"/>
+        <w:tblW w:type="pct" w:w="5000"/>
+        <w:tblLook w:firstRow="1" w:lastRow="0" w:firstColumn="0" w:lastColumn="0" w:noHBand="0" w:noVBand="0" w:val="0020"/>
+        <w:jc w:val="start"/>
+      </w:tblPr>
+      <w:tblGrid>
+        <w:gridCol w:w="240"/>
+        <w:gridCol w:w="1200"/>
+        <w:gridCol w:w="2400"/>
+        <w:gridCol w:w="960"/>
+        <w:gridCol w:w="3120"/>
+      </w:tblGrid>
+      <w:tr>
+        <w:trPr>
+          <w:tblHeader w:val="true"/>
+        </w:trPr>
+        <w:tc>
+          <w:tcPr/>
+          <w:p>
+            <w:pPr>
+              <w:pStyle w:val="Compact"/>
+              <w:jc w:val="left"/>
+            </w:pPr>
+            <w:r>
+              <w:t xml:space="preserve">#</w:t>
+            </w:r>
+          </w:p>
+        </w:tc>
+        <w:tc>
+          <w:tcPr/>
+          <w:p>
+            <w:pPr>
+              <w:pStyle w:val="Compact"/>
+              <w:jc w:val="left"/>
+            </w:pPr>
+            <w:r>
+              <w:t xml:space="preserve">Platform</w:t>
+            </w:r>
+          </w:p>
+        </w:tc>
+        <w:tc>
+          <w:tcPr/>
+          <w:p>
+            <w:pPr>
+              <w:pStyle w:val="Compact"/>
+              <w:jc w:val="left"/>
+            </w:pPr>
+            <w:r>
+              <w:t xml:space="preserve">Jenis pekerjaan</w:t>
+            </w:r>
+          </w:p>
+        </w:tc>
+        <w:tc>
+          <w:tcPr/>
+          <w:p>
+            <w:pPr>
+              <w:pStyle w:val="Compact"/>
+              <w:jc w:val="left"/>
+            </w:pPr>
+            <w:r>
+              <w:t xml:space="preserve">Untuk Indonesia</w:t>
+            </w:r>
+          </w:p>
+        </w:tc>
+        <w:tc>
+          <w:tcPr/>
+          <w:p>
+            <w:pPr>
+              <w:pStyle w:val="Compact"/>
+              <w:jc w:val="left"/>
+            </w:pPr>
+            <w:r>
+              <w:t xml:space="preserve">Biaya &amp; pembayaran</w:t>
+            </w:r>
+          </w:p>
+        </w:tc>
+      </w:tr>
+      <w:tr>
+        <w:tc>
+          <w:tcPr/>
+          <w:p>
+            <w:pPr>
+              <w:pStyle w:val="Compact"/>
+              <w:jc w:val="left"/>
+            </w:pPr>
+            <w:r>
+              <w:t xml:space="preserve">1</w:t>
+            </w:r>
+          </w:p>
+        </w:tc>
+        <w:tc>
+          <w:tcPr/>
+          <w:p>
+            <w:pPr>
+              <w:pStyle w:val="Compact"/>
+              <w:jc w:val="left"/>
+            </w:pPr>
+            <w:hyperlink r:id="rId41">
+              <w:r>
+                <w:rPr>
+                  <w:rStyle w:val="Hyperlink"/>
+                </w:rPr>
+                <w:t xml:space="preserve">Upwork</w:t>
+              </w:r>
+            </w:hyperlink>
+          </w:p>
+        </w:tc>
+        <w:tc>
+          <w:tcPr/>
+          <w:p>
+            <w:pPr>
+              <w:pStyle w:val="Compact"/>
+              <w:jc w:val="left"/>
+            </w:pPr>
+            <w:r>
+              <w:t xml:space="preserve">Software, desain, marketing, analitik, menulis, VA, konsultasi</w:t>
+            </w:r>
+          </w:p>
+        </w:tc>
+        <w:tc>
+          <w:tcPr/>
+          <w:p>
+            <w:pPr>
+              <w:pStyle w:val="Compact"/>
+              <w:jc w:val="left"/>
+            </w:pPr>
+            <w:r>
+              <w:rPr>
+                <w:bCs/>
+                <w:b/>
+              </w:rPr>
+              <w:t xml:space="preserve">Ya</w:t>
+            </w:r>
+          </w:p>
+        </w:tc>
+        <w:tc>
+          <w:tcPr/>
+          <w:p>
+            <w:pPr>
+              <w:pStyle w:val="Compact"/>
+              <w:jc w:val="left"/>
+            </w:pPr>
+            <w:r>
+              <w:t xml:space="preserve">Service fee freelancer variabel 0–15% (ditampilkan sebelum proposal); 10 Connects gratis/bulan (Basic); Connect tambahan US$0,15; Freelancer Plus US$19,99/bulan</w:t>
+            </w:r>
+          </w:p>
+        </w:tc>
+      </w:tr>
+      <w:tr>
+        <w:tc>
+          <w:tcPr/>
+          <w:p>
+            <w:pPr>
+              <w:pStyle w:val="Compact"/>
+              <w:jc w:val="left"/>
+            </w:pPr>
+            <w:r>
+              <w:t xml:space="preserve">2</w:t>
+            </w:r>
+          </w:p>
+        </w:tc>
+        <w:tc>
+          <w:tcPr/>
+          <w:p>
+            <w:pPr>
+              <w:pStyle w:val="Compact"/>
+              <w:jc w:val="left"/>
+            </w:pPr>
+            <w:hyperlink r:id="rId42">
+              <w:r>
+                <w:rPr>
+                  <w:rStyle w:val="Hyperlink"/>
+                </w:rPr>
+                <w:t xml:space="preserve">Fiverr</w:t>
+              </w:r>
+            </w:hyperlink>
+          </w:p>
+        </w:tc>
+        <w:tc>
+          <w:tcPr/>
+          <w:p>
+            <w:pPr>
+              <w:pStyle w:val="Compact"/>
+              <w:jc w:val="left"/>
+            </w:pPr>
+            <w:r>
+              <w:t xml:space="preserve">Paket jasa: desain, video, menulis, coding, AI services</w:t>
+            </w:r>
+          </w:p>
+        </w:tc>
+        <w:tc>
+          <w:tcPr/>
+          <w:p>
+            <w:pPr>
+              <w:pStyle w:val="Compact"/>
+              <w:jc w:val="left"/>
+            </w:pPr>
+            <w:r>
+              <w:rPr>
+                <w:bCs/>
+                <w:b/>
+              </w:rPr>
+              <w:t xml:space="preserve">Ya</w:t>
+            </w:r>
+          </w:p>
+        </w:tc>
+        <w:tc>
+          <w:tcPr/>
+          <w:p>
+            <w:pPr>
+              <w:pStyle w:val="Compact"/>
+              <w:jc w:val="left"/>
+            </w:pPr>
+            <w:r>
+              <w:t xml:space="preserve">Fee 20% per order; clearing 14 hari (7 hari Top Rated); tarik dana via Payoneer/PayPal</w:t>
+            </w:r>
+          </w:p>
+        </w:tc>
+      </w:tr>
+      <w:tr>
+        <w:tc>
+          <w:tcPr/>
+          <w:p>
+            <w:pPr>
+              <w:pStyle w:val="Compact"/>
+              <w:jc w:val="left"/>
+            </w:pPr>
+            <w:r>
+              <w:t xml:space="preserve">3</w:t>
+            </w:r>
+          </w:p>
+        </w:tc>
+        <w:tc>
+          <w:tcPr/>
+          <w:p>
+            <w:pPr>
+              <w:pStyle w:val="Compact"/>
+              <w:jc w:val="left"/>
+            </w:pPr>
+            <w:hyperlink r:id="rId43">
+              <w:r>
+                <w:rPr>
+                  <w:rStyle w:val="Hyperlink"/>
+                </w:rPr>
+                <w:t xml:space="preserve">Freelancer.com</w:t>
+              </w:r>
+            </w:hyperlink>
+          </w:p>
+        </w:tc>
+        <w:tc>
+          <w:tcPr/>
+          <w:p>
+            <w:pPr>
+              <w:pStyle w:val="Compact"/>
+              <w:jc w:val="left"/>
+            </w:pPr>
+            <w:r>
+              <w:t xml:space="preserve">Proyek bidding &amp; kontes berbagai bidang</w:t>
+            </w:r>
+          </w:p>
+        </w:tc>
+        <w:tc>
+          <w:tcPr/>
+          <w:p>
+            <w:pPr>
+              <w:pStyle w:val="Compact"/>
+              <w:jc w:val="left"/>
+            </w:pPr>
+            <w:r>
+              <w:rPr>
+                <w:bCs/>
+                <w:b/>
+              </w:rPr>
+              <w:t xml:space="preserve">Ya</w:t>
+            </w:r>
+          </w:p>
+        </w:tc>
+        <w:tc>
+          <w:tcPr/>
+          <w:p>
+            <w:pPr>
+              <w:pStyle w:val="Compact"/>
+              <w:jc w:val="left"/>
+            </w:pPr>
+            <w:r>
+              <w:t xml:space="preserve">Fee proyek 10% (min US$5), bisa turun dengan membership; bid gratis terbatas</w:t>
+            </w:r>
+          </w:p>
+        </w:tc>
+      </w:tr>
+      <w:tr>
+        <w:tc>
+          <w:tcPr/>
+          <w:p>
+            <w:pPr>
+              <w:pStyle w:val="Compact"/>
+              <w:jc w:val="left"/>
+            </w:pPr>
+            <w:r>
+              <w:t xml:space="preserve">4</w:t>
+            </w:r>
+          </w:p>
+        </w:tc>
+        <w:tc>
+          <w:tcPr/>
+          <w:p>
+            <w:pPr>
+              <w:pStyle w:val="Compact"/>
+              <w:jc w:val="left"/>
+            </w:pPr>
+            <w:hyperlink r:id="rId44">
+              <w:r>
+                <w:rPr>
+                  <w:rStyle w:val="Hyperlink"/>
+                </w:rPr>
+                <w:t xml:space="preserve">Contra</w:t>
+              </w:r>
+            </w:hyperlink>
+          </w:p>
+        </w:tc>
+        <w:tc>
+          <w:tcPr/>
+          <w:p>
+            <w:pPr>
+              <w:pStyle w:val="Compact"/>
+              <w:jc w:val="left"/>
+            </w:pPr>
+            <w:r>
+              <w:t xml:space="preserve">Desain, produk, no-code, marketing, AI</w:t>
+            </w:r>
+          </w:p>
+        </w:tc>
+        <w:tc>
+          <w:tcPr/>
+          <w:p>
+            <w:pPr>
+              <w:pStyle w:val="Compact"/>
+              <w:jc w:val="left"/>
+            </w:pPr>
+            <w:r>
+              <w:rPr>
+                <w:bCs/>
+                <w:b/>
+              </w:rPr>
+              <w:t xml:space="preserve">Cek saat daftar</w:t>
+            </w:r>
+          </w:p>
+        </w:tc>
+        <w:tc>
+          <w:tcPr/>
+          <w:p>
+            <w:pPr>
+              <w:pStyle w:val="Compact"/>
+              <w:jc w:val="left"/>
+            </w:pPr>
+            <w:r>
+              <w:t xml:space="preserve">Freelancer</w:t>
+            </w:r>
+            <w:r>
+              <w:t xml:space="preserve"> </w:t>
+            </w:r>
+            <w:r>
+              <w:t xml:space="preserve">‘</w:t>
+            </w:r>
+            <w:r>
+              <w:t xml:space="preserve">commission-free</w:t>
+            </w:r>
+            <w:r>
+              <w:t xml:space="preserve">’</w:t>
+            </w:r>
+            <w:r>
+              <w:t xml:space="preserve">; terima pembayaran bank, kartu debit, PayPal, USDC; Pro US$29/bulan</w:t>
+            </w:r>
+          </w:p>
+        </w:tc>
+      </w:tr>
+      <w:tr>
+        <w:tc>
+          <w:tcPr/>
+          <w:p>
+            <w:pPr>
+              <w:pStyle w:val="Compact"/>
+              <w:jc w:val="left"/>
+            </w:pPr>
+            <w:r>
+              <w:t xml:space="preserve">5</w:t>
+            </w:r>
+          </w:p>
+        </w:tc>
+        <w:tc>
+          <w:tcPr/>
+          <w:p>
+            <w:pPr>
+              <w:pStyle w:val="Compact"/>
+              <w:jc w:val="left"/>
+            </w:pPr>
+            <w:hyperlink r:id="rId45">
+              <w:r>
+                <w:rPr>
+                  <w:rStyle w:val="Hyperlink"/>
+                </w:rPr>
+                <w:t xml:space="preserve">Toptal</w:t>
+              </w:r>
+            </w:hyperlink>
+          </w:p>
+        </w:tc>
+        <w:tc>
+          <w:tcPr/>
+          <w:p>
+            <w:pPr>
+              <w:pStyle w:val="Compact"/>
+              <w:jc w:val="left"/>
+            </w:pPr>
+            <w:r>
+              <w:t xml:space="preserve">Developer, desainer, finance, product, project manager</w:t>
+            </w:r>
+          </w:p>
+        </w:tc>
+        <w:tc>
+          <w:tcPr/>
+          <w:p>
+            <w:pPr>
+              <w:pStyle w:val="Compact"/>
+              <w:jc w:val="left"/>
+            </w:pPr>
+            <w:r>
+              <w:rPr>
+                <w:bCs/>
+                <w:b/>
+              </w:rPr>
+              <w:t xml:space="preserve">Cek saat daftar</w:t>
+            </w:r>
+          </w:p>
+        </w:tc>
+        <w:tc>
+          <w:tcPr/>
+          <w:p>
+            <w:pPr>
+              <w:pStyle w:val="Compact"/>
+              <w:jc w:val="left"/>
+            </w:pPr>
+            <w:r>
+              <w:t xml:space="preserve">Tanpa biaya pendaftaran</w:t>
+            </w:r>
+          </w:p>
+        </w:tc>
+      </w:tr>
+      <w:tr>
+        <w:tc>
+          <w:tcPr/>
+          <w:p>
+            <w:pPr>
+              <w:pStyle w:val="Compact"/>
+              <w:jc w:val="left"/>
+            </w:pPr>
+            <w:r>
+              <w:t xml:space="preserve">6</w:t>
+            </w:r>
+          </w:p>
+        </w:tc>
+        <w:tc>
+          <w:tcPr/>
+          <w:p>
+            <w:pPr>
+              <w:pStyle w:val="Compact"/>
+              <w:jc w:val="left"/>
+            </w:pPr>
+            <w:hyperlink r:id="rId184">
+              <w:r>
+                <w:rPr>
+                  <w:rStyle w:val="Hyperlink"/>
+                </w:rPr>
+                <w:t xml:space="preserve">Braintrust</w:t>
+              </w:r>
+            </w:hyperlink>
+          </w:p>
+        </w:tc>
+        <w:tc>
+          <w:tcPr/>
+          <w:p>
+            <w:pPr>
+              <w:pStyle w:val="Compact"/>
+              <w:jc w:val="left"/>
+            </w:pPr>
+            <w:r>
+              <w:t xml:space="preserve">Engineering, desain, product</w:t>
+            </w:r>
+          </w:p>
+        </w:tc>
+        <w:tc>
+          <w:tcPr/>
+          <w:p>
+            <w:pPr>
+              <w:pStyle w:val="Compact"/>
+              <w:jc w:val="left"/>
+            </w:pPr>
+            <w:r>
+              <w:rPr>
+                <w:bCs/>
+                <w:b/>
+              </w:rPr>
+              <w:t xml:space="preserve">Cek saat daftar</w:t>
+            </w:r>
+          </w:p>
+        </w:tc>
+        <w:tc>
+          <w:tcPr/>
+          <w:p>
+            <w:pPr>
+              <w:pStyle w:val="Compact"/>
+              <w:jc w:val="left"/>
+            </w:pPr>
+            <w:r>
+              <w:t xml:space="preserve">Klien bayar 10%; fee talenta terkini: cek di situs</w:t>
+            </w:r>
+          </w:p>
+        </w:tc>
+      </w:tr>
+      <w:tr>
+        <w:tc>
+          <w:tcPr/>
+          <w:p>
+            <w:pPr>
+              <w:pStyle w:val="Compact"/>
+              <w:jc w:val="left"/>
+            </w:pPr>
+            <w:r>
+              <w:t xml:space="preserve">7</w:t>
+            </w:r>
+          </w:p>
+        </w:tc>
+        <w:tc>
+          <w:tcPr/>
+          <w:p>
+            <w:pPr>
+              <w:pStyle w:val="Compact"/>
+              <w:jc w:val="left"/>
+            </w:pPr>
+            <w:hyperlink r:id="rId185">
+              <w:r>
+                <w:rPr>
+                  <w:rStyle w:val="Hyperlink"/>
+                </w:rPr>
+                <w:t xml:space="preserve">PeoplePerHour</w:t>
+              </w:r>
+            </w:hyperlink>
+          </w:p>
+        </w:tc>
+        <w:tc>
+          <w:tcPr/>
+          <w:p>
+            <w:pPr>
+              <w:pStyle w:val="Compact"/>
+              <w:jc w:val="left"/>
+            </w:pPr>
+            <w:r>
+              <w:t xml:space="preserve">Desain, web, menulis, marketing</w:t>
+            </w:r>
+          </w:p>
+        </w:tc>
+        <w:tc>
+          <w:tcPr/>
+          <w:p>
+            <w:pPr>
+              <w:pStyle w:val="Compact"/>
+              <w:jc w:val="left"/>
+            </w:pPr>
+            <w:r>
+              <w:rPr>
+                <w:bCs/>
+                <w:b/>
+              </w:rPr>
+              <w:t xml:space="preserve">Cek saat daftar</w:t>
+            </w:r>
+          </w:p>
+        </w:tc>
+        <w:tc>
+          <w:tcPr/>
+          <w:p>
+            <w:pPr>
+              <w:pStyle w:val="Compact"/>
+              <w:jc w:val="left"/>
+            </w:pPr>
+            <w:r>
+              <w:t xml:space="preserve">Fee freelancer bertingkat (20%/7,5%/3,5% berdasar total tagihan per klien)</w:t>
+            </w:r>
+          </w:p>
+        </w:tc>
+      </w:tr>
+      <w:tr>
+        <w:tc>
+          <w:tcPr/>
+          <w:p>
+            <w:pPr>
+              <w:pStyle w:val="Compact"/>
+              <w:jc w:val="left"/>
+            </w:pPr>
+            <w:r>
+              <w:t xml:space="preserve">8</w:t>
+            </w:r>
+          </w:p>
+        </w:tc>
+        <w:tc>
+          <w:tcPr/>
+          <w:p>
+            <w:pPr>
+              <w:pStyle w:val="Compact"/>
+              <w:jc w:val="left"/>
+            </w:pPr>
+            <w:hyperlink r:id="rId186">
+              <w:r>
+                <w:rPr>
+                  <w:rStyle w:val="Hyperlink"/>
+                </w:rPr>
+                <w:t xml:space="preserve">Guru</w:t>
+              </w:r>
+            </w:hyperlink>
+          </w:p>
+        </w:tc>
+        <w:tc>
+          <w:tcPr/>
+          <w:p>
+            <w:pPr>
+              <w:pStyle w:val="Compact"/>
+              <w:jc w:val="left"/>
+            </w:pPr>
+            <w:r>
+              <w:t xml:space="preserve">Programming, desain, menulis, admin</w:t>
+            </w:r>
+          </w:p>
+        </w:tc>
+        <w:tc>
+          <w:tcPr/>
+          <w:p>
+            <w:pPr>
+              <w:pStyle w:val="Compact"/>
+              <w:jc w:val="left"/>
+            </w:pPr>
+            <w:r>
+              <w:rPr>
+                <w:bCs/>
+                <w:b/>
+              </w:rPr>
+              <w:t xml:space="preserve">Cek saat daftar</w:t>
+            </w:r>
+          </w:p>
+        </w:tc>
+        <w:tc>
+          <w:tcPr/>
+          <w:p>
+            <w:pPr>
+              <w:pStyle w:val="Compact"/>
+              <w:jc w:val="left"/>
+            </w:pPr>
+            <w:r>
+              <w:t xml:space="preserve">Job fee 5–9% tergantung membership (Basic 9%)</w:t>
+            </w:r>
+          </w:p>
+        </w:tc>
+      </w:tr>
+      <w:tr>
+        <w:tc>
+          <w:tcPr/>
+          <w:p>
+            <w:pPr>
+              <w:pStyle w:val="Compact"/>
+              <w:jc w:val="left"/>
+            </w:pPr>
+            <w:r>
+              <w:t xml:space="preserve">9</w:t>
+            </w:r>
+          </w:p>
+        </w:tc>
+        <w:tc>
+          <w:tcPr/>
+          <w:p>
+            <w:pPr>
+              <w:pStyle w:val="Compact"/>
+              <w:jc w:val="left"/>
+            </w:pPr>
+            <w:hyperlink r:id="rId46">
+              <w:r>
+                <w:rPr>
+                  <w:rStyle w:val="Hyperlink"/>
+                </w:rPr>
+                <w:t xml:space="preserve">Sribu</w:t>
+              </w:r>
+            </w:hyperlink>
+          </w:p>
+        </w:tc>
+        <w:tc>
+          <w:tcPr/>
+          <w:p>
+            <w:pPr>
+              <w:pStyle w:val="Compact"/>
+              <w:jc w:val="left"/>
+            </w:pPr>
+            <w:r>
+              <w:t xml:space="preserve">Kontes desain, Jasa Freelancer, JobPost</w:t>
+            </w:r>
+          </w:p>
+        </w:tc>
+        <w:tc>
+          <w:tcPr/>
+          <w:p>
+            <w:pPr>
+              <w:pStyle w:val="Compact"/>
+              <w:jc w:val="left"/>
+            </w:pPr>
+            <w:r>
+              <w:rPr>
+                <w:bCs/>
+                <w:b/>
+              </w:rPr>
+              <w:t xml:space="preserve">Ya</w:t>
+            </w:r>
+          </w:p>
+        </w:tc>
+        <w:tc>
+          <w:tcPr/>
+          <w:p>
+            <w:pPr>
+              <w:pStyle w:val="Compact"/>
+              <w:jc w:val="left"/>
+            </w:pPr>
+            <w:r>
+              <w:t xml:space="preserve">Pembayaran via transfer bank/VA; komisi: cek di situs</w:t>
+            </w:r>
+          </w:p>
+        </w:tc>
+      </w:tr>
+      <w:tr>
+        <w:tc>
+          <w:tcPr/>
+          <w:p>
+            <w:pPr>
+              <w:pStyle w:val="Compact"/>
+              <w:jc w:val="left"/>
+            </w:pPr>
+            <w:r>
+              <w:t xml:space="preserve">10</w:t>
+            </w:r>
+          </w:p>
+        </w:tc>
+        <w:tc>
+          <w:tcPr/>
+          <w:p>
+            <w:pPr>
+              <w:pStyle w:val="Compact"/>
+              <w:jc w:val="left"/>
+            </w:pPr>
+            <w:hyperlink r:id="rId47">
+              <w:r>
+                <w:rPr>
+                  <w:rStyle w:val="Hyperlink"/>
+                </w:rPr>
+                <w:t xml:space="preserve">Projects.co.id</w:t>
+              </w:r>
+            </w:hyperlink>
+          </w:p>
+        </w:tc>
+        <w:tc>
+          <w:tcPr/>
+          <w:p>
+            <w:pPr>
+              <w:pStyle w:val="Compact"/>
+              <w:jc w:val="left"/>
+            </w:pPr>
+            <w:r>
+              <w:t xml:space="preserve">Proyek IT, desain, menulis</w:t>
+            </w:r>
+          </w:p>
+        </w:tc>
+        <w:tc>
+          <w:tcPr/>
+          <w:p>
+            <w:pPr>
+              <w:pStyle w:val="Compact"/>
+              <w:jc w:val="left"/>
+            </w:pPr>
+            <w:r>
+              <w:rPr>
+                <w:bCs/>
+                <w:b/>
+              </w:rPr>
+              <w:t xml:space="preserve">Ya</w:t>
+            </w:r>
+          </w:p>
+        </w:tc>
+        <w:tc>
+          <w:tcPr/>
+          <w:p>
+            <w:pPr>
+              <w:pStyle w:val="Compact"/>
+              <w:jc w:val="left"/>
+            </w:pPr>
+            <w:r>
+              <w:t xml:space="preserve">Fee 12% per transaksi</w:t>
+            </w:r>
+          </w:p>
+        </w:tc>
+      </w:tr>
+      <w:tr>
+        <w:tc>
+          <w:tcPr/>
+          <w:p>
+            <w:pPr>
+              <w:pStyle w:val="Compact"/>
+              <w:jc w:val="left"/>
+            </w:pPr>
+            <w:r>
+              <w:t xml:space="preserve">11</w:t>
+            </w:r>
+          </w:p>
+        </w:tc>
+        <w:tc>
+          <w:tcPr/>
+          <w:p>
+            <w:pPr>
+              <w:pStyle w:val="Compact"/>
+              <w:jc w:val="left"/>
+            </w:pPr>
+            <w:hyperlink r:id="rId48">
+              <w:r>
+                <w:rPr>
+                  <w:rStyle w:val="Hyperlink"/>
+                </w:rPr>
+                <w:t xml:space="preserve">Fastwork Indonesia</w:t>
+              </w:r>
+            </w:hyperlink>
+          </w:p>
+        </w:tc>
+        <w:tc>
+          <w:tcPr/>
+          <w:p>
+            <w:pPr>
+              <w:pStyle w:val="Compact"/>
+              <w:jc w:val="left"/>
+            </w:pPr>
+            <w:r>
+              <w:t xml:space="preserve">Desain, konten, web, marketing</w:t>
+            </w:r>
+          </w:p>
+        </w:tc>
+        <w:tc>
+          <w:tcPr/>
+          <w:p>
+            <w:pPr>
+              <w:pStyle w:val="Compact"/>
+              <w:jc w:val="left"/>
+            </w:pPr>
+            <w:r>
+              <w:rPr>
+                <w:bCs/>
+                <w:b/>
+              </w:rPr>
+              <w:t xml:space="preserve">Ya</w:t>
+            </w:r>
+          </w:p>
+        </w:tc>
+        <w:tc>
+          <w:tcPr/>
+          <w:p>
+            <w:pPr>
+              <w:pStyle w:val="Compact"/>
+              <w:jc w:val="left"/>
+            </w:pPr>
+            <w:r>
+              <w:t xml:space="preserve">Fee 10% atau 17%</w:t>
+            </w:r>
+          </w:p>
+        </w:tc>
+      </w:tr>
+      <w:tr>
+        <w:tc>
+          <w:tcPr/>
+          <w:p>
+            <w:pPr>
+              <w:pStyle w:val="Compact"/>
+              <w:jc w:val="left"/>
+            </w:pPr>
+            <w:r>
+              <w:t xml:space="preserve">12</w:t>
+            </w:r>
+          </w:p>
+        </w:tc>
+        <w:tc>
+          <w:tcPr/>
+          <w:p>
+            <w:pPr>
+              <w:pStyle w:val="Compact"/>
+              <w:jc w:val="left"/>
+            </w:pPr>
+            <w:hyperlink r:id="rId187">
+              <w:r>
+                <w:rPr>
+                  <w:rStyle w:val="Hyperlink"/>
+                </w:rPr>
+                <w:t xml:space="preserve">Arc.dev</w:t>
+              </w:r>
+            </w:hyperlink>
+          </w:p>
+        </w:tc>
+        <w:tc>
+          <w:tcPr/>
+          <w:p>
+            <w:pPr>
+              <w:pStyle w:val="Compact"/>
+              <w:jc w:val="left"/>
+            </w:pPr>
+            <w:r>
+              <w:t xml:space="preserve">Software engineering (freelance &amp; full-time)</w:t>
+            </w:r>
+          </w:p>
+        </w:tc>
+        <w:tc>
+          <w:tcPr/>
+          <w:p>
+            <w:pPr>
+              <w:pStyle w:val="Compact"/>
+              <w:jc w:val="left"/>
+            </w:pPr>
+            <w:r>
+              <w:rPr>
+                <w:bCs/>
+                <w:b/>
+              </w:rPr>
+              <w:t xml:space="preserve">Cek saat daftar</w:t>
+            </w:r>
+          </w:p>
+        </w:tc>
+        <w:tc>
+          <w:tcPr/>
+          <w:p>
+            <w:pPr>
+              <w:pStyle w:val="Compact"/>
+              <w:jc w:val="left"/>
+            </w:pPr>
+            <w:r>
+              <w:t xml:space="preserve">Cek di situs</w:t>
+            </w:r>
+          </w:p>
+        </w:tc>
+      </w:tr>
+      <w:tr>
+        <w:tc>
+          <w:tcPr/>
+          <w:p>
+            <w:pPr>
+              <w:pStyle w:val="Compact"/>
+              <w:jc w:val="left"/>
+            </w:pPr>
+            <w:r>
+              <w:t xml:space="preserve">13</w:t>
+            </w:r>
+          </w:p>
+        </w:tc>
+        <w:tc>
+          <w:tcPr/>
+          <w:p>
+            <w:pPr>
+              <w:pStyle w:val="Compact"/>
+              <w:jc w:val="left"/>
+            </w:pPr>
+            <w:hyperlink r:id="rId188">
+              <w:r>
+                <w:rPr>
+                  <w:rStyle w:val="Hyperlink"/>
+                </w:rPr>
+                <w:t xml:space="preserve">Lemon.io</w:t>
+              </w:r>
+            </w:hyperlink>
+          </w:p>
+        </w:tc>
+        <w:tc>
+          <w:tcPr/>
+          <w:p>
+            <w:pPr>
+              <w:pStyle w:val="Compact"/>
+              <w:jc w:val="left"/>
+            </w:pPr>
+            <w:r>
+              <w:t xml:space="preserve">Software engineering</w:t>
+            </w:r>
+          </w:p>
+        </w:tc>
+        <w:tc>
+          <w:tcPr/>
+          <w:p>
+            <w:pPr>
+              <w:pStyle w:val="Compact"/>
+              <w:jc w:val="left"/>
+            </w:pPr>
+            <w:r>
+              <w:rPr>
+                <w:bCs/>
+                <w:b/>
+              </w:rPr>
+              <w:t xml:space="preserve">Cek saat daftar</w:t>
+            </w:r>
+          </w:p>
+        </w:tc>
+        <w:tc>
+          <w:tcPr/>
+          <w:p>
+            <w:pPr>
+              <w:pStyle w:val="Compact"/>
+              <w:jc w:val="left"/>
+            </w:pPr>
+            <w:r>
+              <w:t xml:space="preserve">Cek di situs</w:t>
+            </w:r>
+          </w:p>
+        </w:tc>
+      </w:tr>
+      <w:tr>
+        <w:tc>
+          <w:tcPr/>
+          <w:p>
+            <w:pPr>
+              <w:pStyle w:val="Compact"/>
+              <w:jc w:val="left"/>
+            </w:pPr>
+            <w:r>
+              <w:t xml:space="preserve">14</w:t>
+            </w:r>
+          </w:p>
+        </w:tc>
+        <w:tc>
+          <w:tcPr/>
+          <w:p>
+            <w:pPr>
+              <w:pStyle w:val="Compact"/>
+              <w:jc w:val="left"/>
+            </w:pPr>
+            <w:hyperlink r:id="rId189">
+              <w:r>
+                <w:rPr>
+                  <w:rStyle w:val="Hyperlink"/>
+                </w:rPr>
+                <w:t xml:space="preserve">Proxify</w:t>
+              </w:r>
+            </w:hyperlink>
+          </w:p>
+        </w:tc>
+        <w:tc>
+          <w:tcPr/>
+          <w:p>
+            <w:pPr>
+              <w:pStyle w:val="Compact"/>
+              <w:jc w:val="left"/>
+            </w:pPr>
+            <w:r>
+              <w:t xml:space="preserve">Software engineering</w:t>
+            </w:r>
+          </w:p>
+        </w:tc>
+        <w:tc>
+          <w:tcPr/>
+          <w:p>
+            <w:pPr>
+              <w:pStyle w:val="Compact"/>
+              <w:jc w:val="left"/>
+            </w:pPr>
+            <w:r>
+              <w:rPr>
+                <w:bCs/>
+                <w:b/>
+              </w:rPr>
+              <w:t xml:space="preserve">Cek saat daftar</w:t>
+            </w:r>
+          </w:p>
+        </w:tc>
+        <w:tc>
+          <w:tcPr/>
+          <w:p>
+            <w:pPr>
+              <w:pStyle w:val="Compact"/>
+              <w:jc w:val="left"/>
+            </w:pPr>
+            <w:r>
+              <w:t xml:space="preserve">Cek di situs</w:t>
+            </w:r>
+          </w:p>
+        </w:tc>
+      </w:tr>
+      <w:tr>
+        <w:tc>
+          <w:tcPr/>
+          <w:p>
+            <w:pPr>
+              <w:pStyle w:val="Compact"/>
+              <w:jc w:val="left"/>
+            </w:pPr>
+            <w:r>
+              <w:t xml:space="preserve">15</w:t>
+            </w:r>
+          </w:p>
+        </w:tc>
+        <w:tc>
+          <w:tcPr/>
+          <w:p>
+            <w:pPr>
+              <w:pStyle w:val="Compact"/>
+              <w:jc w:val="left"/>
+            </w:pPr>
+            <w:hyperlink r:id="rId190">
+              <w:r>
+                <w:rPr>
+                  <w:rStyle w:val="Hyperlink"/>
+                </w:rPr>
+                <w:t xml:space="preserve">Codeable</w:t>
+              </w:r>
+            </w:hyperlink>
+          </w:p>
+        </w:tc>
+        <w:tc>
+          <w:tcPr/>
+          <w:p>
+            <w:pPr>
+              <w:pStyle w:val="Compact"/>
+              <w:jc w:val="left"/>
+            </w:pPr>
+            <w:r>
+              <w:t xml:space="preserve">Pengembangan WordPress/WooCommerce</w:t>
+            </w:r>
+          </w:p>
+        </w:tc>
+        <w:tc>
+          <w:tcPr/>
+          <w:p>
+            <w:pPr>
+              <w:pStyle w:val="Compact"/>
+              <w:jc w:val="left"/>
+            </w:pPr>
+            <w:r>
+              <w:rPr>
+                <w:bCs/>
+                <w:b/>
+              </w:rPr>
+              <w:t xml:space="preserve">Cek saat daftar</w:t>
+            </w:r>
+          </w:p>
+        </w:tc>
+        <w:tc>
+          <w:tcPr/>
+          <w:p>
+            <w:pPr>
+              <w:pStyle w:val="Compact"/>
+              <w:jc w:val="left"/>
+            </w:pPr>
+            <w:r>
+              <w:t xml:space="preserve">Cek di situs</w:t>
+            </w:r>
+          </w:p>
+        </w:tc>
+      </w:tr>
+      <w:tr>
+        <w:tc>
+          <w:tcPr/>
+          <w:p>
+            <w:pPr>
+              <w:pStyle w:val="Compact"/>
+              <w:jc w:val="left"/>
+            </w:pPr>
+            <w:r>
+              <w:t xml:space="preserve">16</w:t>
+            </w:r>
+          </w:p>
+        </w:tc>
+        <w:tc>
+          <w:tcPr/>
+          <w:p>
+            <w:pPr>
+              <w:pStyle w:val="Compact"/>
+              <w:jc w:val="left"/>
+            </w:pPr>
+            <w:hyperlink r:id="rId191">
+              <w:r>
+                <w:rPr>
+                  <w:rStyle w:val="Hyperlink"/>
+                </w:rPr>
+                <w:t xml:space="preserve">99designs (Vista)</w:t>
+              </w:r>
+            </w:hyperlink>
+          </w:p>
+        </w:tc>
+        <w:tc>
+          <w:tcPr/>
+          <w:p>
+            <w:pPr>
+              <w:pStyle w:val="Compact"/>
+              <w:jc w:val="left"/>
+            </w:pPr>
+            <w:r>
+              <w:t xml:space="preserve">Logo, branding, desain grafis</w:t>
+            </w:r>
+          </w:p>
+        </w:tc>
+        <w:tc>
+          <w:tcPr/>
+          <w:p>
+            <w:pPr>
+              <w:pStyle w:val="Compact"/>
+              <w:jc w:val="left"/>
+            </w:pPr>
+            <w:r>
+              <w:rPr>
+                <w:bCs/>
+                <w:b/>
+              </w:rPr>
+              <w:t xml:space="preserve">Cek saat daftar</w:t>
+            </w:r>
+          </w:p>
+        </w:tc>
+        <w:tc>
+          <w:tcPr/>
+          <w:p>
+            <w:pPr>
+              <w:pStyle w:val="Compact"/>
+              <w:jc w:val="left"/>
+            </w:pPr>
+            <w:r>
+              <w:t xml:space="preserve">Fee platform 15%/10%/5% per level + biaya perkenalan US$100</w:t>
+            </w:r>
+          </w:p>
+        </w:tc>
+      </w:tr>
+      <w:tr>
+        <w:tc>
+          <w:tcPr/>
+          <w:p>
+            <w:pPr>
+              <w:pStyle w:val="Compact"/>
+              <w:jc w:val="left"/>
+            </w:pPr>
+            <w:r>
+              <w:t xml:space="preserve">17</w:t>
+            </w:r>
+          </w:p>
+        </w:tc>
+        <w:tc>
+          <w:tcPr/>
+          <w:p>
+            <w:pPr>
+              <w:pStyle w:val="Compact"/>
+              <w:jc w:val="left"/>
+            </w:pPr>
+            <w:hyperlink r:id="rId192">
+              <w:r>
+                <w:rPr>
+                  <w:rStyle w:val="Hyperlink"/>
+                </w:rPr>
+                <w:t xml:space="preserve">DesignCrowd</w:t>
+              </w:r>
+            </w:hyperlink>
+          </w:p>
+        </w:tc>
+        <w:tc>
+          <w:tcPr/>
+          <w:p>
+            <w:pPr>
+              <w:pStyle w:val="Compact"/>
+              <w:jc w:val="left"/>
+            </w:pPr>
+            <w:r>
+              <w:t xml:space="preserve">Desain grafis</w:t>
+            </w:r>
+          </w:p>
+        </w:tc>
+        <w:tc>
+          <w:tcPr/>
+          <w:p>
+            <w:pPr>
+              <w:pStyle w:val="Compact"/>
+              <w:jc w:val="left"/>
+            </w:pPr>
+            <w:r>
+              <w:rPr>
+                <w:bCs/>
+                <w:b/>
+              </w:rPr>
+              <w:t xml:space="preserve">Cek saat daftar</w:t>
+            </w:r>
+          </w:p>
+        </w:tc>
+        <w:tc>
+          <w:tcPr/>
+          <w:p>
+            <w:pPr>
+              <w:pStyle w:val="Compact"/>
+              <w:jc w:val="left"/>
+            </w:pPr>
+            <w:r>
+              <w:t xml:space="preserve">Fee 15%</w:t>
+            </w:r>
+          </w:p>
+        </w:tc>
+      </w:tr>
+      <w:tr>
+        <w:tc>
+          <w:tcPr/>
+          <w:p>
+            <w:pPr>
+              <w:pStyle w:val="Compact"/>
+              <w:jc w:val="left"/>
+            </w:pPr>
+            <w:r>
+              <w:t xml:space="preserve">18</w:t>
+            </w:r>
+          </w:p>
+        </w:tc>
+        <w:tc>
+          <w:tcPr/>
+          <w:p>
+            <w:pPr>
+              <w:pStyle w:val="Compact"/>
+              <w:jc w:val="left"/>
+            </w:pPr>
+            <w:hyperlink r:id="rId49">
+              <w:r>
+                <w:rPr>
+                  <w:rStyle w:val="Hyperlink"/>
+                </w:rPr>
+                <w:t xml:space="preserve">Dribbble</w:t>
+              </w:r>
+            </w:hyperlink>
+          </w:p>
+        </w:tc>
+        <w:tc>
+          <w:tcPr/>
+          <w:p>
+            <w:pPr>
+              <w:pStyle w:val="Compact"/>
+              <w:jc w:val="left"/>
+            </w:pPr>
+            <w:r>
+              <w:t xml:space="preserve">UI/UX, ilustrasi, branding</w:t>
+            </w:r>
+          </w:p>
+        </w:tc>
+        <w:tc>
+          <w:tcPr/>
+          <w:p>
+            <w:pPr>
+              <w:pStyle w:val="Compact"/>
+              <w:jc w:val="left"/>
+            </w:pPr>
+            <w:r>
+              <w:rPr>
+                <w:bCs/>
+                <w:b/>
+              </w:rPr>
+              <w:t xml:space="preserve">Cek saat daftar</w:t>
+            </w:r>
+          </w:p>
+        </w:tc>
+        <w:tc>
+          <w:tcPr/>
+          <w:p>
+            <w:pPr>
+              <w:pStyle w:val="Compact"/>
+              <w:jc w:val="left"/>
+            </w:pPr>
+            <w:r>
+              <w:t xml:space="preserve">Fee 3,5% (Pro US$96/tahun = 0%)</w:t>
+            </w:r>
+          </w:p>
+        </w:tc>
+      </w:tr>
+      <w:tr>
+        <w:tc>
+          <w:tcPr/>
+          <w:p>
+            <w:pPr>
+              <w:pStyle w:val="Compact"/>
+              <w:jc w:val="left"/>
+            </w:pPr>
+            <w:r>
+              <w:t xml:space="preserve">19</w:t>
+            </w:r>
+          </w:p>
+        </w:tc>
+        <w:tc>
+          <w:tcPr/>
+          <w:p>
+            <w:pPr>
+              <w:pStyle w:val="Compact"/>
+              <w:jc w:val="left"/>
+            </w:pPr>
+            <w:hyperlink r:id="rId50">
+              <w:r>
+                <w:rPr>
+                  <w:rStyle w:val="Hyperlink"/>
+                </w:rPr>
+                <w:t xml:space="preserve">Behance (Adobe)</w:t>
+              </w:r>
+            </w:hyperlink>
+          </w:p>
+        </w:tc>
+        <w:tc>
+          <w:tcPr/>
+          <w:p>
+            <w:pPr>
+              <w:pStyle w:val="Compact"/>
+              <w:jc w:val="left"/>
+            </w:pPr>
+            <w:r>
+              <w:t xml:space="preserve">Desain, ilustrasi, motion, fotografi</w:t>
+            </w:r>
+          </w:p>
+        </w:tc>
+        <w:tc>
+          <w:tcPr/>
+          <w:p>
+            <w:pPr>
+              <w:pStyle w:val="Compact"/>
+              <w:jc w:val="left"/>
+            </w:pPr>
+            <w:r>
+              <w:rPr>
+                <w:bCs/>
+                <w:b/>
+              </w:rPr>
+              <w:t xml:space="preserve">Cek saat daftar</w:t>
+            </w:r>
+          </w:p>
+        </w:tc>
+        <w:tc>
+          <w:tcPr/>
+          <w:p>
+            <w:pPr>
+              <w:pStyle w:val="Compact"/>
+              <w:jc w:val="left"/>
+            </w:pPr>
+            <w:r>
+              <w:t xml:space="preserve">Fee 10%+US$2 (&lt;US$500), 5,5%, 3% bertingkat; 0% bila salah satu pihak Pro</w:t>
+            </w:r>
+          </w:p>
+        </w:tc>
+      </w:tr>
+      <w:tr>
+        <w:tc>
+          <w:tcPr/>
+          <w:p>
+            <w:pPr>
+              <w:pStyle w:val="Compact"/>
+              <w:jc w:val="left"/>
+            </w:pPr>
+            <w:r>
+              <w:t xml:space="preserve">20</w:t>
+            </w:r>
+          </w:p>
+        </w:tc>
+        <w:tc>
+          <w:tcPr/>
+          <w:p>
+            <w:pPr>
+              <w:pStyle w:val="Compact"/>
+              <w:jc w:val="left"/>
+            </w:pPr>
+            <w:hyperlink r:id="rId193">
+              <w:r>
+                <w:rPr>
+                  <w:rStyle w:val="Hyperlink"/>
+                </w:rPr>
+                <w:t xml:space="preserve">Twine</w:t>
+              </w:r>
+            </w:hyperlink>
+          </w:p>
+        </w:tc>
+        <w:tc>
+          <w:tcPr/>
+          <w:p>
+            <w:pPr>
+              <w:pStyle w:val="Compact"/>
+              <w:jc w:val="left"/>
+            </w:pPr>
+            <w:r>
+              <w:t xml:space="preserve">Video, desain, audio, data AI</w:t>
+            </w:r>
+          </w:p>
+        </w:tc>
+        <w:tc>
+          <w:tcPr/>
+          <w:p>
+            <w:pPr>
+              <w:pStyle w:val="Compact"/>
+              <w:jc w:val="left"/>
+            </w:pPr>
+            <w:r>
+              <w:rPr>
+                <w:bCs/>
+                <w:b/>
+              </w:rPr>
+              <w:t xml:space="preserve">Per lowongan</w:t>
+            </w:r>
+          </w:p>
+        </w:tc>
+        <w:tc>
+          <w:tcPr/>
+          <w:p>
+            <w:pPr>
+              <w:pStyle w:val="Compact"/>
+              <w:jc w:val="left"/>
+            </w:pPr>
+            <w:r>
+              <w:t xml:space="preserve">Fee klien 10%/5%; Pro freelancer US$7,49/bulan</w:t>
+            </w:r>
+          </w:p>
+        </w:tc>
+      </w:tr>
+      <w:tr>
+        <w:tc>
+          <w:tcPr/>
+          <w:p>
+            <w:pPr>
+              <w:pStyle w:val="Compact"/>
+              <w:jc w:val="left"/>
+            </w:pPr>
+            <w:r>
+              <w:t xml:space="preserve">21</w:t>
+            </w:r>
+          </w:p>
+        </w:tc>
+        <w:tc>
+          <w:tcPr/>
+          <w:p>
+            <w:pPr>
+              <w:pStyle w:val="Compact"/>
+              <w:jc w:val="left"/>
+            </w:pPr>
+            <w:hyperlink r:id="rId53">
+              <w:r>
+                <w:rPr>
+                  <w:rStyle w:val="Hyperlink"/>
+                </w:rPr>
+                <w:t xml:space="preserve">Kolabtree</w:t>
+              </w:r>
+            </w:hyperlink>
+          </w:p>
+        </w:tc>
+        <w:tc>
+          <w:tcPr/>
+          <w:p>
+            <w:pPr>
+              <w:pStyle w:val="Compact"/>
+              <w:jc w:val="left"/>
+            </w:pPr>
+            <w:r>
+              <w:t xml:space="preserve">Analisis statistik, penulisan medis/ilmiah, R&amp;D</w:t>
+            </w:r>
+          </w:p>
+        </w:tc>
+        <w:tc>
+          <w:tcPr/>
+          <w:p>
+            <w:pPr>
+              <w:pStyle w:val="Compact"/>
+              <w:jc w:val="left"/>
+            </w:pPr>
+            <w:r>
+              <w:rPr>
+                <w:bCs/>
+                <w:b/>
+              </w:rPr>
+              <w:t xml:space="preserve">Cek saat daftar</w:t>
+            </w:r>
+          </w:p>
+        </w:tc>
+        <w:tc>
+          <w:tcPr/>
+          <w:p>
+            <w:pPr>
+              <w:pStyle w:val="Compact"/>
+              <w:jc w:val="left"/>
+            </w:pPr>
+            <w:r>
+              <w:t xml:space="preserve">Cek di situs</w:t>
+            </w:r>
+          </w:p>
+        </w:tc>
+      </w:tr>
+      <w:tr>
+        <w:tc>
+          <w:tcPr/>
+          <w:p>
+            <w:pPr>
+              <w:pStyle w:val="Compact"/>
+              <w:jc w:val="left"/>
+            </w:pPr>
+            <w:r>
+              <w:t xml:space="preserve">22</w:t>
+            </w:r>
+          </w:p>
+        </w:tc>
+        <w:tc>
+          <w:tcPr/>
+          <w:p>
+            <w:pPr>
+              <w:pStyle w:val="Compact"/>
+              <w:jc w:val="left"/>
+            </w:pPr>
+            <w:hyperlink r:id="rId51">
+              <w:r>
+                <w:rPr>
+                  <w:rStyle w:val="Hyperlink"/>
+                </w:rPr>
+                <w:t xml:space="preserve">ProZ.com</w:t>
+              </w:r>
+            </w:hyperlink>
+          </w:p>
+        </w:tc>
+        <w:tc>
+          <w:tcPr/>
+          <w:p>
+            <w:pPr>
+              <w:pStyle w:val="Compact"/>
+              <w:jc w:val="left"/>
+            </w:pPr>
+            <w:r>
+              <w:t xml:space="preserve">Terjemahan, interpretasi, lokalisasi</w:t>
+            </w:r>
+          </w:p>
+        </w:tc>
+        <w:tc>
+          <w:tcPr/>
+          <w:p>
+            <w:pPr>
+              <w:pStyle w:val="Compact"/>
+              <w:jc w:val="left"/>
+            </w:pPr>
+            <w:r>
+              <w:rPr>
+                <w:bCs/>
+                <w:b/>
+              </w:rPr>
+              <w:t xml:space="preserve">Ya</w:t>
+            </w:r>
+          </w:p>
+        </w:tc>
+        <w:tc>
+          <w:tcPr/>
+          <w:p>
+            <w:pPr>
+              <w:pStyle w:val="Compact"/>
+              <w:jc w:val="left"/>
+            </w:pPr>
+            <w:r>
+              <w:t xml:space="preserve">Membership ±US$10–15/bulan; ProZ*Pay: bank, PayPal, Payoneer</w:t>
+            </w:r>
+          </w:p>
+        </w:tc>
+      </w:tr>
+      <w:tr>
+        <w:tc>
+          <w:tcPr/>
+          <w:p>
+            <w:pPr>
+              <w:pStyle w:val="Compact"/>
+              <w:jc w:val="left"/>
+            </w:pPr>
+            <w:r>
+              <w:t xml:space="preserve">23</w:t>
+            </w:r>
+          </w:p>
+        </w:tc>
+        <w:tc>
+          <w:tcPr/>
+          <w:p>
+            <w:pPr>
+              <w:pStyle w:val="Compact"/>
+              <w:jc w:val="left"/>
+            </w:pPr>
+            <w:hyperlink r:id="rId52">
+              <w:r>
+                <w:rPr>
+                  <w:rStyle w:val="Hyperlink"/>
+                </w:rPr>
+                <w:t xml:space="preserve">Smartcat Marketplace</w:t>
+              </w:r>
+            </w:hyperlink>
+          </w:p>
+        </w:tc>
+        <w:tc>
+          <w:tcPr/>
+          <w:p>
+            <w:pPr>
+              <w:pStyle w:val="Compact"/>
+              <w:jc w:val="left"/>
+            </w:pPr>
+            <w:r>
+              <w:t xml:space="preserve">Terjemahan &amp; editing</w:t>
+            </w:r>
+          </w:p>
+        </w:tc>
+        <w:tc>
+          <w:tcPr/>
+          <w:p>
+            <w:pPr>
+              <w:pStyle w:val="Compact"/>
+              <w:jc w:val="left"/>
+            </w:pPr>
+            <w:r>
+              <w:rPr>
+                <w:bCs/>
+                <w:b/>
+              </w:rPr>
+              <w:t xml:space="preserve">Cek saat daftar</w:t>
+            </w:r>
+          </w:p>
+        </w:tc>
+        <w:tc>
+          <w:tcPr/>
+          <w:p>
+            <w:pPr>
+              <w:pStyle w:val="Compact"/>
+              <w:jc w:val="left"/>
+            </w:pPr>
+            <w:r>
+              <w:t xml:space="preserve">Banyak metode payout sesuai lokasi</w:t>
+            </w:r>
+          </w:p>
+        </w:tc>
+      </w:tr>
+      <w:tr>
+        <w:tc>
+          <w:tcPr/>
+          <w:p>
+            <w:pPr>
+              <w:pStyle w:val="Compact"/>
+              <w:jc w:val="left"/>
+            </w:pPr>
+            <w:r>
+              <w:t xml:space="preserve">24</w:t>
+            </w:r>
+          </w:p>
+        </w:tc>
+        <w:tc>
+          <w:tcPr/>
+          <w:p>
+            <w:pPr>
+              <w:pStyle w:val="Compact"/>
+              <w:jc w:val="left"/>
+            </w:pPr>
+            <w:hyperlink r:id="rId194">
+              <w:r>
+                <w:rPr>
+                  <w:rStyle w:val="Hyperlink"/>
+                </w:rPr>
+                <w:t xml:space="preserve">TranslatorsCafe</w:t>
+              </w:r>
+            </w:hyperlink>
+          </w:p>
+        </w:tc>
+        <w:tc>
+          <w:tcPr/>
+          <w:p>
+            <w:pPr>
+              <w:pStyle w:val="Compact"/>
+              <w:jc w:val="left"/>
+            </w:pPr>
+            <w:r>
+              <w:t xml:space="preserve">Terjemahan</w:t>
+            </w:r>
+          </w:p>
+        </w:tc>
+        <w:tc>
+          <w:tcPr/>
+          <w:p>
+            <w:pPr>
+              <w:pStyle w:val="Compact"/>
+              <w:jc w:val="left"/>
+            </w:pPr>
+            <w:r>
+              <w:rPr>
+                <w:bCs/>
+                <w:b/>
+              </w:rPr>
+              <w:t xml:space="preserve">Cek saat daftar</w:t>
+            </w:r>
+          </w:p>
+        </w:tc>
+        <w:tc>
+          <w:tcPr/>
+          <w:p>
+            <w:pPr>
+              <w:pStyle w:val="Compact"/>
+              <w:jc w:val="left"/>
+            </w:pPr>
+            <w:r>
+              <w:t xml:space="preserve">Cek di situs</w:t>
+            </w:r>
+          </w:p>
+        </w:tc>
+      </w:tr>
+      <w:tr>
+        <w:tc>
+          <w:tcPr/>
+          <w:p>
+            <w:pPr>
+              <w:pStyle w:val="Compact"/>
+              <w:jc w:val="left"/>
+            </w:pPr>
+            <w:r>
+              <w:t xml:space="preserve">25</w:t>
+            </w:r>
+          </w:p>
+        </w:tc>
+        <w:tc>
+          <w:tcPr/>
+          <w:p>
+            <w:pPr>
+              <w:pStyle w:val="Compact"/>
+              <w:jc w:val="left"/>
+            </w:pPr>
+            <w:hyperlink r:id="rId195">
+              <w:r>
+                <w:rPr>
+                  <w:rStyle w:val="Hyperlink"/>
+                </w:rPr>
+                <w:t xml:space="preserve">Hubstaff Talent</w:t>
+              </w:r>
+            </w:hyperlink>
+          </w:p>
+        </w:tc>
+        <w:tc>
+          <w:tcPr/>
+          <w:p>
+            <w:pPr>
+              <w:pStyle w:val="Compact"/>
+              <w:jc w:val="left"/>
+            </w:pPr>
+            <w:r>
+              <w:t xml:space="preserve">Freelance remote berbagai bidang</w:t>
+            </w:r>
+          </w:p>
+        </w:tc>
+        <w:tc>
+          <w:tcPr/>
+          <w:p>
+            <w:pPr>
+              <w:pStyle w:val="Compact"/>
+              <w:jc w:val="left"/>
+            </w:pPr>
+            <w:r>
+              <w:rPr>
+                <w:bCs/>
+                <w:b/>
+              </w:rPr>
+              <w:t xml:space="preserve">Cek saat daftar</w:t>
+            </w:r>
+          </w:p>
+        </w:tc>
+        <w:tc>
+          <w:tcPr/>
+          <w:p>
+            <w:pPr>
+              <w:pStyle w:val="Compact"/>
+              <w:jc w:val="left"/>
+            </w:pPr>
+            <w:r>
+              <w:t xml:space="preserve">Gratis bagi pencari kerja &amp; pemberi kerja</w:t>
+            </w:r>
+          </w:p>
+        </w:tc>
+      </w:tr>
+      <w:tr>
+        <w:tc>
+          <w:tcPr/>
+          <w:p>
+            <w:pPr>
+              <w:pStyle w:val="Compact"/>
+              <w:jc w:val="left"/>
+            </w:pPr>
+            <w:r>
+              <w:t xml:space="preserve">26</w:t>
+            </w:r>
+          </w:p>
+        </w:tc>
+        <w:tc>
+          <w:tcPr/>
+          <w:p>
+            <w:pPr>
+              <w:pStyle w:val="Compact"/>
+              <w:jc w:val="left"/>
+            </w:pPr>
+            <w:hyperlink r:id="rId54">
+              <w:r>
+                <w:rPr>
+                  <w:rStyle w:val="Hyperlink"/>
+                </w:rPr>
+                <w:t xml:space="preserve">GLG (Gerson Lehrman Group)</w:t>
+              </w:r>
+            </w:hyperlink>
+          </w:p>
+        </w:tc>
+        <w:tc>
+          <w:tcPr/>
+          <w:p>
+            <w:pPr>
+              <w:pStyle w:val="Compact"/>
+              <w:jc w:val="left"/>
+            </w:pPr>
+            <w:r>
+              <w:t xml:space="preserve">Konsultasi 1 jam untuk investor/konsultan tentang industri Anda</w:t>
+            </w:r>
+          </w:p>
+        </w:tc>
+        <w:tc>
+          <w:tcPr/>
+          <w:p>
+            <w:pPr>
+              <w:pStyle w:val="Compact"/>
+              <w:jc w:val="left"/>
+            </w:pPr>
+            <w:r>
+              <w:rPr>
+                <w:bCs/>
+                <w:b/>
+              </w:rPr>
+              <w:t xml:space="preserve">Cek saat daftar</w:t>
+            </w:r>
+          </w:p>
+        </w:tc>
+        <w:tc>
+          <w:tcPr/>
+          <w:p>
+            <w:pPr>
+              <w:pStyle w:val="Compact"/>
+              <w:jc w:val="left"/>
+            </w:pPr>
+            <w:r>
+              <w:t xml:space="preserve">Cek di situs</w:t>
+            </w:r>
+          </w:p>
+        </w:tc>
+      </w:tr>
+      <w:tr>
+        <w:tc>
+          <w:tcPr/>
+          <w:p>
+            <w:pPr>
+              <w:pStyle w:val="Compact"/>
+              <w:jc w:val="left"/>
+            </w:pPr>
+            <w:r>
+              <w:t xml:space="preserve">27</w:t>
+            </w:r>
+          </w:p>
+        </w:tc>
+        <w:tc>
+          <w:tcPr/>
+          <w:p>
+            <w:pPr>
+              <w:pStyle w:val="Compact"/>
+              <w:jc w:val="left"/>
+            </w:pPr>
+            <w:hyperlink r:id="rId55">
+              <w:r>
+                <w:rPr>
+                  <w:rStyle w:val="Hyperlink"/>
+                </w:rPr>
+                <w:t xml:space="preserve">AlphaSights</w:t>
+              </w:r>
+            </w:hyperlink>
+          </w:p>
+        </w:tc>
+        <w:tc>
+          <w:tcPr/>
+          <w:p>
+            <w:pPr>
+              <w:pStyle w:val="Compact"/>
+              <w:jc w:val="left"/>
+            </w:pPr>
+            <w:r>
+              <w:t xml:space="preserve">Konsultasi ahli industri</w:t>
+            </w:r>
+          </w:p>
+        </w:tc>
+        <w:tc>
+          <w:tcPr/>
+          <w:p>
+            <w:pPr>
+              <w:pStyle w:val="Compact"/>
+              <w:jc w:val="left"/>
+            </w:pPr>
+            <w:r>
+              <w:rPr>
+                <w:bCs/>
+                <w:b/>
+              </w:rPr>
+              <w:t xml:space="preserve">Cek saat daftar</w:t>
+            </w:r>
+          </w:p>
+        </w:tc>
+        <w:tc>
+          <w:tcPr/>
+          <w:p>
+            <w:pPr>
+              <w:pStyle w:val="Compact"/>
+              <w:jc w:val="left"/>
+            </w:pPr>
+            <w:r>
+              <w:t xml:space="preserve">Cek di situs</w:t>
+            </w:r>
+          </w:p>
+        </w:tc>
+      </w:tr>
+      <w:tr>
+        <w:tc>
+          <w:tcPr/>
+          <w:p>
+            <w:pPr>
+              <w:pStyle w:val="Compact"/>
+              <w:jc w:val="left"/>
+            </w:pPr>
+            <w:r>
+              <w:t xml:space="preserve">28</w:t>
+            </w:r>
+          </w:p>
+        </w:tc>
+        <w:tc>
+          <w:tcPr/>
+          <w:p>
+            <w:pPr>
+              <w:pStyle w:val="Compact"/>
+              <w:jc w:val="left"/>
+            </w:pPr>
+            <w:hyperlink r:id="rId56">
+              <w:r>
+                <w:rPr>
+                  <w:rStyle w:val="Hyperlink"/>
+                </w:rPr>
+                <w:t xml:space="preserve">Guidepoint</w:t>
+              </w:r>
+            </w:hyperlink>
+          </w:p>
+        </w:tc>
+        <w:tc>
+          <w:tcPr/>
+          <w:p>
+            <w:pPr>
+              <w:pStyle w:val="Compact"/>
+              <w:jc w:val="left"/>
+            </w:pPr>
+            <w:r>
+              <w:t xml:space="preserve">Konsultasi ahli industri</w:t>
+            </w:r>
+          </w:p>
+        </w:tc>
+        <w:tc>
+          <w:tcPr/>
+          <w:p>
+            <w:pPr>
+              <w:pStyle w:val="Compact"/>
+              <w:jc w:val="left"/>
+            </w:pPr>
+            <w:r>
+              <w:rPr>
+                <w:bCs/>
+                <w:b/>
+              </w:rPr>
+              <w:t xml:space="preserve">Cek saat daftar</w:t>
+            </w:r>
+          </w:p>
+        </w:tc>
+        <w:tc>
+          <w:tcPr/>
+          <w:p>
+            <w:pPr>
+              <w:pStyle w:val="Compact"/>
+              <w:jc w:val="left"/>
+            </w:pPr>
+            <w:r>
+              <w:t xml:space="preserve">Cek di situs</w:t>
+            </w:r>
+          </w:p>
+        </w:tc>
+      </w:tr>
+      <w:tr>
+        <w:tc>
+          <w:tcPr/>
+          <w:p>
+            <w:pPr>
+              <w:pStyle w:val="Compact"/>
+              <w:jc w:val="left"/>
+            </w:pPr>
+            <w:r>
+              <w:t xml:space="preserve">29</w:t>
+            </w:r>
+          </w:p>
+        </w:tc>
+        <w:tc>
+          <w:tcPr/>
+          <w:p>
+            <w:pPr>
+              <w:pStyle w:val="Compact"/>
+              <w:jc w:val="left"/>
+            </w:pPr>
+            <w:hyperlink r:id="rId196">
+              <w:r>
+                <w:rPr>
+                  <w:rStyle w:val="Hyperlink"/>
+                </w:rPr>
+                <w:t xml:space="preserve">Third Bridge</w:t>
+              </w:r>
+            </w:hyperlink>
+          </w:p>
+        </w:tc>
+        <w:tc>
+          <w:tcPr/>
+          <w:p>
+            <w:pPr>
+              <w:pStyle w:val="Compact"/>
+              <w:jc w:val="left"/>
+            </w:pPr>
+            <w:r>
+              <w:t xml:space="preserve">Wawancara ahli &amp; konsultasi</w:t>
+            </w:r>
+          </w:p>
+        </w:tc>
+        <w:tc>
+          <w:tcPr/>
+          <w:p>
+            <w:pPr>
+              <w:pStyle w:val="Compact"/>
+              <w:jc w:val="left"/>
+            </w:pPr>
+            <w:r>
+              <w:rPr>
+                <w:bCs/>
+                <w:b/>
+              </w:rPr>
+              <w:t xml:space="preserve">Cek saat daftar</w:t>
+            </w:r>
+          </w:p>
+        </w:tc>
+        <w:tc>
+          <w:tcPr/>
+          <w:p>
+            <w:pPr>
+              <w:pStyle w:val="Compact"/>
+              <w:jc w:val="left"/>
+            </w:pPr>
+            <w:r>
+              <w:t xml:space="preserve">Cek di situs</w:t>
+            </w:r>
+          </w:p>
+        </w:tc>
+      </w:tr>
+      <w:tr>
+        <w:tc>
+          <w:tcPr/>
+          <w:p>
+            <w:pPr>
+              <w:pStyle w:val="Compact"/>
+              <w:jc w:val="left"/>
+            </w:pPr>
+            <w:r>
+              <w:t xml:space="preserve">30</w:t>
+            </w:r>
+          </w:p>
+        </w:tc>
+        <w:tc>
+          <w:tcPr/>
+          <w:p>
+            <w:pPr>
+              <w:pStyle w:val="Compact"/>
+              <w:jc w:val="left"/>
+            </w:pPr>
+            <w:hyperlink r:id="rId197">
+              <w:r>
+                <w:rPr>
+                  <w:rStyle w:val="Hyperlink"/>
+                </w:rPr>
+                <w:t xml:space="preserve">Adobe Stock Contributor</w:t>
+              </w:r>
+            </w:hyperlink>
+          </w:p>
+        </w:tc>
+        <w:tc>
+          <w:tcPr/>
+          <w:p>
+            <w:pPr>
+              <w:pStyle w:val="Compact"/>
+              <w:jc w:val="left"/>
+            </w:pPr>
+            <w:r>
+              <w:t xml:space="preserve">Foto, video, vektor, ilustrasi</w:t>
+            </w:r>
+          </w:p>
+        </w:tc>
+        <w:tc>
+          <w:tcPr/>
+          <w:p>
+            <w:pPr>
+              <w:pStyle w:val="Compact"/>
+              <w:jc w:val="left"/>
+            </w:pPr>
+            <w:r>
+              <w:rPr>
+                <w:bCs/>
+                <w:b/>
+              </w:rPr>
+              <w:t xml:space="preserve">Ya</w:t>
+            </w:r>
+          </w:p>
+        </w:tc>
+        <w:tc>
+          <w:tcPr/>
+          <w:p>
+            <w:pPr>
+              <w:pStyle w:val="Compact"/>
+              <w:jc w:val="left"/>
+            </w:pPr>
+            <w:r>
+              <w:t xml:space="preserve">Payoneer WAJIB untuk kontributor di Indonesia; minimum US$25; dibayar USD; potong pajak 30% bila formulir pajak tidak ada</w:t>
+            </w:r>
+          </w:p>
+        </w:tc>
+      </w:tr>
+      <w:tr>
+        <w:tc>
+          <w:tcPr/>
+          <w:p>
+            <w:pPr>
+              <w:pStyle w:val="Compact"/>
+              <w:jc w:val="left"/>
+            </w:pPr>
+            <w:r>
+              <w:t xml:space="preserve">31</w:t>
+            </w:r>
+          </w:p>
+        </w:tc>
+        <w:tc>
+          <w:tcPr/>
+          <w:p>
+            <w:pPr>
+              <w:pStyle w:val="Compact"/>
+              <w:jc w:val="left"/>
+            </w:pPr>
+            <w:hyperlink r:id="rId198">
+              <w:r>
+                <w:rPr>
+                  <w:rStyle w:val="Hyperlink"/>
+                </w:rPr>
+                <w:t xml:space="preserve">Shutterstock Contributor</w:t>
+              </w:r>
+            </w:hyperlink>
+          </w:p>
+        </w:tc>
+        <w:tc>
+          <w:tcPr/>
+          <w:p>
+            <w:pPr>
+              <w:pStyle w:val="Compact"/>
+              <w:jc w:val="left"/>
+            </w:pPr>
+            <w:r>
+              <w:t xml:space="preserve">Foto, video, ilustrasi</w:t>
+            </w:r>
+          </w:p>
+        </w:tc>
+        <w:tc>
+          <w:tcPr/>
+          <w:p>
+            <w:pPr>
+              <w:pStyle w:val="Compact"/>
+              <w:jc w:val="left"/>
+            </w:pPr>
+            <w:r>
+              <w:rPr>
+                <w:bCs/>
+                <w:b/>
+              </w:rPr>
+              <w:t xml:space="preserve">Cek saat daftar</w:t>
+            </w:r>
+          </w:p>
+        </w:tc>
+        <w:tc>
+          <w:tcPr/>
+          <w:p>
+            <w:pPr>
+              <w:pStyle w:val="Compact"/>
+              <w:jc w:val="left"/>
+            </w:pPr>
+            <w:r>
+              <w:t xml:space="preserve">PayPal, Skrill, Payoneer; ambang payout US$25–2000; dibayar bulanan (tgl 7–15); wajib formulir pajak</w:t>
+            </w:r>
+          </w:p>
+        </w:tc>
+      </w:tr>
+    </w:tbl>
+    <w:bookmarkEnd w:id="199"/>
+    <w:bookmarkStart w:id="221" w:name="c.-pekerjaan-remote-lainnya-1"/>
+    <w:p>
+      <w:pPr>
+        <w:pStyle w:val="Heading2"/>
+      </w:pPr>
+      <w:r>
+        <w:t xml:space="preserve">C. Pekerjaan Remote Lainnya</w:t>
+      </w:r>
+    </w:p>
+    <w:tbl>
+      <w:tblPr>
+        <w:tblStyle w:val="Table"/>
+        <w:tblW w:type="pct" w:w="5000"/>
+        <w:tblLook w:firstRow="1" w:lastRow="0" w:firstColumn="0" w:lastColumn="0" w:noHBand="0" w:noVBand="0" w:val="0020"/>
+        <w:jc w:val="start"/>
+      </w:tblPr>
+      <w:tblGrid>
+        <w:gridCol w:w="240"/>
+        <w:gridCol w:w="1200"/>
+        <w:gridCol w:w="2400"/>
+        <w:gridCol w:w="960"/>
+        <w:gridCol w:w="3120"/>
+      </w:tblGrid>
+      <w:tr>
+        <w:trPr>
+          <w:tblHeader w:val="true"/>
+        </w:trPr>
+        <w:tc>
+          <w:tcPr/>
+          <w:p>
+            <w:pPr>
+              <w:pStyle w:val="Compact"/>
+              <w:jc w:val="left"/>
+            </w:pPr>
+            <w:r>
+              <w:t xml:space="preserve">#</w:t>
+            </w:r>
+          </w:p>
+        </w:tc>
+        <w:tc>
+          <w:tcPr/>
+          <w:p>
+            <w:pPr>
+              <w:pStyle w:val="Compact"/>
+              <w:jc w:val="left"/>
+            </w:pPr>
+            <w:r>
+              <w:t xml:space="preserve">Platform</w:t>
+            </w:r>
+          </w:p>
+        </w:tc>
+        <w:tc>
+          <w:tcPr/>
+          <w:p>
+            <w:pPr>
+              <w:pStyle w:val="Compact"/>
+              <w:jc w:val="left"/>
+            </w:pPr>
+            <w:r>
+              <w:t xml:space="preserve">Jenis pekerjaan</w:t>
+            </w:r>
+          </w:p>
+        </w:tc>
+        <w:tc>
+          <w:tcPr/>
+          <w:p>
+            <w:pPr>
+              <w:pStyle w:val="Compact"/>
+              <w:jc w:val="left"/>
+            </w:pPr>
+            <w:r>
+              <w:t xml:space="preserve">Untuk Indonesia</w:t>
+            </w:r>
+          </w:p>
+        </w:tc>
+        <w:tc>
+          <w:tcPr/>
+          <w:p>
+            <w:pPr>
+              <w:pStyle w:val="Compact"/>
+              <w:jc w:val="left"/>
+            </w:pPr>
+            <w:r>
+              <w:t xml:space="preserve">Bayaran yang pernah diiklankan</w:t>
+            </w:r>
+          </w:p>
+        </w:tc>
+      </w:tr>
+      <w:tr>
+        <w:tc>
+          <w:tcPr/>
+          <w:p>
+            <w:pPr>
+              <w:pStyle w:val="Compact"/>
+              <w:jc w:val="left"/>
+            </w:pPr>
+            <w:r>
+              <w:t xml:space="preserve">1</w:t>
+            </w:r>
+          </w:p>
+        </w:tc>
+        <w:tc>
+          <w:tcPr/>
+          <w:p>
+            <w:pPr>
+              <w:pStyle w:val="Compact"/>
+              <w:jc w:val="left"/>
+            </w:pPr>
+            <w:hyperlink r:id="rId73">
+              <w:r>
+                <w:rPr>
+                  <w:rStyle w:val="Hyperlink"/>
+                </w:rPr>
+                <w:t xml:space="preserve">Wellfound (AngelList Talent)</w:t>
+              </w:r>
+            </w:hyperlink>
+          </w:p>
+        </w:tc>
+        <w:tc>
+          <w:tcPr/>
+          <w:p>
+            <w:pPr>
+              <w:pStyle w:val="Compact"/>
+              <w:jc w:val="left"/>
+            </w:pPr>
+            <w:r>
+              <w:t xml:space="preserve">Remote employment di startup</w:t>
+            </w:r>
+          </w:p>
+        </w:tc>
+        <w:tc>
+          <w:tcPr/>
+          <w:p>
+            <w:pPr>
+              <w:pStyle w:val="Compact"/>
+              <w:jc w:val="left"/>
+            </w:pPr>
+            <w:r>
+              <w:rPr>
+                <w:bCs/>
+                <w:b/>
+              </w:rPr>
+              <w:t xml:space="preserve">Per lowongan</w:t>
+            </w:r>
+          </w:p>
+        </w:tc>
+        <w:tc>
+          <w:tcPr/>
+          <w:p>
+            <w:pPr>
+              <w:pStyle w:val="Compact"/>
+              <w:jc w:val="left"/>
+            </w:pPr>
+            <w:r>
+              <w:t xml:space="preserve">Gaji &amp; ekuitas biasanya ditampilkan di listing</w:t>
+            </w:r>
+          </w:p>
+        </w:tc>
+      </w:tr>
+      <w:tr>
+        <w:tc>
+          <w:tcPr/>
+          <w:p>
+            <w:pPr>
+              <w:pStyle w:val="Compact"/>
+              <w:jc w:val="left"/>
+            </w:pPr>
+            <w:r>
+              <w:t xml:space="preserve">2</w:t>
+            </w:r>
+          </w:p>
+        </w:tc>
+        <w:tc>
+          <w:tcPr/>
+          <w:p>
+            <w:pPr>
+              <w:pStyle w:val="Compact"/>
+              <w:jc w:val="left"/>
+            </w:pPr>
+            <w:hyperlink r:id="rId62">
+              <w:r>
+                <w:rPr>
+                  <w:rStyle w:val="Hyperlink"/>
+                </w:rPr>
+                <w:t xml:space="preserve">We Work Remotely</w:t>
+              </w:r>
+            </w:hyperlink>
+          </w:p>
+        </w:tc>
+        <w:tc>
+          <w:tcPr/>
+          <w:p>
+            <w:pPr>
+              <w:pStyle w:val="Compact"/>
+              <w:jc w:val="left"/>
+            </w:pPr>
+            <w:r>
+              <w:t xml:space="preserve">Engineering, desain, support, marketing</w:t>
+            </w:r>
+          </w:p>
+        </w:tc>
+        <w:tc>
+          <w:tcPr/>
+          <w:p>
+            <w:pPr>
+              <w:pStyle w:val="Compact"/>
+              <w:jc w:val="left"/>
+            </w:pPr>
+            <w:r>
+              <w:rPr>
+                <w:bCs/>
+                <w:b/>
+              </w:rPr>
+              <w:t xml:space="preserve">Per lowongan</w:t>
+            </w:r>
+          </w:p>
+        </w:tc>
+        <w:tc>
+          <w:tcPr/>
+          <w:p>
+            <w:pPr>
+              <w:pStyle w:val="Compact"/>
+              <w:jc w:val="left"/>
+            </w:pPr>
+            <w:r>
+              <w:t xml:space="preserve">Per listing</w:t>
+            </w:r>
+          </w:p>
+        </w:tc>
+      </w:tr>
+      <w:tr>
+        <w:tc>
+          <w:tcPr/>
+          <w:p>
+            <w:pPr>
+              <w:pStyle w:val="Compact"/>
+              <w:jc w:val="left"/>
+            </w:pPr>
+            <w:r>
+              <w:t xml:space="preserve">3</w:t>
+            </w:r>
+          </w:p>
+        </w:tc>
+        <w:tc>
+          <w:tcPr/>
+          <w:p>
+            <w:pPr>
+              <w:pStyle w:val="Compact"/>
+              <w:jc w:val="left"/>
+            </w:pPr>
+            <w:hyperlink r:id="rId74">
+              <w:r>
+                <w:rPr>
+                  <w:rStyle w:val="Hyperlink"/>
+                </w:rPr>
+                <w:t xml:space="preserve">Remote OK</w:t>
+              </w:r>
+            </w:hyperlink>
+          </w:p>
+        </w:tc>
+        <w:tc>
+          <w:tcPr/>
+          <w:p>
+            <w:pPr>
+              <w:pStyle w:val="Compact"/>
+              <w:jc w:val="left"/>
+            </w:pPr>
+            <w:r>
+              <w:t xml:space="preserve">Tech, desain, marketing, startup</w:t>
+            </w:r>
+          </w:p>
+        </w:tc>
+        <w:tc>
+          <w:tcPr/>
+          <w:p>
+            <w:pPr>
+              <w:pStyle w:val="Compact"/>
+              <w:jc w:val="left"/>
+            </w:pPr>
+            <w:r>
+              <w:rPr>
+                <w:bCs/>
+                <w:b/>
+              </w:rPr>
+              <w:t xml:space="preserve">Per lowongan</w:t>
+            </w:r>
+          </w:p>
+        </w:tc>
+        <w:tc>
+          <w:tcPr/>
+          <w:p>
+            <w:pPr>
+              <w:pStyle w:val="Compact"/>
+              <w:jc w:val="left"/>
+            </w:pPr>
+            <w:r>
+              <w:t xml:space="preserve">Filter gaji tersedia</w:t>
+            </w:r>
+          </w:p>
+        </w:tc>
+      </w:tr>
+      <w:tr>
+        <w:tc>
+          <w:tcPr/>
+          <w:p>
+            <w:pPr>
+              <w:pStyle w:val="Compact"/>
+              <w:jc w:val="left"/>
+            </w:pPr>
+            <w:r>
+              <w:t xml:space="preserve">4</w:t>
+            </w:r>
+          </w:p>
+        </w:tc>
+        <w:tc>
+          <w:tcPr/>
+          <w:p>
+            <w:pPr>
+              <w:pStyle w:val="Compact"/>
+              <w:jc w:val="left"/>
+            </w:pPr>
+            <w:hyperlink r:id="rId75">
+              <w:r>
+                <w:rPr>
+                  <w:rStyle w:val="Hyperlink"/>
+                </w:rPr>
+                <w:t xml:space="preserve">Remotive</w:t>
+              </w:r>
+            </w:hyperlink>
+          </w:p>
+        </w:tc>
+        <w:tc>
+          <w:tcPr/>
+          <w:p>
+            <w:pPr>
+              <w:pStyle w:val="Compact"/>
+              <w:jc w:val="left"/>
+            </w:pPr>
+            <w:r>
+              <w:t xml:space="preserve">Tech, support, marketing</w:t>
+            </w:r>
+          </w:p>
+        </w:tc>
+        <w:tc>
+          <w:tcPr/>
+          <w:p>
+            <w:pPr>
+              <w:pStyle w:val="Compact"/>
+              <w:jc w:val="left"/>
+            </w:pPr>
+            <w:r>
+              <w:rPr>
+                <w:bCs/>
+                <w:b/>
+              </w:rPr>
+              <w:t xml:space="preserve">Per lowongan</w:t>
+            </w:r>
+          </w:p>
+        </w:tc>
+        <w:tc>
+          <w:tcPr/>
+          <w:p>
+            <w:pPr>
+              <w:pStyle w:val="Compact"/>
+              <w:jc w:val="left"/>
+            </w:pPr>
+            <w:r>
+              <w:t xml:space="preserve">Per listing</w:t>
+            </w:r>
+          </w:p>
+        </w:tc>
+      </w:tr>
+      <w:tr>
+        <w:tc>
+          <w:tcPr/>
+          <w:p>
+            <w:pPr>
+              <w:pStyle w:val="Compact"/>
+              <w:jc w:val="left"/>
+            </w:pPr>
+            <w:r>
+              <w:t xml:space="preserve">5</w:t>
+            </w:r>
+          </w:p>
+        </w:tc>
+        <w:tc>
+          <w:tcPr/>
+          <w:p>
+            <w:pPr>
+              <w:pStyle w:val="Compact"/>
+              <w:jc w:val="left"/>
+            </w:pPr>
+            <w:hyperlink r:id="rId76">
+              <w:r>
+                <w:rPr>
+                  <w:rStyle w:val="Hyperlink"/>
+                </w:rPr>
+                <w:t xml:space="preserve">Himalayas</w:t>
+              </w:r>
+            </w:hyperlink>
+          </w:p>
+        </w:tc>
+        <w:tc>
+          <w:tcPr/>
+          <w:p>
+            <w:pPr>
+              <w:pStyle w:val="Compact"/>
+              <w:jc w:val="left"/>
+            </w:pPr>
+            <w:r>
+              <w:t xml:space="preserve">Remote jobs lintas bidang; halaman khusus Indonesia</w:t>
+            </w:r>
+          </w:p>
+        </w:tc>
+        <w:tc>
+          <w:tcPr/>
+          <w:p>
+            <w:pPr>
+              <w:pStyle w:val="Compact"/>
+              <w:jc w:val="left"/>
+            </w:pPr>
+            <w:r>
+              <w:rPr>
+                <w:bCs/>
+                <w:b/>
+              </w:rPr>
+              <w:t xml:space="preserve">Ya</w:t>
+            </w:r>
+          </w:p>
+        </w:tc>
+        <w:tc>
+          <w:tcPr/>
+          <w:p>
+            <w:pPr>
+              <w:pStyle w:val="Compact"/>
+              <w:jc w:val="left"/>
+            </w:pPr>
+            <w:r>
+              <w:t xml:space="preserve">Sebagian listing mencantumkan gaji (termasuk IDR)</w:t>
+            </w:r>
+          </w:p>
+        </w:tc>
+      </w:tr>
+      <w:tr>
+        <w:tc>
+          <w:tcPr/>
+          <w:p>
+            <w:pPr>
+              <w:pStyle w:val="Compact"/>
+              <w:jc w:val="left"/>
+            </w:pPr>
+            <w:r>
+              <w:t xml:space="preserve">6</w:t>
+            </w:r>
+          </w:p>
+        </w:tc>
+        <w:tc>
+          <w:tcPr/>
+          <w:p>
+            <w:pPr>
+              <w:pStyle w:val="Compact"/>
+              <w:jc w:val="left"/>
+            </w:pPr>
+            <w:hyperlink r:id="rId72">
+              <w:r>
+                <w:rPr>
+                  <w:rStyle w:val="Hyperlink"/>
+                </w:rPr>
+                <w:t xml:space="preserve">LinkedIn Jobs</w:t>
+              </w:r>
+            </w:hyperlink>
+          </w:p>
+        </w:tc>
+        <w:tc>
+          <w:tcPr/>
+          <w:p>
+            <w:pPr>
+              <w:pStyle w:val="Compact"/>
+              <w:jc w:val="left"/>
+            </w:pPr>
+            <w:r>
+              <w:t xml:space="preserve">Semua bidang</w:t>
+            </w:r>
+          </w:p>
+        </w:tc>
+        <w:tc>
+          <w:tcPr/>
+          <w:p>
+            <w:pPr>
+              <w:pStyle w:val="Compact"/>
+              <w:jc w:val="left"/>
+            </w:pPr>
+            <w:r>
+              <w:rPr>
+                <w:bCs/>
+                <w:b/>
+              </w:rPr>
+              <w:t xml:space="preserve">Ya</w:t>
+            </w:r>
+          </w:p>
+        </w:tc>
+        <w:tc>
+          <w:tcPr/>
+          <w:p>
+            <w:pPr>
+              <w:pStyle w:val="Compact"/>
+              <w:jc w:val="left"/>
+            </w:pPr>
+            <w:r>
+              <w:t xml:space="preserve">Per listing</w:t>
+            </w:r>
+          </w:p>
+        </w:tc>
+      </w:tr>
+      <w:tr>
+        <w:tc>
+          <w:tcPr/>
+          <w:p>
+            <w:pPr>
+              <w:pStyle w:val="Compact"/>
+              <w:jc w:val="left"/>
+            </w:pPr>
+            <w:r>
+              <w:t xml:space="preserve">7</w:t>
+            </w:r>
+          </w:p>
+        </w:tc>
+        <w:tc>
+          <w:tcPr/>
+          <w:p>
+            <w:pPr>
+              <w:pStyle w:val="Compact"/>
+              <w:jc w:val="left"/>
+            </w:pPr>
+            <w:hyperlink r:id="rId78">
+              <w:r>
+                <w:rPr>
+                  <w:rStyle w:val="Hyperlink"/>
+                </w:rPr>
+                <w:t xml:space="preserve">Glints</w:t>
+              </w:r>
+            </w:hyperlink>
+          </w:p>
+        </w:tc>
+        <w:tc>
+          <w:tcPr/>
+          <w:p>
+            <w:pPr>
+              <w:pStyle w:val="Compact"/>
+              <w:jc w:val="left"/>
+            </w:pPr>
+            <w:r>
+              <w:t xml:space="preserve">Remote &amp; cross-border jobs SEA</w:t>
+            </w:r>
+          </w:p>
+        </w:tc>
+        <w:tc>
+          <w:tcPr/>
+          <w:p>
+            <w:pPr>
+              <w:pStyle w:val="Compact"/>
+              <w:jc w:val="left"/>
+            </w:pPr>
+            <w:r>
+              <w:rPr>
+                <w:bCs/>
+                <w:b/>
+              </w:rPr>
+              <w:t xml:space="preserve">Ya</w:t>
+            </w:r>
+          </w:p>
+        </w:tc>
+        <w:tc>
+          <w:tcPr/>
+          <w:p>
+            <w:pPr>
+              <w:pStyle w:val="Compact"/>
+              <w:jc w:val="left"/>
+            </w:pPr>
+            <w:r>
+              <w:t xml:space="preserve">Per listing</w:t>
+            </w:r>
+          </w:p>
+        </w:tc>
+      </w:tr>
+      <w:tr>
+        <w:tc>
+          <w:tcPr/>
+          <w:p>
+            <w:pPr>
+              <w:pStyle w:val="Compact"/>
+              <w:jc w:val="left"/>
+            </w:pPr>
+            <w:r>
+              <w:t xml:space="preserve">8</w:t>
+            </w:r>
+          </w:p>
+        </w:tc>
+        <w:tc>
+          <w:tcPr/>
+          <w:p>
+            <w:pPr>
+              <w:pStyle w:val="Compact"/>
+              <w:jc w:val="left"/>
+            </w:pPr>
+            <w:hyperlink r:id="rId80">
+              <w:r>
+                <w:rPr>
+                  <w:rStyle w:val="Hyperlink"/>
+                </w:rPr>
+                <w:t xml:space="preserve">JobStreet Indonesia</w:t>
+              </w:r>
+            </w:hyperlink>
+          </w:p>
+        </w:tc>
+        <w:tc>
+          <w:tcPr/>
+          <w:p>
+            <w:pPr>
+              <w:pStyle w:val="Compact"/>
+              <w:jc w:val="left"/>
+            </w:pPr>
+            <w:r>
+              <w:t xml:space="preserve">Semua bidang; filter</w:t>
+            </w:r>
+            <w:r>
+              <w:t xml:space="preserve"> </w:t>
+            </w:r>
+            <w:r>
+              <w:t xml:space="preserve">‘</w:t>
+            </w:r>
+            <w:r>
+              <w:t xml:space="preserve">Jarak Jauh</w:t>
+            </w:r>
+            <w:r>
+              <w:t xml:space="preserve">’</w:t>
+            </w:r>
+          </w:p>
+        </w:tc>
+        <w:tc>
+          <w:tcPr/>
+          <w:p>
+            <w:pPr>
+              <w:pStyle w:val="Compact"/>
+              <w:jc w:val="left"/>
+            </w:pPr>
+            <w:r>
+              <w:rPr>
+                <w:bCs/>
+                <w:b/>
+              </w:rPr>
+              <w:t xml:space="preserve">Ya</w:t>
+            </w:r>
+          </w:p>
+        </w:tc>
+        <w:tc>
+          <w:tcPr/>
+          <w:p>
+            <w:pPr>
+              <w:pStyle w:val="Compact"/>
+              <w:jc w:val="left"/>
+            </w:pPr>
+            <w:r>
+              <w:t xml:space="preserve">Per listing</w:t>
+            </w:r>
+          </w:p>
+        </w:tc>
+      </w:tr>
+      <w:tr>
+        <w:tc>
+          <w:tcPr/>
+          <w:p>
+            <w:pPr>
+              <w:pStyle w:val="Compact"/>
+              <w:jc w:val="left"/>
+            </w:pPr>
+            <w:r>
+              <w:t xml:space="preserve">9</w:t>
+            </w:r>
+          </w:p>
+        </w:tc>
+        <w:tc>
+          <w:tcPr/>
+          <w:p>
+            <w:pPr>
+              <w:pStyle w:val="Compact"/>
+              <w:jc w:val="left"/>
+            </w:pPr>
+            <w:hyperlink r:id="rId79">
+              <w:r>
+                <w:rPr>
+                  <w:rStyle w:val="Hyperlink"/>
+                </w:rPr>
+                <w:t xml:space="preserve">Kalibrr</w:t>
+              </w:r>
+            </w:hyperlink>
+          </w:p>
+        </w:tc>
+        <w:tc>
+          <w:tcPr/>
+          <w:p>
+            <w:pPr>
+              <w:pStyle w:val="Compact"/>
+              <w:jc w:val="left"/>
+            </w:pPr>
+            <w:r>
+              <w:t xml:space="preserve">Tech &amp; non-tech; filter remote</w:t>
+            </w:r>
+          </w:p>
+        </w:tc>
+        <w:tc>
+          <w:tcPr/>
+          <w:p>
+            <w:pPr>
+              <w:pStyle w:val="Compact"/>
+              <w:jc w:val="left"/>
+            </w:pPr>
+            <w:r>
+              <w:rPr>
+                <w:bCs/>
+                <w:b/>
+              </w:rPr>
+              <w:t xml:space="preserve">Ya</w:t>
+            </w:r>
+          </w:p>
+        </w:tc>
+        <w:tc>
+          <w:tcPr/>
+          <w:p>
+            <w:pPr>
+              <w:pStyle w:val="Compact"/>
+              <w:jc w:val="left"/>
+            </w:pPr>
+            <w:r>
+              <w:t xml:space="preserve">Sebagian listing mencantumkan gaji (IDR)</w:t>
+            </w:r>
+          </w:p>
+        </w:tc>
+      </w:tr>
+      <w:tr>
+        <w:tc>
+          <w:tcPr/>
+          <w:p>
+            <w:pPr>
+              <w:pStyle w:val="Compact"/>
+              <w:jc w:val="left"/>
+            </w:pPr>
+            <w:r>
+              <w:t xml:space="preserve">10</w:t>
+            </w:r>
+          </w:p>
+        </w:tc>
+        <w:tc>
+          <w:tcPr/>
+          <w:p>
+            <w:pPr>
+              <w:pStyle w:val="Compact"/>
+              <w:jc w:val="left"/>
+            </w:pPr>
+            <w:hyperlink r:id="rId200">
+              <w:r>
+                <w:rPr>
+                  <w:rStyle w:val="Hyperlink"/>
+                </w:rPr>
+                <w:t xml:space="preserve">Indeed Indonesia</w:t>
+              </w:r>
+            </w:hyperlink>
+          </w:p>
+        </w:tc>
+        <w:tc>
+          <w:tcPr/>
+          <w:p>
+            <w:pPr>
+              <w:pStyle w:val="Compact"/>
+              <w:jc w:val="left"/>
+            </w:pPr>
+            <w:r>
+              <w:t xml:space="preserve">Semua bidang; kata kunci</w:t>
+            </w:r>
+            <w:r>
+              <w:t xml:space="preserve"> </w:t>
+            </w:r>
+            <w:r>
+              <w:t xml:space="preserve">‘</w:t>
+            </w:r>
+            <w:r>
+              <w:t xml:space="preserve">remote</w:t>
+            </w:r>
+            <w:r>
+              <w:t xml:space="preserve">’</w:t>
+            </w:r>
+          </w:p>
+        </w:tc>
+        <w:tc>
+          <w:tcPr/>
+          <w:p>
+            <w:pPr>
+              <w:pStyle w:val="Compact"/>
+              <w:jc w:val="left"/>
+            </w:pPr>
+            <w:r>
+              <w:rPr>
+                <w:bCs/>
+                <w:b/>
+              </w:rPr>
+              <w:t xml:space="preserve">Ya</w:t>
+            </w:r>
+          </w:p>
+        </w:tc>
+        <w:tc>
+          <w:tcPr/>
+          <w:p>
+            <w:pPr>
+              <w:pStyle w:val="Compact"/>
+              <w:jc w:val="left"/>
+            </w:pPr>
+            <w:r>
+              <w:t xml:space="preserve">Per listing</w:t>
+            </w:r>
+          </w:p>
+        </w:tc>
+      </w:tr>
+      <w:tr>
+        <w:tc>
+          <w:tcPr/>
+          <w:p>
+            <w:pPr>
+              <w:pStyle w:val="Compact"/>
+              <w:jc w:val="left"/>
+            </w:pPr>
+            <w:r>
+              <w:t xml:space="preserve">11</w:t>
+            </w:r>
+          </w:p>
+        </w:tc>
+        <w:tc>
+          <w:tcPr/>
+          <w:p>
+            <w:pPr>
+              <w:pStyle w:val="Compact"/>
+              <w:jc w:val="left"/>
+            </w:pPr>
+            <w:hyperlink r:id="rId201">
+              <w:r>
+                <w:rPr>
+                  <w:rStyle w:val="Hyperlink"/>
+                </w:rPr>
+                <w:t xml:space="preserve">Jobgether</w:t>
+              </w:r>
+            </w:hyperlink>
+          </w:p>
+        </w:tc>
+        <w:tc>
+          <w:tcPr/>
+          <w:p>
+            <w:pPr>
+              <w:pStyle w:val="Compact"/>
+              <w:jc w:val="left"/>
+            </w:pPr>
+            <w:r>
+              <w:t xml:space="preserve">Remote jobs, termasuk</w:t>
+            </w:r>
+            <w:r>
+              <w:t xml:space="preserve"> </w:t>
+            </w:r>
+            <w:r>
+              <w:t xml:space="preserve">‘</w:t>
+            </w:r>
+            <w:r>
+              <w:t xml:space="preserve">Remote: Anywhere</w:t>
+            </w:r>
+            <w:r>
+              <w:t xml:space="preserve">’</w:t>
+            </w:r>
+            <w:r>
+              <w:t xml:space="preserve"> </w:t>
+            </w:r>
+            <w:r>
+              <w:t xml:space="preserve">dan halaman Indonesia</w:t>
+            </w:r>
+          </w:p>
+        </w:tc>
+        <w:tc>
+          <w:tcPr/>
+          <w:p>
+            <w:pPr>
+              <w:pStyle w:val="Compact"/>
+              <w:jc w:val="left"/>
+            </w:pPr>
+            <w:r>
+              <w:rPr>
+                <w:bCs/>
+                <w:b/>
+              </w:rPr>
+              <w:t xml:space="preserve">Ya</w:t>
+            </w:r>
+          </w:p>
+        </w:tc>
+        <w:tc>
+          <w:tcPr/>
+          <w:p>
+            <w:pPr>
+              <w:pStyle w:val="Compact"/>
+              <w:jc w:val="left"/>
+            </w:pPr>
+            <w:r>
+              <w:t xml:space="preserve">Rata-rata support US$19K–75K</w:t>
+            </w:r>
+          </w:p>
+        </w:tc>
+      </w:tr>
+      <w:tr>
+        <w:tc>
+          <w:tcPr/>
+          <w:p>
+            <w:pPr>
+              <w:pStyle w:val="Compact"/>
+              <w:jc w:val="left"/>
+            </w:pPr>
+            <w:r>
+              <w:t xml:space="preserve">12</w:t>
+            </w:r>
+          </w:p>
+        </w:tc>
+        <w:tc>
+          <w:tcPr/>
+          <w:p>
+            <w:pPr>
+              <w:pStyle w:val="Compact"/>
+              <w:jc w:val="left"/>
+            </w:pPr>
+            <w:hyperlink r:id="rId202">
+              <w:r>
+                <w:rPr>
+                  <w:rStyle w:val="Hyperlink"/>
+                </w:rPr>
+                <w:t xml:space="preserve">Working Nomads</w:t>
+              </w:r>
+            </w:hyperlink>
+          </w:p>
+        </w:tc>
+        <w:tc>
+          <w:tcPr/>
+          <w:p>
+            <w:pPr>
+              <w:pStyle w:val="Compact"/>
+              <w:jc w:val="left"/>
+            </w:pPr>
+            <w:r>
+              <w:t xml:space="preserve">Developer, marketing, support</w:t>
+            </w:r>
+          </w:p>
+        </w:tc>
+        <w:tc>
+          <w:tcPr/>
+          <w:p>
+            <w:pPr>
+              <w:pStyle w:val="Compact"/>
+              <w:jc w:val="left"/>
+            </w:pPr>
+            <w:r>
+              <w:rPr>
+                <w:bCs/>
+                <w:b/>
+              </w:rPr>
+              <w:t xml:space="preserve">Per lowongan</w:t>
+            </w:r>
+          </w:p>
+        </w:tc>
+        <w:tc>
+          <w:tcPr/>
+          <w:p>
+            <w:pPr>
+              <w:pStyle w:val="Compact"/>
+              <w:jc w:val="left"/>
+            </w:pPr>
+            <w:r>
+              <w:t xml:space="preserve">Per listing</w:t>
+            </w:r>
+          </w:p>
+        </w:tc>
+      </w:tr>
+      <w:tr>
+        <w:tc>
+          <w:tcPr/>
+          <w:p>
+            <w:pPr>
+              <w:pStyle w:val="Compact"/>
+              <w:jc w:val="left"/>
+            </w:pPr>
+            <w:r>
+              <w:t xml:space="preserve">13</w:t>
+            </w:r>
+          </w:p>
+        </w:tc>
+        <w:tc>
+          <w:tcPr/>
+          <w:p>
+            <w:pPr>
+              <w:pStyle w:val="Compact"/>
+              <w:jc w:val="left"/>
+            </w:pPr>
+            <w:hyperlink r:id="rId203">
+              <w:r>
+                <w:rPr>
+                  <w:rStyle w:val="Hyperlink"/>
+                </w:rPr>
+                <w:t xml:space="preserve">Jobspresso</w:t>
+              </w:r>
+            </w:hyperlink>
+          </w:p>
+        </w:tc>
+        <w:tc>
+          <w:tcPr/>
+          <w:p>
+            <w:pPr>
+              <w:pStyle w:val="Compact"/>
+              <w:jc w:val="left"/>
+            </w:pPr>
+            <w:r>
+              <w:t xml:space="preserve">Tech, marketing, support</w:t>
+            </w:r>
+          </w:p>
+        </w:tc>
+        <w:tc>
+          <w:tcPr/>
+          <w:p>
+            <w:pPr>
+              <w:pStyle w:val="Compact"/>
+              <w:jc w:val="left"/>
+            </w:pPr>
+            <w:r>
+              <w:rPr>
+                <w:bCs/>
+                <w:b/>
+              </w:rPr>
+              <w:t xml:space="preserve">Per lowongan</w:t>
+            </w:r>
+          </w:p>
+        </w:tc>
+        <w:tc>
+          <w:tcPr/>
+          <w:p>
+            <w:pPr>
+              <w:pStyle w:val="Compact"/>
+              <w:jc w:val="left"/>
+            </w:pPr>
+            <w:r>
+              <w:t xml:space="preserve">Per listing</w:t>
+            </w:r>
+          </w:p>
+        </w:tc>
+      </w:tr>
+      <w:tr>
+        <w:tc>
+          <w:tcPr/>
+          <w:p>
+            <w:pPr>
+              <w:pStyle w:val="Compact"/>
+              <w:jc w:val="left"/>
+            </w:pPr>
+            <w:r>
+              <w:t xml:space="preserve">14</w:t>
+            </w:r>
+          </w:p>
+        </w:tc>
+        <w:tc>
+          <w:tcPr/>
+          <w:p>
+            <w:pPr>
+              <w:pStyle w:val="Compact"/>
+              <w:jc w:val="left"/>
+            </w:pPr>
+            <w:hyperlink r:id="rId204">
+              <w:r>
+                <w:rPr>
+                  <w:rStyle w:val="Hyperlink"/>
+                </w:rPr>
+                <w:t xml:space="preserve">JustRemote</w:t>
+              </w:r>
+            </w:hyperlink>
+          </w:p>
+        </w:tc>
+        <w:tc>
+          <w:tcPr/>
+          <w:p>
+            <w:pPr>
+              <w:pStyle w:val="Compact"/>
+              <w:jc w:val="left"/>
+            </w:pPr>
+            <w:r>
+              <w:t xml:space="preserve">HR, dev, marketing, desain; filter negara</w:t>
+            </w:r>
+          </w:p>
+        </w:tc>
+        <w:tc>
+          <w:tcPr/>
+          <w:p>
+            <w:pPr>
+              <w:pStyle w:val="Compact"/>
+              <w:jc w:val="left"/>
+            </w:pPr>
+            <w:r>
+              <w:rPr>
+                <w:bCs/>
+                <w:b/>
+              </w:rPr>
+              <w:t xml:space="preserve">Per lowongan</w:t>
+            </w:r>
+          </w:p>
+        </w:tc>
+        <w:tc>
+          <w:tcPr/>
+          <w:p>
+            <w:pPr>
+              <w:pStyle w:val="Compact"/>
+              <w:jc w:val="left"/>
+            </w:pPr>
+            <w:r>
+              <w:t xml:space="preserve">Per listing</w:t>
+            </w:r>
+          </w:p>
+        </w:tc>
+      </w:tr>
+      <w:tr>
+        <w:tc>
+          <w:tcPr/>
+          <w:p>
+            <w:pPr>
+              <w:pStyle w:val="Compact"/>
+              <w:jc w:val="left"/>
+            </w:pPr>
+            <w:r>
+              <w:t xml:space="preserve">15</w:t>
+            </w:r>
+          </w:p>
+        </w:tc>
+        <w:tc>
+          <w:tcPr/>
+          <w:p>
+            <w:pPr>
+              <w:pStyle w:val="Compact"/>
+              <w:jc w:val="left"/>
+            </w:pPr>
+            <w:hyperlink r:id="rId205">
+              <w:r>
+                <w:rPr>
+                  <w:rStyle w:val="Hyperlink"/>
+                </w:rPr>
+                <w:t xml:space="preserve">Dynamite Jobs</w:t>
+              </w:r>
+            </w:hyperlink>
+          </w:p>
+        </w:tc>
+        <w:tc>
+          <w:tcPr/>
+          <w:p>
+            <w:pPr>
+              <w:pStyle w:val="Compact"/>
+              <w:jc w:val="left"/>
+            </w:pPr>
+            <w:r>
+              <w:t xml:space="preserve">Operasional, marketing, VA, support</w:t>
+            </w:r>
+          </w:p>
+        </w:tc>
+        <w:tc>
+          <w:tcPr/>
+          <w:p>
+            <w:pPr>
+              <w:pStyle w:val="Compact"/>
+              <w:jc w:val="left"/>
+            </w:pPr>
+            <w:r>
+              <w:rPr>
+                <w:bCs/>
+                <w:b/>
+              </w:rPr>
+              <w:t xml:space="preserve">Per lowongan</w:t>
+            </w:r>
+          </w:p>
+        </w:tc>
+        <w:tc>
+          <w:tcPr/>
+          <w:p>
+            <w:pPr>
+              <w:pStyle w:val="Compact"/>
+              <w:jc w:val="left"/>
+            </w:pPr>
+            <w:r>
+              <w:t xml:space="preserve">Per listing</w:t>
+            </w:r>
+          </w:p>
+        </w:tc>
+      </w:tr>
+      <w:tr>
+        <w:tc>
+          <w:tcPr/>
+          <w:p>
+            <w:pPr>
+              <w:pStyle w:val="Compact"/>
+              <w:jc w:val="left"/>
+            </w:pPr>
+            <w:r>
+              <w:t xml:space="preserve">16</w:t>
+            </w:r>
+          </w:p>
+        </w:tc>
+        <w:tc>
+          <w:tcPr/>
+          <w:p>
+            <w:pPr>
+              <w:pStyle w:val="Compact"/>
+              <w:jc w:val="left"/>
+            </w:pPr>
+            <w:hyperlink r:id="rId77">
+              <w:r>
+                <w:rPr>
+                  <w:rStyle w:val="Hyperlink"/>
+                </w:rPr>
+                <w:t xml:space="preserve">Y Combinator – Work at a Startup</w:t>
+              </w:r>
+            </w:hyperlink>
+          </w:p>
+        </w:tc>
+        <w:tc>
+          <w:tcPr/>
+          <w:p>
+            <w:pPr>
+              <w:pStyle w:val="Compact"/>
+              <w:jc w:val="left"/>
+            </w:pPr>
+            <w:r>
+              <w:t xml:space="preserve">Engineering, product, ops, recruiting</w:t>
+            </w:r>
+          </w:p>
+        </w:tc>
+        <w:tc>
+          <w:tcPr/>
+          <w:p>
+            <w:pPr>
+              <w:pStyle w:val="Compact"/>
+              <w:jc w:val="left"/>
+            </w:pPr>
+            <w:r>
+              <w:rPr>
+                <w:bCs/>
+                <w:b/>
+              </w:rPr>
+              <w:t xml:space="preserve">Per lowongan</w:t>
+            </w:r>
+          </w:p>
+        </w:tc>
+        <w:tc>
+          <w:tcPr/>
+          <w:p>
+            <w:pPr>
+              <w:pStyle w:val="Compact"/>
+              <w:jc w:val="left"/>
+            </w:pPr>
+            <w:r>
+              <w:t xml:space="preserve">Gaji/ekuitas per listing</w:t>
+            </w:r>
+          </w:p>
+        </w:tc>
+      </w:tr>
+      <w:tr>
+        <w:tc>
+          <w:tcPr/>
+          <w:p>
+            <w:pPr>
+              <w:pStyle w:val="Compact"/>
+              <w:jc w:val="left"/>
+            </w:pPr>
+            <w:r>
+              <w:t xml:space="preserve">17</w:t>
+            </w:r>
+          </w:p>
+        </w:tc>
+        <w:tc>
+          <w:tcPr/>
+          <w:p>
+            <w:pPr>
+              <w:pStyle w:val="Compact"/>
+              <w:jc w:val="left"/>
+            </w:pPr>
+            <w:hyperlink r:id="rId206">
+              <w:r>
+                <w:rPr>
+                  <w:rStyle w:val="Hyperlink"/>
+                </w:rPr>
+                <w:t xml:space="preserve">Hacker News – Who is hiring?</w:t>
+              </w:r>
+            </w:hyperlink>
+          </w:p>
+        </w:tc>
+        <w:tc>
+          <w:tcPr/>
+          <w:p>
+            <w:pPr>
+              <w:pStyle w:val="Compact"/>
+              <w:jc w:val="left"/>
+            </w:pPr>
+            <w:r>
+              <w:t xml:space="preserve">Engineering &amp; startup roles; tag REMOTE</w:t>
+            </w:r>
+          </w:p>
+        </w:tc>
+        <w:tc>
+          <w:tcPr/>
+          <w:p>
+            <w:pPr>
+              <w:pStyle w:val="Compact"/>
+              <w:jc w:val="left"/>
+            </w:pPr>
+            <w:r>
+              <w:rPr>
+                <w:bCs/>
+                <w:b/>
+              </w:rPr>
+              <w:t xml:space="preserve">Per lowongan</w:t>
+            </w:r>
+          </w:p>
+        </w:tc>
+        <w:tc>
+          <w:tcPr/>
+          <w:p>
+            <w:pPr>
+              <w:pStyle w:val="Compact"/>
+              <w:jc w:val="left"/>
+            </w:pPr>
+            <w:r>
+              <w:t xml:space="preserve">Sering mencantumkan gaji</w:t>
+            </w:r>
+          </w:p>
+        </w:tc>
+      </w:tr>
+      <w:tr>
+        <w:tc>
+          <w:tcPr/>
+          <w:p>
+            <w:pPr>
+              <w:pStyle w:val="Compact"/>
+              <w:jc w:val="left"/>
+            </w:pPr>
+            <w:r>
+              <w:t xml:space="preserve">18</w:t>
+            </w:r>
+          </w:p>
+        </w:tc>
+        <w:tc>
+          <w:tcPr/>
+          <w:p>
+            <w:pPr>
+              <w:pStyle w:val="Compact"/>
+              <w:jc w:val="left"/>
+            </w:pPr>
+            <w:hyperlink r:id="rId207">
+              <w:r>
+                <w:rPr>
+                  <w:rStyle w:val="Hyperlink"/>
+                </w:rPr>
+                <w:t xml:space="preserve">Jobicy</w:t>
+              </w:r>
+            </w:hyperlink>
+          </w:p>
+        </w:tc>
+        <w:tc>
+          <w:tcPr/>
+          <w:p>
+            <w:pPr>
+              <w:pStyle w:val="Compact"/>
+              <w:jc w:val="left"/>
+            </w:pPr>
+            <w:r>
+              <w:t xml:space="preserve">Remote jobs APAC (UTC+5 s.d. UTC+12)</w:t>
+            </w:r>
+          </w:p>
+        </w:tc>
+        <w:tc>
+          <w:tcPr/>
+          <w:p>
+            <w:pPr>
+              <w:pStyle w:val="Compact"/>
+              <w:jc w:val="left"/>
+            </w:pPr>
+            <w:r>
+              <w:rPr>
+                <w:bCs/>
+                <w:b/>
+              </w:rPr>
+              <w:t xml:space="preserve">Per lowongan</w:t>
+            </w:r>
+          </w:p>
+        </w:tc>
+        <w:tc>
+          <w:tcPr/>
+          <w:p>
+            <w:pPr>
+              <w:pStyle w:val="Compact"/>
+              <w:jc w:val="left"/>
+            </w:pPr>
+            <w:r>
+              <w:t xml:space="preserve">Per listing</w:t>
+            </w:r>
+          </w:p>
+        </w:tc>
+      </w:tr>
+      <w:tr>
+        <w:tc>
+          <w:tcPr/>
+          <w:p>
+            <w:pPr>
+              <w:pStyle w:val="Compact"/>
+              <w:jc w:val="left"/>
+            </w:pPr>
+            <w:r>
+              <w:t xml:space="preserve">19</w:t>
+            </w:r>
+          </w:p>
+        </w:tc>
+        <w:tc>
+          <w:tcPr/>
+          <w:p>
+            <w:pPr>
+              <w:pStyle w:val="Compact"/>
+              <w:jc w:val="left"/>
+            </w:pPr>
+            <w:hyperlink r:id="rId208">
+              <w:r>
+                <w:rPr>
+                  <w:rStyle w:val="Hyperlink"/>
+                </w:rPr>
+                <w:t xml:space="preserve">NoDesk</w:t>
+              </w:r>
+            </w:hyperlink>
+          </w:p>
+        </w:tc>
+        <w:tc>
+          <w:tcPr/>
+          <w:p>
+            <w:pPr>
+              <w:pStyle w:val="Compact"/>
+              <w:jc w:val="left"/>
+            </w:pPr>
+            <w:r>
+              <w:t xml:space="preserve">Customer support Asia &amp; lainnya</w:t>
+            </w:r>
+          </w:p>
+        </w:tc>
+        <w:tc>
+          <w:tcPr/>
+          <w:p>
+            <w:pPr>
+              <w:pStyle w:val="Compact"/>
+              <w:jc w:val="left"/>
+            </w:pPr>
+            <w:r>
+              <w:rPr>
+                <w:bCs/>
+                <w:b/>
+              </w:rPr>
+              <w:t xml:space="preserve">Per lowongan</w:t>
+            </w:r>
+          </w:p>
+        </w:tc>
+        <w:tc>
+          <w:tcPr/>
+          <w:p>
+            <w:pPr>
+              <w:pStyle w:val="Compact"/>
+              <w:jc w:val="left"/>
+            </w:pPr>
+            <w:r>
+              <w:t xml:space="preserve">Per listing</w:t>
+            </w:r>
+          </w:p>
+        </w:tc>
+      </w:tr>
+      <w:tr>
+        <w:tc>
+          <w:tcPr/>
+          <w:p>
+            <w:pPr>
+              <w:pStyle w:val="Compact"/>
+              <w:jc w:val="left"/>
+            </w:pPr>
+            <w:r>
+              <w:t xml:space="preserve">20</w:t>
+            </w:r>
+          </w:p>
+        </w:tc>
+        <w:tc>
+          <w:tcPr/>
+          <w:p>
+            <w:pPr>
+              <w:pStyle w:val="Compact"/>
+              <w:jc w:val="left"/>
+            </w:pPr>
+            <w:hyperlink r:id="rId209">
+              <w:r>
+                <w:rPr>
+                  <w:rStyle w:val="Hyperlink"/>
+                </w:rPr>
+                <w:t xml:space="preserve">Remote.co</w:t>
+              </w:r>
+            </w:hyperlink>
+          </w:p>
+        </w:tc>
+        <w:tc>
+          <w:tcPr/>
+          <w:p>
+            <w:pPr>
+              <w:pStyle w:val="Compact"/>
+              <w:jc w:val="left"/>
+            </w:pPr>
+            <w:r>
+              <w:t xml:space="preserve">Beragam</w:t>
+            </w:r>
+          </w:p>
+        </w:tc>
+        <w:tc>
+          <w:tcPr/>
+          <w:p>
+            <w:pPr>
+              <w:pStyle w:val="Compact"/>
+              <w:jc w:val="left"/>
+            </w:pPr>
+            <w:r>
+              <w:rPr>
+                <w:bCs/>
+                <w:b/>
+              </w:rPr>
+              <w:t xml:space="preserve">Per lowongan</w:t>
+            </w:r>
+          </w:p>
+        </w:tc>
+        <w:tc>
+          <w:tcPr/>
+          <w:p>
+            <w:pPr>
+              <w:pStyle w:val="Compact"/>
+              <w:jc w:val="left"/>
+            </w:pPr>
+            <w:r>
+              <w:t xml:space="preserve">Per listing</w:t>
+            </w:r>
+          </w:p>
+        </w:tc>
+      </w:tr>
+      <w:tr>
+        <w:tc>
+          <w:tcPr/>
+          <w:p>
+            <w:pPr>
+              <w:pStyle w:val="Compact"/>
+              <w:jc w:val="left"/>
+            </w:pPr>
+            <w:r>
+              <w:t xml:space="preserve">21</w:t>
+            </w:r>
+          </w:p>
+        </w:tc>
+        <w:tc>
+          <w:tcPr/>
+          <w:p>
+            <w:pPr>
+              <w:pStyle w:val="Compact"/>
+              <w:jc w:val="left"/>
+            </w:pPr>
+            <w:hyperlink r:id="rId210">
+              <w:r>
+                <w:rPr>
+                  <w:rStyle w:val="Hyperlink"/>
+                </w:rPr>
+                <w:t xml:space="preserve">FlexJobs</w:t>
+              </w:r>
+            </w:hyperlink>
+          </w:p>
+        </w:tc>
+        <w:tc>
+          <w:tcPr/>
+          <w:p>
+            <w:pPr>
+              <w:pStyle w:val="Compact"/>
+              <w:jc w:val="left"/>
+            </w:pPr>
+            <w:r>
+              <w:t xml:space="preserve">Beragam (banyak khusus AS)</w:t>
+            </w:r>
+          </w:p>
+        </w:tc>
+        <w:tc>
+          <w:tcPr/>
+          <w:p>
+            <w:pPr>
+              <w:pStyle w:val="Compact"/>
+              <w:jc w:val="left"/>
+            </w:pPr>
+            <w:r>
+              <w:rPr>
+                <w:bCs/>
+                <w:b/>
+              </w:rPr>
+              <w:t xml:space="preserve">Per lowongan</w:t>
+            </w:r>
+          </w:p>
+        </w:tc>
+        <w:tc>
+          <w:tcPr/>
+          <w:p>
+            <w:pPr>
+              <w:pStyle w:val="Compact"/>
+              <w:jc w:val="left"/>
+            </w:pPr>
+            <w:r>
+              <w:t xml:space="preserve">Per listing</w:t>
+            </w:r>
+          </w:p>
+        </w:tc>
+      </w:tr>
+      <w:tr>
+        <w:tc>
+          <w:tcPr/>
+          <w:p>
+            <w:pPr>
+              <w:pStyle w:val="Compact"/>
+              <w:jc w:val="left"/>
+            </w:pPr>
+            <w:r>
+              <w:t xml:space="preserve">22</w:t>
+            </w:r>
+          </w:p>
+        </w:tc>
+        <w:tc>
+          <w:tcPr/>
+          <w:p>
+            <w:pPr>
+              <w:pStyle w:val="Compact"/>
+              <w:jc w:val="left"/>
+            </w:pPr>
+            <w:hyperlink r:id="rId211">
+              <w:r>
+                <w:rPr>
+                  <w:rStyle w:val="Hyperlink"/>
+                </w:rPr>
+                <w:t xml:space="preserve">Tech in Asia Jobs</w:t>
+              </w:r>
+            </w:hyperlink>
+          </w:p>
+        </w:tc>
+        <w:tc>
+          <w:tcPr/>
+          <w:p>
+            <w:pPr>
+              <w:pStyle w:val="Compact"/>
+              <w:jc w:val="left"/>
+            </w:pPr>
+            <w:r>
+              <w:t xml:space="preserve">Startup &amp; ekonomi digital Asia</w:t>
+            </w:r>
+          </w:p>
+        </w:tc>
+        <w:tc>
+          <w:tcPr/>
+          <w:p>
+            <w:pPr>
+              <w:pStyle w:val="Compact"/>
+              <w:jc w:val="left"/>
+            </w:pPr>
+            <w:r>
+              <w:rPr>
+                <w:bCs/>
+                <w:b/>
+              </w:rPr>
+              <w:t xml:space="preserve">Ya</w:t>
+            </w:r>
+          </w:p>
+        </w:tc>
+        <w:tc>
+          <w:tcPr/>
+          <w:p>
+            <w:pPr>
+              <w:pStyle w:val="Compact"/>
+              <w:jc w:val="left"/>
+            </w:pPr>
+            <w:r>
+              <w:t xml:space="preserve">Per listing</w:t>
+            </w:r>
+          </w:p>
+        </w:tc>
+      </w:tr>
+      <w:tr>
+        <w:tc>
+          <w:tcPr/>
+          <w:p>
+            <w:pPr>
+              <w:pStyle w:val="Compact"/>
+              <w:jc w:val="left"/>
+            </w:pPr>
+            <w:r>
+              <w:t xml:space="preserve">23</w:t>
+            </w:r>
+          </w:p>
+        </w:tc>
+        <w:tc>
+          <w:tcPr/>
+          <w:p>
+            <w:pPr>
+              <w:pStyle w:val="Compact"/>
+              <w:jc w:val="left"/>
+            </w:pPr>
+            <w:hyperlink r:id="rId212">
+              <w:r>
+                <w:rPr>
+                  <w:rStyle w:val="Hyperlink"/>
+                </w:rPr>
+                <w:t xml:space="preserve">Crossover</w:t>
+              </w:r>
+            </w:hyperlink>
+          </w:p>
+        </w:tc>
+        <w:tc>
+          <w:tcPr/>
+          <w:p>
+            <w:pPr>
+              <w:pStyle w:val="Compact"/>
+              <w:jc w:val="left"/>
+            </w:pPr>
+            <w:r>
+              <w:t xml:space="preserve">Engineering, manajemen, operasional</w:t>
+            </w:r>
+          </w:p>
+        </w:tc>
+        <w:tc>
+          <w:tcPr/>
+          <w:p>
+            <w:pPr>
+              <w:pStyle w:val="Compact"/>
+              <w:jc w:val="left"/>
+            </w:pPr>
+            <w:r>
+              <w:rPr>
+                <w:bCs/>
+                <w:b/>
+              </w:rPr>
+              <w:t xml:space="preserve">Per lowongan</w:t>
+            </w:r>
+          </w:p>
+        </w:tc>
+        <w:tc>
+          <w:tcPr/>
+          <w:p>
+            <w:pPr>
+              <w:pStyle w:val="Compact"/>
+              <w:jc w:val="left"/>
+            </w:pPr>
+            <w:r>
+              <w:t xml:space="preserve">Diiklankan hingga US$400K/tahun untuk peran senior</w:t>
+            </w:r>
+          </w:p>
+        </w:tc>
+      </w:tr>
+      <w:tr>
+        <w:tc>
+          <w:tcPr/>
+          <w:p>
+            <w:pPr>
+              <w:pStyle w:val="Compact"/>
+              <w:jc w:val="left"/>
+            </w:pPr>
+            <w:r>
+              <w:t xml:space="preserve">24</w:t>
+            </w:r>
+          </w:p>
+        </w:tc>
+        <w:tc>
+          <w:tcPr/>
+          <w:p>
+            <w:pPr>
+              <w:pStyle w:val="Compact"/>
+              <w:jc w:val="left"/>
+            </w:pPr>
+            <w:hyperlink r:id="rId213">
+              <w:r>
+                <w:rPr>
+                  <w:rStyle w:val="Hyperlink"/>
+                </w:rPr>
+                <w:t xml:space="preserve">GitLab (contoh perusahaan all-remote)</w:t>
+              </w:r>
+            </w:hyperlink>
+          </w:p>
+        </w:tc>
+        <w:tc>
+          <w:tcPr/>
+          <w:p>
+            <w:pPr>
+              <w:pStyle w:val="Compact"/>
+              <w:jc w:val="left"/>
+            </w:pPr>
+            <w:r>
+              <w:t xml:space="preserve">Engineering, support, sales, marketing</w:t>
+            </w:r>
+          </w:p>
+        </w:tc>
+        <w:tc>
+          <w:tcPr/>
+          <w:p>
+            <w:pPr>
+              <w:pStyle w:val="Compact"/>
+              <w:jc w:val="left"/>
+            </w:pPr>
+            <w:r>
+              <w:rPr>
+                <w:bCs/>
+                <w:b/>
+              </w:rPr>
+              <w:t xml:space="preserve">Per lowongan</w:t>
+            </w:r>
+          </w:p>
+        </w:tc>
+        <w:tc>
+          <w:tcPr/>
+          <w:p>
+            <w:pPr>
+              <w:pStyle w:val="Compact"/>
+              <w:jc w:val="left"/>
+            </w:pPr>
+            <w:r>
+              <w:t xml:space="preserve">Per listing</w:t>
+            </w:r>
+          </w:p>
+        </w:tc>
+      </w:tr>
+      <w:tr>
+        <w:tc>
+          <w:tcPr/>
+          <w:p>
+            <w:pPr>
+              <w:pStyle w:val="Compact"/>
+              <w:jc w:val="left"/>
+            </w:pPr>
+            <w:r>
+              <w:t xml:space="preserve">25</w:t>
+            </w:r>
+          </w:p>
+        </w:tc>
+        <w:tc>
+          <w:tcPr/>
+          <w:p>
+            <w:pPr>
+              <w:pStyle w:val="Compact"/>
+              <w:jc w:val="left"/>
+            </w:pPr>
+            <w:hyperlink r:id="rId214">
+              <w:r>
+                <w:rPr>
+                  <w:rStyle w:val="Hyperlink"/>
+                </w:rPr>
+                <w:t xml:space="preserve">Remote (perusahaan HR) – careers</w:t>
+              </w:r>
+            </w:hyperlink>
+          </w:p>
+        </w:tc>
+        <w:tc>
+          <w:tcPr/>
+          <w:p>
+            <w:pPr>
+              <w:pStyle w:val="Compact"/>
+              <w:jc w:val="left"/>
+            </w:pPr>
+            <w:r>
+              <w:t xml:space="preserve">Customer care APAC, dll.</w:t>
+            </w:r>
+          </w:p>
+        </w:tc>
+        <w:tc>
+          <w:tcPr/>
+          <w:p>
+            <w:pPr>
+              <w:pStyle w:val="Compact"/>
+              <w:jc w:val="left"/>
+            </w:pPr>
+            <w:r>
+              <w:rPr>
+                <w:bCs/>
+                <w:b/>
+              </w:rPr>
+              <w:t xml:space="preserve">Per lowongan</w:t>
+            </w:r>
+          </w:p>
+        </w:tc>
+        <w:tc>
+          <w:tcPr/>
+          <w:p>
+            <w:pPr>
+              <w:pStyle w:val="Compact"/>
+              <w:jc w:val="left"/>
+            </w:pPr>
+            <w:r>
+              <w:t xml:space="preserve">Customer Care Associate APAC: US$15.600–35.150/tahun + ekuitas</w:t>
+            </w:r>
+          </w:p>
+        </w:tc>
+      </w:tr>
+      <w:tr>
+        <w:tc>
+          <w:tcPr/>
+          <w:p>
+            <w:pPr>
+              <w:pStyle w:val="Compact"/>
+              <w:jc w:val="left"/>
+            </w:pPr>
+            <w:r>
+              <w:t xml:space="preserve">26</w:t>
+            </w:r>
+          </w:p>
+        </w:tc>
+        <w:tc>
+          <w:tcPr/>
+          <w:p>
+            <w:pPr>
+              <w:pStyle w:val="Compact"/>
+              <w:jc w:val="left"/>
+            </w:pPr>
+            <w:hyperlink r:id="rId64">
+              <w:r>
+                <w:rPr>
+                  <w:rStyle w:val="Hyperlink"/>
+                </w:rPr>
+                <w:t xml:space="preserve">Preply</w:t>
+              </w:r>
+            </w:hyperlink>
+          </w:p>
+        </w:tc>
+        <w:tc>
+          <w:tcPr/>
+          <w:p>
+            <w:pPr>
+              <w:pStyle w:val="Compact"/>
+              <w:jc w:val="left"/>
+            </w:pPr>
+            <w:r>
+              <w:t xml:space="preserve">Mengajar bahasa (termasuk Bahasa Indonesia &amp; Inggris) dan mata pelajaran</w:t>
+            </w:r>
+          </w:p>
+        </w:tc>
+        <w:tc>
+          <w:tcPr/>
+          <w:p>
+            <w:pPr>
+              <w:pStyle w:val="Compact"/>
+              <w:jc w:val="left"/>
+            </w:pPr>
+            <w:r>
+              <w:rPr>
+                <w:bCs/>
+                <w:b/>
+              </w:rPr>
+              <w:t xml:space="preserve">Cek saat daftar</w:t>
+            </w:r>
+          </w:p>
+        </w:tc>
+        <w:tc>
+          <w:tcPr/>
+          <w:p>
+            <w:pPr>
+              <w:pStyle w:val="Compact"/>
+              <w:jc w:val="left"/>
+            </w:pPr>
+            <w:r>
+              <w:t xml:space="preserve">Tutor menentukan tarif</w:t>
+            </w:r>
+          </w:p>
+        </w:tc>
+      </w:tr>
+      <w:tr>
+        <w:tc>
+          <w:tcPr/>
+          <w:p>
+            <w:pPr>
+              <w:pStyle w:val="Compact"/>
+              <w:jc w:val="left"/>
+            </w:pPr>
+            <w:r>
+              <w:t xml:space="preserve">27</w:t>
+            </w:r>
+          </w:p>
+        </w:tc>
+        <w:tc>
+          <w:tcPr/>
+          <w:p>
+            <w:pPr>
+              <w:pStyle w:val="Compact"/>
+              <w:jc w:val="left"/>
+            </w:pPr>
+            <w:hyperlink r:id="rId65">
+              <w:r>
+                <w:rPr>
+                  <w:rStyle w:val="Hyperlink"/>
+                </w:rPr>
+                <w:t xml:space="preserve">italki</w:t>
+              </w:r>
+            </w:hyperlink>
+          </w:p>
+        </w:tc>
+        <w:tc>
+          <w:tcPr/>
+          <w:p>
+            <w:pPr>
+              <w:pStyle w:val="Compact"/>
+              <w:jc w:val="left"/>
+            </w:pPr>
+            <w:r>
+              <w:t xml:space="preserve">Mengajar bahasa</w:t>
+            </w:r>
+          </w:p>
+        </w:tc>
+        <w:tc>
+          <w:tcPr/>
+          <w:p>
+            <w:pPr>
+              <w:pStyle w:val="Compact"/>
+              <w:jc w:val="left"/>
+            </w:pPr>
+            <w:r>
+              <w:rPr>
+                <w:bCs/>
+                <w:b/>
+              </w:rPr>
+              <w:t xml:space="preserve">Cek saat daftar</w:t>
+            </w:r>
+          </w:p>
+        </w:tc>
+        <w:tc>
+          <w:tcPr/>
+          <w:p>
+            <w:pPr>
+              <w:pStyle w:val="Compact"/>
+              <w:jc w:val="left"/>
+            </w:pPr>
+            <w:r>
+              <w:t xml:space="preserve">Tutor menentukan tarif</w:t>
+            </w:r>
+          </w:p>
+        </w:tc>
+      </w:tr>
+      <w:tr>
+        <w:tc>
+          <w:tcPr/>
+          <w:p>
+            <w:pPr>
+              <w:pStyle w:val="Compact"/>
+              <w:jc w:val="left"/>
+            </w:pPr>
+            <w:r>
+              <w:t xml:space="preserve">28</w:t>
+            </w:r>
+          </w:p>
+        </w:tc>
+        <w:tc>
+          <w:tcPr/>
+          <w:p>
+            <w:pPr>
+              <w:pStyle w:val="Compact"/>
+              <w:jc w:val="left"/>
+            </w:pPr>
+            <w:hyperlink r:id="rId66">
+              <w:r>
+                <w:rPr>
+                  <w:rStyle w:val="Hyperlink"/>
+                </w:rPr>
+                <w:t xml:space="preserve">Cambly</w:t>
+              </w:r>
+            </w:hyperlink>
+          </w:p>
+        </w:tc>
+        <w:tc>
+          <w:tcPr/>
+          <w:p>
+            <w:pPr>
+              <w:pStyle w:val="Compact"/>
+              <w:jc w:val="left"/>
+            </w:pPr>
+            <w:r>
+              <w:t xml:space="preserve">Percakapan bahasa Inggris</w:t>
+            </w:r>
+          </w:p>
+        </w:tc>
+        <w:tc>
+          <w:tcPr/>
+          <w:p>
+            <w:pPr>
+              <w:pStyle w:val="Compact"/>
+              <w:jc w:val="left"/>
+            </w:pPr>
+            <w:r>
+              <w:rPr>
+                <w:bCs/>
+                <w:b/>
+              </w:rPr>
+              <w:t xml:space="preserve">Cek saat daftar</w:t>
+            </w:r>
+          </w:p>
+        </w:tc>
+        <w:tc>
+          <w:tcPr/>
+          <w:p>
+            <w:pPr>
+              <w:pStyle w:val="Compact"/>
+              <w:jc w:val="left"/>
+            </w:pPr>
+            <w:r>
+              <w:t xml:space="preserve">±US$0,17/menit (±US$10,20/jam) untuk dewasa</w:t>
+            </w:r>
+          </w:p>
+        </w:tc>
+      </w:tr>
+      <w:tr>
+        <w:tc>
+          <w:tcPr/>
+          <w:p>
+            <w:pPr>
+              <w:pStyle w:val="Compact"/>
+              <w:jc w:val="left"/>
+            </w:pPr>
+            <w:r>
+              <w:t xml:space="preserve">29</w:t>
+            </w:r>
+          </w:p>
+        </w:tc>
+        <w:tc>
+          <w:tcPr/>
+          <w:p>
+            <w:pPr>
+              <w:pStyle w:val="Compact"/>
+              <w:jc w:val="left"/>
+            </w:pPr>
+            <w:hyperlink r:id="rId67">
+              <w:r>
+                <w:rPr>
+                  <w:rStyle w:val="Hyperlink"/>
+                </w:rPr>
+                <w:t xml:space="preserve">AmazingTalker</w:t>
+              </w:r>
+            </w:hyperlink>
+          </w:p>
+        </w:tc>
+        <w:tc>
+          <w:tcPr/>
+          <w:p>
+            <w:pPr>
+              <w:pStyle w:val="Compact"/>
+              <w:jc w:val="left"/>
+            </w:pPr>
+            <w:r>
+              <w:t xml:space="preserve">Mengajar Bahasa Indonesia &amp; bahasa lain</w:t>
+            </w:r>
+          </w:p>
+        </w:tc>
+        <w:tc>
+          <w:tcPr/>
+          <w:p>
+            <w:pPr>
+              <w:pStyle w:val="Compact"/>
+              <w:jc w:val="left"/>
+            </w:pPr>
+            <w:r>
+              <w:rPr>
+                <w:bCs/>
+                <w:b/>
+              </w:rPr>
+              <w:t xml:space="preserve">Cek saat daftar</w:t>
+            </w:r>
+          </w:p>
+        </w:tc>
+        <w:tc>
+          <w:tcPr/>
+          <w:p>
+            <w:pPr>
+              <w:pStyle w:val="Compact"/>
+              <w:jc w:val="left"/>
+            </w:pPr>
+            <w:r>
+              <w:t xml:space="preserve">Ditentukan tutor</w:t>
+            </w:r>
+          </w:p>
+        </w:tc>
+      </w:tr>
+      <w:tr>
+        <w:tc>
+          <w:tcPr/>
+          <w:p>
+            <w:pPr>
+              <w:pStyle w:val="Compact"/>
+              <w:jc w:val="left"/>
+            </w:pPr>
+            <w:r>
+              <w:t xml:space="preserve">30</w:t>
+            </w:r>
+          </w:p>
+        </w:tc>
+        <w:tc>
+          <w:tcPr/>
+          <w:p>
+            <w:pPr>
+              <w:pStyle w:val="Compact"/>
+              <w:jc w:val="left"/>
+            </w:pPr>
+            <w:hyperlink r:id="rId68">
+              <w:r>
+                <w:rPr>
+                  <w:rStyle w:val="Hyperlink"/>
+                </w:rPr>
+                <w:t xml:space="preserve">UserTesting</w:t>
+              </w:r>
+            </w:hyperlink>
+          </w:p>
+        </w:tc>
+        <w:tc>
+          <w:tcPr/>
+          <w:p>
+            <w:pPr>
+              <w:pStyle w:val="Compact"/>
+              <w:jc w:val="left"/>
+            </w:pPr>
+            <w:r>
+              <w:t xml:space="preserve">Menguji website/aplikasi sambil berbicara</w:t>
+            </w:r>
+          </w:p>
+        </w:tc>
+        <w:tc>
+          <w:tcPr/>
+          <w:p>
+            <w:pPr>
+              <w:pStyle w:val="Compact"/>
+              <w:jc w:val="left"/>
+            </w:pPr>
+            <w:r>
+              <w:rPr>
+                <w:bCs/>
+                <w:b/>
+              </w:rPr>
+              <w:t xml:space="preserve">Cek saat daftar</w:t>
+            </w:r>
+          </w:p>
+        </w:tc>
+        <w:tc>
+          <w:tcPr/>
+          <w:p>
+            <w:pPr>
+              <w:pStyle w:val="Compact"/>
+              <w:jc w:val="left"/>
+            </w:pPr>
+            <w:r>
+              <w:t xml:space="preserve">Cek di situs</w:t>
+            </w:r>
+          </w:p>
+        </w:tc>
+      </w:tr>
+      <w:tr>
+        <w:tc>
+          <w:tcPr/>
+          <w:p>
+            <w:pPr>
+              <w:pStyle w:val="Compact"/>
+              <w:jc w:val="left"/>
+            </w:pPr>
+            <w:r>
+              <w:t xml:space="preserve">31</w:t>
+            </w:r>
+          </w:p>
+        </w:tc>
+        <w:tc>
+          <w:tcPr/>
+          <w:p>
+            <w:pPr>
+              <w:pStyle w:val="Compact"/>
+              <w:jc w:val="left"/>
+            </w:pPr>
+            <w:hyperlink r:id="rId215">
+              <w:r>
+                <w:rPr>
+                  <w:rStyle w:val="Hyperlink"/>
+                </w:rPr>
+                <w:t xml:space="preserve">Userlytics</w:t>
+              </w:r>
+            </w:hyperlink>
+          </w:p>
+        </w:tc>
+        <w:tc>
+          <w:tcPr/>
+          <w:p>
+            <w:pPr>
+              <w:pStyle w:val="Compact"/>
+              <w:jc w:val="left"/>
+            </w:pPr>
+            <w:r>
+              <w:t xml:space="preserve">UX testing</w:t>
+            </w:r>
+          </w:p>
+        </w:tc>
+        <w:tc>
+          <w:tcPr/>
+          <w:p>
+            <w:pPr>
+              <w:pStyle w:val="Compact"/>
+              <w:jc w:val="left"/>
+            </w:pPr>
+            <w:r>
+              <w:rPr>
+                <w:bCs/>
+                <w:b/>
+              </w:rPr>
+              <w:t xml:space="preserve">Cek saat daftar</w:t>
+            </w:r>
+          </w:p>
+        </w:tc>
+        <w:tc>
+          <w:tcPr/>
+          <w:p>
+            <w:pPr>
+              <w:pStyle w:val="Compact"/>
+              <w:jc w:val="left"/>
+            </w:pPr>
+            <w:r>
+              <w:t xml:space="preserve">Cek di situs</w:t>
+            </w:r>
+          </w:p>
+        </w:tc>
+      </w:tr>
+      <w:tr>
+        <w:tc>
+          <w:tcPr/>
+          <w:p>
+            <w:pPr>
+              <w:pStyle w:val="Compact"/>
+              <w:jc w:val="left"/>
+            </w:pPr>
+            <w:r>
+              <w:t xml:space="preserve">32</w:t>
+            </w:r>
+          </w:p>
+        </w:tc>
+        <w:tc>
+          <w:tcPr/>
+          <w:p>
+            <w:pPr>
+              <w:pStyle w:val="Compact"/>
+              <w:jc w:val="left"/>
+            </w:pPr>
+            <w:hyperlink r:id="rId69">
+              <w:r>
+                <w:rPr>
+                  <w:rStyle w:val="Hyperlink"/>
+                </w:rPr>
+                <w:t xml:space="preserve">uTest / Applause</w:t>
+              </w:r>
+            </w:hyperlink>
+          </w:p>
+        </w:tc>
+        <w:tc>
+          <w:tcPr/>
+          <w:p>
+            <w:pPr>
+              <w:pStyle w:val="Compact"/>
+              <w:jc w:val="left"/>
+            </w:pPr>
+            <w:r>
+              <w:t xml:space="preserve">Pengujian fungsional, bug reporting, test case</w:t>
+            </w:r>
+          </w:p>
+        </w:tc>
+        <w:tc>
+          <w:tcPr/>
+          <w:p>
+            <w:pPr>
+              <w:pStyle w:val="Compact"/>
+              <w:jc w:val="left"/>
+            </w:pPr>
+            <w:r>
+              <w:rPr>
+                <w:bCs/>
+                <w:b/>
+              </w:rPr>
+              <w:t xml:space="preserve">Per lowongan</w:t>
+            </w:r>
+          </w:p>
+        </w:tc>
+        <w:tc>
+          <w:tcPr/>
+          <w:p>
+            <w:pPr>
+              <w:pStyle w:val="Compact"/>
+              <w:jc w:val="left"/>
+            </w:pPr>
+            <w:r>
+              <w:t xml:space="preserve">Contoh proyek 2021 Indonesia: US$5–30 per siklus tes</w:t>
+            </w:r>
+          </w:p>
+        </w:tc>
+      </w:tr>
+      <w:tr>
+        <w:tc>
+          <w:tcPr/>
+          <w:p>
+            <w:pPr>
+              <w:pStyle w:val="Compact"/>
+              <w:jc w:val="left"/>
+            </w:pPr>
+            <w:r>
+              <w:t xml:space="preserve">33</w:t>
+            </w:r>
+          </w:p>
+        </w:tc>
+        <w:tc>
+          <w:tcPr/>
+          <w:p>
+            <w:pPr>
+              <w:pStyle w:val="Compact"/>
+              <w:jc w:val="left"/>
+            </w:pPr>
+            <w:hyperlink r:id="rId70">
+              <w:r>
+                <w:rPr>
+                  <w:rStyle w:val="Hyperlink"/>
+                </w:rPr>
+                <w:t xml:space="preserve">Testlio</w:t>
+              </w:r>
+            </w:hyperlink>
+          </w:p>
+        </w:tc>
+        <w:tc>
+          <w:tcPr/>
+          <w:p>
+            <w:pPr>
+              <w:pStyle w:val="Compact"/>
+              <w:jc w:val="left"/>
+            </w:pPr>
+            <w:r>
+              <w:t xml:space="preserve">Pengujian payment, streaming, lokal</w:t>
+            </w:r>
+          </w:p>
+        </w:tc>
+        <w:tc>
+          <w:tcPr/>
+          <w:p>
+            <w:pPr>
+              <w:pStyle w:val="Compact"/>
+              <w:jc w:val="left"/>
+            </w:pPr>
+            <w:r>
+              <w:rPr>
+                <w:bCs/>
+                <w:b/>
+              </w:rPr>
+              <w:t xml:space="preserve">Per lowongan</w:t>
+            </w:r>
+          </w:p>
+        </w:tc>
+        <w:tc>
+          <w:tcPr/>
+          <w:p>
+            <w:pPr>
+              <w:pStyle w:val="Compact"/>
+              <w:jc w:val="left"/>
+            </w:pPr>
+            <w:r>
+              <w:t xml:space="preserve">US$18–35/jam (negara tier atas)</w:t>
+            </w:r>
+          </w:p>
+        </w:tc>
+      </w:tr>
+      <w:tr>
+        <w:tc>
+          <w:tcPr/>
+          <w:p>
+            <w:pPr>
+              <w:pStyle w:val="Compact"/>
+              <w:jc w:val="left"/>
+            </w:pPr>
+            <w:r>
+              <w:t xml:space="preserve">34</w:t>
+            </w:r>
+          </w:p>
+        </w:tc>
+        <w:tc>
+          <w:tcPr/>
+          <w:p>
+            <w:pPr>
+              <w:pStyle w:val="Compact"/>
+              <w:jc w:val="left"/>
+            </w:pPr>
+            <w:hyperlink r:id="rId216">
+              <w:r>
+                <w:rPr>
+                  <w:rStyle w:val="Hyperlink"/>
+                </w:rPr>
+                <w:t xml:space="preserve">Respondent</w:t>
+              </w:r>
+            </w:hyperlink>
+          </w:p>
+        </w:tc>
+        <w:tc>
+          <w:tcPr/>
+          <w:p>
+            <w:pPr>
+              <w:pStyle w:val="Compact"/>
+              <w:jc w:val="left"/>
+            </w:pPr>
+            <w:r>
+              <w:t xml:space="preserve">Wawancara riset B2B/B2C</w:t>
+            </w:r>
+          </w:p>
+        </w:tc>
+        <w:tc>
+          <w:tcPr/>
+          <w:p>
+            <w:pPr>
+              <w:pStyle w:val="Compact"/>
+              <w:jc w:val="left"/>
+            </w:pPr>
+            <w:r>
+              <w:rPr>
+                <w:bCs/>
+                <w:b/>
+              </w:rPr>
+              <w:t xml:space="preserve">Cek saat daftar</w:t>
+            </w:r>
+          </w:p>
+        </w:tc>
+        <w:tc>
+          <w:tcPr/>
+          <w:p>
+            <w:pPr>
+              <w:pStyle w:val="Compact"/>
+              <w:jc w:val="left"/>
+            </w:pPr>
+            <w:r>
+              <w:t xml:space="preserve">Cek di situs</w:t>
+            </w:r>
+          </w:p>
+        </w:tc>
+      </w:tr>
+      <w:tr>
+        <w:tc>
+          <w:tcPr/>
+          <w:p>
+            <w:pPr>
+              <w:pStyle w:val="Compact"/>
+              <w:jc w:val="left"/>
+            </w:pPr>
+            <w:r>
+              <w:t xml:space="preserve">35</w:t>
+            </w:r>
+          </w:p>
+        </w:tc>
+        <w:tc>
+          <w:tcPr/>
+          <w:p>
+            <w:pPr>
+              <w:pStyle w:val="Compact"/>
+              <w:jc w:val="left"/>
+            </w:pPr>
+            <w:hyperlink r:id="rId217">
+              <w:r>
+                <w:rPr>
+                  <w:rStyle w:val="Hyperlink"/>
+                </w:rPr>
+                <w:t xml:space="preserve">User Interviews</w:t>
+              </w:r>
+            </w:hyperlink>
+          </w:p>
+        </w:tc>
+        <w:tc>
+          <w:tcPr/>
+          <w:p>
+            <w:pPr>
+              <w:pStyle w:val="Compact"/>
+              <w:jc w:val="left"/>
+            </w:pPr>
+            <w:r>
+              <w:t xml:space="preserve">Wawancara &amp; tes UX</w:t>
+            </w:r>
+          </w:p>
+        </w:tc>
+        <w:tc>
+          <w:tcPr/>
+          <w:p>
+            <w:pPr>
+              <w:pStyle w:val="Compact"/>
+              <w:jc w:val="left"/>
+            </w:pPr>
+            <w:r>
+              <w:rPr>
+                <w:bCs/>
+                <w:b/>
+              </w:rPr>
+              <w:t xml:space="preserve">Belum menerima</w:t>
+            </w:r>
+          </w:p>
+        </w:tc>
+        <w:tc>
+          <w:tcPr/>
+          <w:p>
+            <w:pPr>
+              <w:pStyle w:val="Compact"/>
+              <w:jc w:val="left"/>
+            </w:pPr>
+            <w:r>
+              <w:t xml:space="preserve">—</w:t>
+            </w:r>
+          </w:p>
+        </w:tc>
+      </w:tr>
+      <w:tr>
+        <w:tc>
+          <w:tcPr/>
+          <w:p>
+            <w:pPr>
+              <w:pStyle w:val="Compact"/>
+              <w:jc w:val="left"/>
+            </w:pPr>
+            <w:r>
+              <w:t xml:space="preserve">36</w:t>
+            </w:r>
+          </w:p>
+        </w:tc>
+        <w:tc>
+          <w:tcPr/>
+          <w:p>
+            <w:pPr>
+              <w:pStyle w:val="Compact"/>
+              <w:jc w:val="left"/>
+            </w:pPr>
+            <w:hyperlink r:id="rId218">
+              <w:r>
+                <w:rPr>
+                  <w:rStyle w:val="Hyperlink"/>
+                </w:rPr>
+                <w:t xml:space="preserve">Rev</w:t>
+              </w:r>
+            </w:hyperlink>
+          </w:p>
+        </w:tc>
+        <w:tc>
+          <w:tcPr/>
+          <w:p>
+            <w:pPr>
+              <w:pStyle w:val="Compact"/>
+              <w:jc w:val="left"/>
+            </w:pPr>
+            <w:r>
+              <w:t xml:space="preserve">Transkripsi, caption</w:t>
+            </w:r>
+          </w:p>
+        </w:tc>
+        <w:tc>
+          <w:tcPr/>
+          <w:p>
+            <w:pPr>
+              <w:pStyle w:val="Compact"/>
+              <w:jc w:val="left"/>
+            </w:pPr>
+            <w:r>
+              <w:rPr>
+                <w:bCs/>
+                <w:b/>
+              </w:rPr>
+              <w:t xml:space="preserve">Belum menerima</w:t>
+            </w:r>
+          </w:p>
+        </w:tc>
+        <w:tc>
+          <w:tcPr/>
+          <w:p>
+            <w:pPr>
+              <w:pStyle w:val="Compact"/>
+              <w:jc w:val="left"/>
+            </w:pPr>
+            <w:r>
+              <w:t xml:space="preserve">—</w:t>
+            </w:r>
+          </w:p>
+        </w:tc>
+      </w:tr>
+      <w:tr>
+        <w:tc>
+          <w:tcPr/>
+          <w:p>
+            <w:pPr>
+              <w:pStyle w:val="Compact"/>
+              <w:jc w:val="left"/>
+            </w:pPr>
+            <w:r>
+              <w:t xml:space="preserve">37</w:t>
+            </w:r>
+          </w:p>
+        </w:tc>
+        <w:tc>
+          <w:tcPr/>
+          <w:p>
+            <w:pPr>
+              <w:pStyle w:val="Compact"/>
+              <w:jc w:val="left"/>
+            </w:pPr>
+            <w:hyperlink r:id="rId71">
+              <w:r>
+                <w:rPr>
+                  <w:rStyle w:val="Hyperlink"/>
+                </w:rPr>
+                <w:t xml:space="preserve">GoTranscript</w:t>
+              </w:r>
+            </w:hyperlink>
+          </w:p>
+        </w:tc>
+        <w:tc>
+          <w:tcPr/>
+          <w:p>
+            <w:pPr>
+              <w:pStyle w:val="Compact"/>
+              <w:jc w:val="left"/>
+            </w:pPr>
+            <w:r>
+              <w:t xml:space="preserve">Transkripsi Bahasa Indonesia/Jawa, terjemahan</w:t>
+            </w:r>
+          </w:p>
+        </w:tc>
+        <w:tc>
+          <w:tcPr/>
+          <w:p>
+            <w:pPr>
+              <w:pStyle w:val="Compact"/>
+              <w:jc w:val="left"/>
+            </w:pPr>
+            <w:r>
+              <w:rPr>
+                <w:bCs/>
+                <w:b/>
+              </w:rPr>
+              <w:t xml:space="preserve">Ya</w:t>
+            </w:r>
+          </w:p>
+        </w:tc>
+        <w:tc>
+          <w:tcPr/>
+          <w:p>
+            <w:pPr>
+              <w:pStyle w:val="Compact"/>
+              <w:jc w:val="left"/>
+            </w:pPr>
+            <w:r>
+              <w:t xml:space="preserve">Cek di situs</w:t>
+            </w:r>
+          </w:p>
+        </w:tc>
+      </w:tr>
+      <w:tr>
+        <w:tc>
+          <w:tcPr/>
+          <w:p>
+            <w:pPr>
+              <w:pStyle w:val="Compact"/>
+              <w:jc w:val="left"/>
+            </w:pPr>
+            <w:r>
+              <w:t xml:space="preserve">38</w:t>
+            </w:r>
+          </w:p>
+        </w:tc>
+        <w:tc>
+          <w:tcPr/>
+          <w:p>
+            <w:pPr>
+              <w:pStyle w:val="Compact"/>
+              <w:jc w:val="left"/>
+            </w:pPr>
+            <w:hyperlink r:id="rId219">
+              <w:r>
+                <w:rPr>
+                  <w:rStyle w:val="Hyperlink"/>
+                </w:rPr>
+                <w:t xml:space="preserve">TranscribeMe</w:t>
+              </w:r>
+            </w:hyperlink>
+          </w:p>
+        </w:tc>
+        <w:tc>
+          <w:tcPr/>
+          <w:p>
+            <w:pPr>
+              <w:pStyle w:val="Compact"/>
+              <w:jc w:val="left"/>
+            </w:pPr>
+            <w:r>
+              <w:t xml:space="preserve">Transkripsi</w:t>
+            </w:r>
+          </w:p>
+        </w:tc>
+        <w:tc>
+          <w:tcPr/>
+          <w:p>
+            <w:pPr>
+              <w:pStyle w:val="Compact"/>
+              <w:jc w:val="left"/>
+            </w:pPr>
+            <w:r>
+              <w:rPr>
+                <w:bCs/>
+                <w:b/>
+              </w:rPr>
+              <w:t xml:space="preserve">Cek saat daftar</w:t>
+            </w:r>
+          </w:p>
+        </w:tc>
+        <w:tc>
+          <w:tcPr/>
+          <w:p>
+            <w:pPr>
+              <w:pStyle w:val="Compact"/>
+              <w:jc w:val="left"/>
+            </w:pPr>
+            <w:r>
+              <w:t xml:space="preserve">Cek di situs</w:t>
+            </w:r>
+          </w:p>
+        </w:tc>
+      </w:tr>
+      <w:tr>
+        <w:tc>
+          <w:tcPr/>
+          <w:p>
+            <w:pPr>
+              <w:pStyle w:val="Compact"/>
+              <w:jc w:val="left"/>
+            </w:pPr>
+            <w:r>
+              <w:t xml:space="preserve">39</w:t>
+            </w:r>
+          </w:p>
+        </w:tc>
+        <w:tc>
+          <w:tcPr/>
+          <w:p>
+            <w:pPr>
+              <w:pStyle w:val="Compact"/>
+              <w:jc w:val="left"/>
+            </w:pPr>
+            <w:hyperlink r:id="rId220">
+              <w:r>
+                <w:rPr>
+                  <w:rStyle w:val="Hyperlink"/>
+                </w:rPr>
+                <w:t xml:space="preserve">OnlineJobs.ph</w:t>
+              </w:r>
+            </w:hyperlink>
+          </w:p>
+        </w:tc>
+        <w:tc>
+          <w:tcPr/>
+          <w:p>
+            <w:pPr>
+              <w:pStyle w:val="Compact"/>
+              <w:jc w:val="left"/>
+            </w:pPr>
+            <w:r>
+              <w:t xml:space="preserve">Virtual assistant</w:t>
+            </w:r>
+          </w:p>
+        </w:tc>
+        <w:tc>
+          <w:tcPr/>
+          <w:p>
+            <w:pPr>
+              <w:pStyle w:val="Compact"/>
+              <w:jc w:val="left"/>
+            </w:pPr>
+            <w:r>
+              <w:rPr>
+                <w:bCs/>
+                <w:b/>
+              </w:rPr>
+              <w:t xml:space="preserve">Belum menerima</w:t>
+            </w:r>
+          </w:p>
+        </w:tc>
+        <w:tc>
+          <w:tcPr/>
+          <w:p>
+            <w:pPr>
+              <w:pStyle w:val="Compact"/>
+              <w:jc w:val="left"/>
+            </w:pPr>
+            <w:r>
+              <w:t xml:space="preserve">—</w:t>
+            </w:r>
+          </w:p>
+        </w:tc>
+      </w:tr>
+    </w:tbl>
+    <w:bookmarkEnd w:id="221"/>
+    <w:bookmarkEnd w:id="222"/>
+    <w:bookmarkStart w:id="223" w:name="penutup"/>
+    <w:p>
+      <w:pPr>
+        <w:pStyle w:val="Heading1"/>
+      </w:pPr>
+      <w:r>
+        <w:t xml:space="preserve">Langkah Berikutnya</w:t>
+      </w:r>
+    </w:p>
+    <w:p>
+      <w:pPr>
+        <w:pStyle w:val="FirstParagraph"/>
+      </w:pPr>
+      <w:r>
+        <w:t xml:space="preserve">Anda sudah punya peta peluang, cara lolos seleksi, workflow lamaran dengan AI, bank latihan wawancara, template networking, dan rencana aksi. Yang tersisa adalah mulai, lalu konsisten.</w:t>
+      </w:r>
+    </w:p>
+    <w:p>
+      <w:pPr>
+        <w:pStyle w:val="BodyText"/>
+      </w:pPr>
+      <w:r>
+        <w:rPr>
+          <w:bCs/>
+          <w:b/>
+        </w:rPr>
+        <w:t xml:space="preserve">Lakukan hari ini (60 menit):</w:t>
+      </w:r>
+    </w:p>
+    <w:p>
+      <w:pPr>
+        <w:numPr>
+          <w:ilvl w:val="0"/>
+          <w:numId w:val="1041"/>
+        </w:numPr>
+        <w:pStyle w:val="Compact"/>
+      </w:pPr>
+      <w:r>
+        <w:t xml:space="preserve">Pilih 1–2 jalur di matriks kecocokan karier (Bab 1).</w:t>
+      </w:r>
+    </w:p>
+    <w:p>
+      <w:pPr>
+        <w:numPr>
+          <w:ilvl w:val="0"/>
+          <w:numId w:val="1041"/>
+        </w:numPr>
+        <w:pStyle w:val="Compact"/>
+      </w:pPr>
+      <w:r>
+        <w:t xml:space="preserve">Tulis daftar 10 lowongan atau platform target di Action Workbook.</w:t>
+      </w:r>
+    </w:p>
+    <w:p>
+      <w:pPr>
+        <w:numPr>
+          <w:ilvl w:val="0"/>
+          <w:numId w:val="1041"/>
+        </w:numPr>
+        <w:pStyle w:val="Compact"/>
+      </w:pPr>
+      <w:r>
+        <w:t xml:space="preserve">Pasang asisten lamaran AI (prompt W1) dengan master CV Anda.</w:t>
+      </w:r>
+    </w:p>
+    <w:p>
+      <w:pPr>
+        <w:pStyle w:val="FirstParagraph"/>
+      </w:pPr>
+      <w:r>
+        <w:rPr>
+          <w:bCs/>
+          <w:b/>
+        </w:rPr>
+        <w:t xml:space="preserve">Database peluang remote — nextoveracademy.id</w:t>
+      </w:r>
+    </w:p>
+    <w:p>
+      <w:pPr>
+        <w:pStyle w:val="BodyText"/>
+      </w:pPr>
+      <w:r>
+        <w:t xml:space="preserve">Next Offer Academy sedang menyiapkan database peluang di website. Database ini akan berisi detail setiap platform dari direktori di panduan ini (proses seleksi, cara pembayaran, tips melamar), dan akan diperbarui secara berkala dengan platform dan lowongan terbaru.</w:t>
+      </w:r>
+    </w:p>
+    <w:p>
+      <w:pPr>
+        <w:pStyle w:val="BodyText"/>
+      </w:pPr>
+      <w:r>
+        <w:t xml:space="preserve">Kunjungi</w:t>
+      </w:r>
+      <w:r>
+        <w:t xml:space="preserve"> </w:t>
+      </w:r>
+      <w:hyperlink r:id="rId82">
+        <w:r>
+          <w:rPr>
+            <w:rStyle w:val="Hyperlink"/>
+            <w:bCs/>
+            <w:b/>
+          </w:rPr>
+          <w:t xml:space="preserve">nextoveracademy.id</w:t>
+        </w:r>
+      </w:hyperlink>
+      <w:r>
         <w:t xml:space="preserve"> </w:t>
       </w:r>
       <w:r>
@@ -15959,7 +23721,7 @@
         <w:t xml:space="preserve">Remote Work Playbook 2026 diterbitkan oleh Next Offer Academy. Informasi platform, tarif, dan persyaratan berlaku per Oktober 2026 dan dapat berubah sewaktu-waktu. Selalu cek halaman resmi setiap platform sebelum mendaftar. Panduan ini bukan nasihat hukum, pajak, atau keuangan. Nama platform dan merek yang disebutkan adalah milik pemiliknya masing-masing. Panduan ini tidak berafiliasi dengan platform mana pun.</w:t>
       </w:r>
     </w:p>
-    <w:bookmarkEnd w:id="165"/>
+    <w:bookmarkEnd w:id="223"/>
     <w:sectPr/>
   </w:body>
 </w:document>
@@ -16672,6 +24434,9 @@
     <w:abstractNumId w:val="991"/>
   </w:num>
   <w:num w:numId="1040">
+    <w:abstractNumId w:val="991"/>
+  </w:num>
+  <w:num w:numId="1041">
     <w:abstractNumId w:val="99411"/>
     <w:lvlOverride w:ilvl="0">
       <w:startOverride w:val="1"/>
